--- a/Loja de doces história do cliente.docx
+++ b/Loja de doces história do cliente.docx
@@ -69,24 +69,404 @@
         <w:t>).</w:t>
       </w:r>
       <w:r>
-        <w:t xml:space="preserve"> Caso a com</w:t>
+        <w:t xml:space="preserve"> Caso a compra seja no crédito, deverá aparecer a opção de escolher quantas parcelas será a compra, limitando até 5x.</w:t>
+      </w:r>
+    </w:p>
+    <w:p>
+      <w:pPr>
+        <w:jc w:val="both"/>
+      </w:pPr>
+      <w:r>
+        <w:t>Ao final da compra, o cliente deverá ter a opção de imprimir a nota fiscal</w:t>
+      </w:r>
+      <w:r>
+        <w:t xml:space="preserve"> e comprar sacola.</w:t>
+      </w:r>
+    </w:p>
+    <w:p>
+      <w:pPr>
+        <w:jc w:val="both"/>
+      </w:pPr>
+    </w:p>
+    <w:p>
+      <w:pPr>
+        <w:jc w:val="both"/>
+      </w:pPr>
+      <w:proofErr w:type="spellStart"/>
+      <w:r>
+        <w:t>Prompt</w:t>
+      </w:r>
+      <w:proofErr w:type="spellEnd"/>
+      <w:r>
+        <w:t xml:space="preserve"> usado para melhorar o texto: </w:t>
+      </w:r>
+    </w:p>
+    <w:p>
+      <w:pPr>
+        <w:jc w:val="both"/>
+      </w:pPr>
+      <w:r>
+        <w:t>S</w:t>
+      </w:r>
+      <w:r>
+        <w:t>omos do 2°ano m</w:t>
+      </w:r>
+      <w:r>
+        <w:t>é</w:t>
+      </w:r>
+      <w:r>
+        <w:t xml:space="preserve">dio e estamos escrevendo uma história do cliente sobre uma loja de doces. Pode melhorar a coesão e preencher com um pouco mais de detalhes o texto? </w:t>
       </w:r>
       <w:bookmarkStart w:id="0" w:name="_GoBack"/>
       <w:bookmarkEnd w:id="0"/>
-      <w:r>
-        <w:t>pra seja no crédito, deverá aparecer a opção de escolher quantas parcelas será a compra, limitando até 5x.</w:t>
-      </w:r>
     </w:p>
     <w:p>
       <w:pPr>
         <w:jc w:val="both"/>
       </w:pPr>
       <w:r>
-        <w:t>Ao final da compra, o cliente deverá ter a opção de imprimir a nota fiscal</w:t>
-      </w:r>
-      <w:r>
-        <w:t xml:space="preserve"> e comprar sacola.</w:t>
-      </w:r>
+        <w:t xml:space="preserve">Segue o texto abaixo: </w:t>
+      </w:r>
+    </w:p>
+    <w:p>
+      <w:pPr>
+        <w:jc w:val="both"/>
+      </w:pPr>
+      <w:r>
+        <w:t xml:space="preserve">Boa tarde, somos da loja “Doces Preferidos” e estamos tendo muitos problemas acerca do atendimento dos clientes. Esses estão reclamando sobre a eficiência na hora do pagamento. Requisitamos um sistema de autoatendimento para implementarmos em máquinas na nossa loja física, acreditamos que isso impulsionará as nossas vendas e deixará os clientes mais satisfeitos pela velocidade e facilidade pelo autoatendimento. Sobre o funcionamento do sistema, ele precisa conseguir ler o código de barras dos produtos e adicionar o valor na compra do cliente. Além de funcionar o nosso esquema de desconto, onde ao comprar 5 bombons do mesmo tipo ele cobra 10% à menos. Nesse sistema é preciso ter registro do cliente, onde ele, ao acessar o autoatendimento, possa informar seu CPF e forma de pagamento (dinheiro, débito/crédito ou </w:t>
+      </w:r>
+      <w:proofErr w:type="spellStart"/>
+      <w:r>
+        <w:t>pix</w:t>
+      </w:r>
+      <w:proofErr w:type="spellEnd"/>
+      <w:r>
+        <w:t>). Caso a compra seja no crédito, deverá aparecer a opção de escolher quantas parcelas será a compra, limitando até 5x. Ao final da compra, o cliente deverá ter a opção de imprimir a nota fiscal e comprar sacola.</w:t>
+      </w:r>
+    </w:p>
+    <w:p>
+      <w:pPr>
+        <w:jc w:val="both"/>
+      </w:pPr>
+      <w:r>
+        <w:t>Texto melhorado por IA:</w:t>
+      </w:r>
+    </w:p>
+    <w:p>
+      <w:pPr>
+        <w:pStyle w:val="NormalWeb"/>
+        <w:rPr>
+          <w:rFonts w:asciiTheme="minorHAnsi" w:hAnsiTheme="minorHAnsi" w:cstheme="minorHAnsi"/>
+        </w:rPr>
+      </w:pPr>
+      <w:r>
+        <w:rPr>
+          <w:rFonts w:asciiTheme="minorHAnsi" w:hAnsiTheme="minorHAnsi" w:cstheme="minorHAnsi"/>
+        </w:rPr>
+        <w:t xml:space="preserve">Boa tarde, somos da loja </w:t>
+      </w:r>
+      <w:r>
+        <w:rPr>
+          <w:rStyle w:val="Forte"/>
+          <w:rFonts w:asciiTheme="minorHAnsi" w:hAnsiTheme="minorHAnsi" w:cstheme="minorHAnsi"/>
+        </w:rPr>
+        <w:t>Doces Preferidos</w:t>
+      </w:r>
+      <w:r>
+        <w:rPr>
+          <w:rFonts w:asciiTheme="minorHAnsi" w:hAnsiTheme="minorHAnsi" w:cstheme="minorHAnsi"/>
+        </w:rPr>
+        <w:t>, uma loja especializada na venda de bombons, chocolates e outros doces. Recentemente, temos enfrentado alguns problemas relacionados ao atendimento aos clientes, principalmente no momento do pagamento das compras. Muitos clientes têm reclamado da demora nas filas e da falta de agilidade no caixa, o que acaba prejudicando a experiência de compra dentro da nossa loja.</w:t>
+      </w:r>
+    </w:p>
+    <w:p>
+      <w:pPr>
+        <w:pStyle w:val="NormalWeb"/>
+        <w:rPr>
+          <w:rFonts w:asciiTheme="minorHAnsi" w:hAnsiTheme="minorHAnsi" w:cstheme="minorHAnsi"/>
+        </w:rPr>
+      </w:pPr>
+      <w:r>
+        <w:rPr>
+          <w:rFonts w:asciiTheme="minorHAnsi" w:hAnsiTheme="minorHAnsi" w:cstheme="minorHAnsi"/>
+        </w:rPr>
+        <w:t xml:space="preserve">Pensando em melhorar esse processo e oferecer um atendimento mais rápido e eficiente, gostaríamos de implementar um </w:t>
+      </w:r>
+      <w:r>
+        <w:rPr>
+          <w:rStyle w:val="Forte"/>
+          <w:rFonts w:asciiTheme="minorHAnsi" w:hAnsiTheme="minorHAnsi" w:cstheme="minorHAnsi"/>
+        </w:rPr>
+        <w:t>sistema de autoatendimento</w:t>
+      </w:r>
+      <w:r>
+        <w:rPr>
+          <w:rFonts w:asciiTheme="minorHAnsi" w:hAnsiTheme="minorHAnsi" w:cstheme="minorHAnsi"/>
+        </w:rPr>
+        <w:t xml:space="preserve"> em máquinas </w:t>
+      </w:r>
+      <w:r>
+        <w:rPr>
+          <w:rFonts w:asciiTheme="minorHAnsi" w:hAnsiTheme="minorHAnsi" w:cstheme="minorHAnsi"/>
+        </w:rPr>
+        <w:lastRenderedPageBreak/>
+        <w:t>instaladas na nossa loja física. Acreditamos que essa solução permitirá que os próprios clientes registrem suas compras de forma prática e rápida, diminuindo o tempo de espera e aumentando a satisfação dos consumidores. Além disso, esperamos que essa inovação contribua para impulsionar nossas vendas e modernizar o funcionamento da loja.</w:t>
+      </w:r>
+    </w:p>
+    <w:p>
+      <w:pPr>
+        <w:pStyle w:val="NormalWeb"/>
+        <w:rPr>
+          <w:rFonts w:asciiTheme="minorHAnsi" w:hAnsiTheme="minorHAnsi" w:cstheme="minorHAnsi"/>
+        </w:rPr>
+      </w:pPr>
+      <w:r>
+        <w:rPr>
+          <w:rFonts w:asciiTheme="minorHAnsi" w:hAnsiTheme="minorHAnsi" w:cstheme="minorHAnsi"/>
+        </w:rPr>
+        <w:t xml:space="preserve">Em relação ao funcionamento do sistema, ele deverá ser capaz de </w:t>
+      </w:r>
+      <w:r>
+        <w:rPr>
+          <w:rStyle w:val="Forte"/>
+          <w:rFonts w:asciiTheme="minorHAnsi" w:hAnsiTheme="minorHAnsi" w:cstheme="minorHAnsi"/>
+        </w:rPr>
+        <w:t>ler o código de barras dos produtos</w:t>
+      </w:r>
+      <w:r>
+        <w:rPr>
+          <w:rFonts w:asciiTheme="minorHAnsi" w:hAnsiTheme="minorHAnsi" w:cstheme="minorHAnsi"/>
+        </w:rPr>
+        <w:t xml:space="preserve">, identificar cada item e </w:t>
+      </w:r>
+      <w:r>
+        <w:rPr>
+          <w:rStyle w:val="Forte"/>
+          <w:rFonts w:asciiTheme="minorHAnsi" w:hAnsiTheme="minorHAnsi" w:cstheme="minorHAnsi"/>
+        </w:rPr>
+        <w:t>somar automaticamente o valor total da compra do cliente</w:t>
+      </w:r>
+      <w:r>
+        <w:rPr>
+          <w:rFonts w:asciiTheme="minorHAnsi" w:hAnsiTheme="minorHAnsi" w:cstheme="minorHAnsi"/>
+        </w:rPr>
+        <w:t xml:space="preserve">. Também será necessário que o sistema reconheça e aplique automaticamente o nosso </w:t>
+      </w:r>
+      <w:r>
+        <w:rPr>
+          <w:rStyle w:val="Forte"/>
+          <w:rFonts w:asciiTheme="minorHAnsi" w:hAnsiTheme="minorHAnsi" w:cstheme="minorHAnsi"/>
+        </w:rPr>
+        <w:t>esquema de descontos</w:t>
+      </w:r>
+      <w:r>
+        <w:rPr>
+          <w:rFonts w:asciiTheme="minorHAnsi" w:hAnsiTheme="minorHAnsi" w:cstheme="minorHAnsi"/>
+        </w:rPr>
+        <w:t xml:space="preserve">, no qual, ao comprar </w:t>
+      </w:r>
+      <w:r>
+        <w:rPr>
+          <w:rStyle w:val="Forte"/>
+          <w:rFonts w:asciiTheme="minorHAnsi" w:hAnsiTheme="minorHAnsi" w:cstheme="minorHAnsi"/>
+        </w:rPr>
+        <w:t>5 bombons do mesmo tipo</w:t>
+      </w:r>
+      <w:r>
+        <w:rPr>
+          <w:rFonts w:asciiTheme="minorHAnsi" w:hAnsiTheme="minorHAnsi" w:cstheme="minorHAnsi"/>
+        </w:rPr>
+        <w:t xml:space="preserve">, o cliente recebe </w:t>
+      </w:r>
+      <w:r>
+        <w:rPr>
+          <w:rStyle w:val="Forte"/>
+          <w:rFonts w:asciiTheme="minorHAnsi" w:hAnsiTheme="minorHAnsi" w:cstheme="minorHAnsi"/>
+        </w:rPr>
+        <w:t>10% de desconto</w:t>
+      </w:r>
+      <w:r>
+        <w:rPr>
+          <w:rFonts w:asciiTheme="minorHAnsi" w:hAnsiTheme="minorHAnsi" w:cstheme="minorHAnsi"/>
+        </w:rPr>
+        <w:t xml:space="preserve"> sobre o valor desses produtos.</w:t>
+      </w:r>
+    </w:p>
+    <w:p>
+      <w:pPr>
+        <w:pStyle w:val="NormalWeb"/>
+        <w:rPr>
+          <w:rFonts w:asciiTheme="minorHAnsi" w:hAnsiTheme="minorHAnsi" w:cstheme="minorHAnsi"/>
+        </w:rPr>
+      </w:pPr>
+      <w:r>
+        <w:rPr>
+          <w:rFonts w:asciiTheme="minorHAnsi" w:hAnsiTheme="minorHAnsi" w:cstheme="minorHAnsi"/>
+        </w:rPr>
+        <w:t xml:space="preserve">Outra funcionalidade importante é o </w:t>
+      </w:r>
+      <w:r>
+        <w:rPr>
+          <w:rStyle w:val="Forte"/>
+          <w:rFonts w:asciiTheme="minorHAnsi" w:hAnsiTheme="minorHAnsi" w:cstheme="minorHAnsi"/>
+        </w:rPr>
+        <w:t>registro do cliente</w:t>
+      </w:r>
+      <w:r>
+        <w:rPr>
+          <w:rFonts w:asciiTheme="minorHAnsi" w:hAnsiTheme="minorHAnsi" w:cstheme="minorHAnsi"/>
+        </w:rPr>
+        <w:t xml:space="preserve">. Ao iniciar o autoatendimento, o cliente poderá informar seu </w:t>
+      </w:r>
+      <w:r>
+        <w:rPr>
+          <w:rStyle w:val="Forte"/>
+          <w:rFonts w:asciiTheme="minorHAnsi" w:hAnsiTheme="minorHAnsi" w:cstheme="minorHAnsi"/>
+        </w:rPr>
+        <w:t>CPF</w:t>
+      </w:r>
+      <w:r>
+        <w:rPr>
+          <w:rFonts w:asciiTheme="minorHAnsi" w:hAnsiTheme="minorHAnsi" w:cstheme="minorHAnsi"/>
+        </w:rPr>
+        <w:t xml:space="preserve">, permitindo a identificação no sistema. Em seguida, ele deverá escolher a </w:t>
+      </w:r>
+      <w:r>
+        <w:rPr>
+          <w:rStyle w:val="Forte"/>
+          <w:rFonts w:asciiTheme="minorHAnsi" w:hAnsiTheme="minorHAnsi" w:cstheme="minorHAnsi"/>
+        </w:rPr>
+        <w:t>forma de pagamento</w:t>
+      </w:r>
+      <w:r>
+        <w:rPr>
+          <w:rFonts w:asciiTheme="minorHAnsi" w:hAnsiTheme="minorHAnsi" w:cstheme="minorHAnsi"/>
+        </w:rPr>
+        <w:t xml:space="preserve">, podendo optar por </w:t>
+      </w:r>
+      <w:r>
+        <w:rPr>
+          <w:rStyle w:val="Forte"/>
+          <w:rFonts w:asciiTheme="minorHAnsi" w:hAnsiTheme="minorHAnsi" w:cstheme="minorHAnsi"/>
+        </w:rPr>
+        <w:t xml:space="preserve">dinheiro, cartão de débito, cartão de crédito ou </w:t>
+      </w:r>
+      <w:proofErr w:type="spellStart"/>
+      <w:r>
+        <w:rPr>
+          <w:rStyle w:val="Forte"/>
+          <w:rFonts w:asciiTheme="minorHAnsi" w:hAnsiTheme="minorHAnsi" w:cstheme="minorHAnsi"/>
+        </w:rPr>
+        <w:t>Pix</w:t>
+      </w:r>
+      <w:proofErr w:type="spellEnd"/>
+      <w:r>
+        <w:rPr>
+          <w:rFonts w:asciiTheme="minorHAnsi" w:hAnsiTheme="minorHAnsi" w:cstheme="minorHAnsi"/>
+        </w:rPr>
+        <w:t xml:space="preserve">. Caso a forma de pagamento escolhida seja </w:t>
+      </w:r>
+      <w:r>
+        <w:rPr>
+          <w:rStyle w:val="Forte"/>
+          <w:rFonts w:asciiTheme="minorHAnsi" w:hAnsiTheme="minorHAnsi" w:cstheme="minorHAnsi"/>
+        </w:rPr>
+        <w:t>cartão de crédito</w:t>
+      </w:r>
+      <w:r>
+        <w:rPr>
+          <w:rFonts w:asciiTheme="minorHAnsi" w:hAnsiTheme="minorHAnsi" w:cstheme="minorHAnsi"/>
+        </w:rPr>
+        <w:t xml:space="preserve">, o sistema deverá apresentar a opção de </w:t>
+      </w:r>
+      <w:r>
+        <w:rPr>
+          <w:rStyle w:val="Forte"/>
+          <w:rFonts w:asciiTheme="minorHAnsi" w:hAnsiTheme="minorHAnsi" w:cstheme="minorHAnsi"/>
+        </w:rPr>
+        <w:t>parcelamento da compra</w:t>
+      </w:r>
+      <w:r>
+        <w:rPr>
+          <w:rFonts w:asciiTheme="minorHAnsi" w:hAnsiTheme="minorHAnsi" w:cstheme="minorHAnsi"/>
+        </w:rPr>
+        <w:t xml:space="preserve">, permitindo dividir o valor em até </w:t>
+      </w:r>
+      <w:r>
+        <w:rPr>
+          <w:rStyle w:val="Forte"/>
+          <w:rFonts w:asciiTheme="minorHAnsi" w:hAnsiTheme="minorHAnsi" w:cstheme="minorHAnsi"/>
+        </w:rPr>
+        <w:t>5 parcelas</w:t>
+      </w:r>
+      <w:r>
+        <w:rPr>
+          <w:rFonts w:asciiTheme="minorHAnsi" w:hAnsiTheme="minorHAnsi" w:cstheme="minorHAnsi"/>
+        </w:rPr>
+        <w:t>.</w:t>
+      </w:r>
+    </w:p>
+    <w:p>
+      <w:pPr>
+        <w:pStyle w:val="NormalWeb"/>
+        <w:rPr>
+          <w:rFonts w:asciiTheme="minorHAnsi" w:hAnsiTheme="minorHAnsi" w:cstheme="minorHAnsi"/>
+        </w:rPr>
+      </w:pPr>
+      <w:r>
+        <w:rPr>
+          <w:rFonts w:asciiTheme="minorHAnsi" w:hAnsiTheme="minorHAnsi" w:cstheme="minorHAnsi"/>
+        </w:rPr>
+        <w:t xml:space="preserve">Por fim, após a conclusão da compra e confirmação do pagamento, o sistema deverá oferecer ao cliente a opção de </w:t>
+      </w:r>
+      <w:r>
+        <w:rPr>
+          <w:rStyle w:val="Forte"/>
+          <w:rFonts w:asciiTheme="minorHAnsi" w:hAnsiTheme="minorHAnsi" w:cstheme="minorHAnsi"/>
+        </w:rPr>
+        <w:t>imprimir a nota fiscal</w:t>
+      </w:r>
+      <w:r>
+        <w:rPr>
+          <w:rFonts w:asciiTheme="minorHAnsi" w:hAnsiTheme="minorHAnsi" w:cstheme="minorHAnsi"/>
+        </w:rPr>
+        <w:t xml:space="preserve">. Além disso, também deverá aparecer a opção de </w:t>
+      </w:r>
+      <w:r>
+        <w:rPr>
+          <w:rStyle w:val="Forte"/>
+          <w:rFonts w:asciiTheme="minorHAnsi" w:hAnsiTheme="minorHAnsi" w:cstheme="minorHAnsi"/>
+        </w:rPr>
+        <w:t>adicionar a compra de uma sacola</w:t>
+      </w:r>
+      <w:r>
+        <w:rPr>
+          <w:rFonts w:asciiTheme="minorHAnsi" w:hAnsiTheme="minorHAnsi" w:cstheme="minorHAnsi"/>
+        </w:rPr>
+        <w:t>, caso o cliente precise transportar os produtos com mais facilidade.</w:t>
+      </w:r>
+    </w:p>
+    <w:p>
+      <w:pPr>
+        <w:pStyle w:val="NormalWeb"/>
+        <w:rPr>
+          <w:rFonts w:asciiTheme="minorHAnsi" w:hAnsiTheme="minorHAnsi" w:cstheme="minorHAnsi"/>
+        </w:rPr>
+      </w:pPr>
+      <w:r>
+        <w:rPr>
+          <w:rFonts w:asciiTheme="minorHAnsi" w:hAnsiTheme="minorHAnsi" w:cstheme="minorHAnsi"/>
+        </w:rPr>
+        <w:t>Com a implementação desse sistema de autoatendimento, esperamos melhorar significativamente a experiência dos nossos clientes, tornando o processo de compra mais rápido, prático e eficiente dentro da loja Doces Preferidos.</w:t>
+      </w:r>
+    </w:p>
+    <w:p>
+      <w:pPr>
+        <w:jc w:val="both"/>
+        <w:rPr>
+          <w:rFonts w:cstheme="minorHAnsi"/>
+        </w:rPr>
+      </w:pPr>
     </w:p>
     <w:sectPr>
       <w:pgSz w:w="11906" w:h="16838"/>
@@ -523,6 +903,34 @@
     <w:semiHidden/>
     <w:unhideWhenUsed/>
   </w:style>
+  <w:style w:type="paragraph" w:styleId="NormalWeb">
+    <w:name w:val="Normal (Web)"/>
+    <w:basedOn w:val="Normal"/>
+    <w:uiPriority w:val="99"/>
+    <w:semiHidden/>
+    <w:unhideWhenUsed/>
+    <w:rsid w:val="003E71EC"/>
+    <w:pPr>
+      <w:spacing w:before="100" w:beforeAutospacing="1" w:after="100" w:afterAutospacing="1" w:line="240" w:lineRule="auto"/>
+    </w:pPr>
+    <w:rPr>
+      <w:rFonts w:ascii="Times New Roman" w:eastAsia="Times New Roman" w:hAnsi="Times New Roman" w:cs="Times New Roman"/>
+      <w:sz w:val="24"/>
+      <w:szCs w:val="24"/>
+      <w:lang w:eastAsia="pt-BR"/>
+    </w:rPr>
+  </w:style>
+  <w:style w:type="character" w:styleId="Forte">
+    <w:name w:val="Strong"/>
+    <w:basedOn w:val="Fontepargpadro"/>
+    <w:uiPriority w:val="22"/>
+    <w:qFormat/>
+    <w:rsid w:val="003E71EC"/>
+    <w:rPr>
+      <w:b/>
+      <w:bCs/>
+    </w:rPr>
+  </w:style>
 </w:styles>
 </file>
 

--- a/Loja de doces história do cliente.docx
+++ b/Loja de doces história do cliente.docx
@@ -4,17 +4,132 @@
   <w:body>
     <w:p>
       <w:pPr>
-        <w:jc w:val="both"/>
+        <w:jc w:val="center"/>
       </w:pPr>
       <w:r>
-        <w:t>Loja de doces</w:t>
+        <w:t>ETEC PROFESSOR CAMARGO ARANHA</w:t>
       </w:r>
     </w:p>
     <w:p>
       <w:pPr>
-        <w:jc w:val="both"/>
+        <w:jc w:val="center"/>
       </w:pPr>
       <w:r>
+        <w:t>DESENVOLVIMENTO DE SISTEMAS</w:t>
+      </w:r>
+    </w:p>
+    <w:p/>
+    <w:p/>
+    <w:p>
+      <w:pPr>
+        <w:rPr>
+          <w:sz w:val="24"/>
+          <w:szCs w:val="24"/>
+        </w:rPr>
+      </w:pPr>
+    </w:p>
+    <w:p>
+      <w:pPr>
+        <w:jc w:val="center"/>
+        <w:rPr>
+          <w:sz w:val="24"/>
+          <w:szCs w:val="24"/>
+        </w:rPr>
+      </w:pPr>
+      <w:r>
+        <w:rPr>
+          <w:sz w:val="24"/>
+          <w:szCs w:val="24"/>
+        </w:rPr>
+        <w:t>DANILO H., LEONARDO F.</w:t>
+      </w:r>
+    </w:p>
+    <w:p/>
+    <w:p>
+      <w:pPr>
+        <w:jc w:val="center"/>
+      </w:pPr>
+    </w:p>
+    <w:p/>
+    <w:p/>
+    <w:p/>
+    <w:p/>
+    <w:p/>
+    <w:p/>
+    <w:p>
+      <w:pPr>
+        <w:jc w:val="center"/>
+        <w:rPr>
+          <w:b/>
+          <w:sz w:val="28"/>
+          <w:szCs w:val="28"/>
+        </w:rPr>
+      </w:pPr>
+      <w:r>
+        <w:rPr>
+          <w:b/>
+          <w:sz w:val="28"/>
+          <w:szCs w:val="28"/>
+        </w:rPr>
+        <w:t>LOJA DE DOCES</w:t>
+      </w:r>
+    </w:p>
+    <w:p/>
+    <w:p/>
+    <w:p/>
+    <w:p/>
+    <w:p/>
+    <w:p/>
+    <w:p/>
+    <w:p/>
+    <w:p>
+      <w:pPr>
+        <w:ind w:firstLine="0"/>
+      </w:pPr>
+    </w:p>
+    <w:p>
+      <w:pPr>
+        <w:jc w:val="center"/>
+        <w:rPr>
+          <w:sz w:val="24"/>
+          <w:szCs w:val="24"/>
+        </w:rPr>
+      </w:pPr>
+      <w:r>
+        <w:rPr>
+          <w:sz w:val="24"/>
+          <w:szCs w:val="24"/>
+        </w:rPr>
+        <w:t>SÃO PAULO</w:t>
+      </w:r>
+    </w:p>
+    <w:p>
+      <w:pPr>
+        <w:jc w:val="center"/>
+        <w:rPr>
+          <w:sz w:val="24"/>
+          <w:szCs w:val="24"/>
+        </w:rPr>
+      </w:pPr>
+      <w:r>
+        <w:rPr>
+          <w:sz w:val="24"/>
+          <w:szCs w:val="24"/>
+        </w:rPr>
+        <w:t>2026</w:t>
+      </w:r>
+    </w:p>
+    <w:p>
+      <w:pPr>
+        <w:pStyle w:val="Ttulo1"/>
+      </w:pPr>
+      <w:r>
+        <w:lastRenderedPageBreak/>
+        <w:t>História do Cliente</w:t>
+      </w:r>
+    </w:p>
+    <w:p>
+      <w:r>
         <w:t>Boa tarde, somos da loja “Doces Preferidos” e</w:t>
       </w:r>
       <w:r>
@@ -40,434 +155,286 @@
       </w:r>
     </w:p>
     <w:p>
+      <w:r>
+        <w:t>Sobre o funcionamento do sistema, ele precisa conseguir ler o código de barras dos produtos e adicionar o valor na compra do cliente.</w:t>
+      </w:r>
+      <w:r>
+        <w:t xml:space="preserve"> Além de funcionar o nosso esquema de desconto, onde ao comprar 5 bombons do mesmo tipo ele cobra 10% à menos.</w:t>
+      </w:r>
+    </w:p>
+    <w:p>
+      <w:r>
+        <w:t>Nesse sistema é preciso ter registro do cliente, onde ele, ao acessar o autoatendimento, possa informar seu CPF e forma de pagamento</w:t>
+      </w:r>
+      <w:r>
+        <w:t xml:space="preserve"> (dinheiro, débito/crédito ou </w:t>
+      </w:r>
+      <w:proofErr w:type="spellStart"/>
+      <w:r>
+        <w:t>pix</w:t>
+      </w:r>
+      <w:proofErr w:type="spellEnd"/>
+      <w:r>
+        <w:t>).</w:t>
+      </w:r>
+      <w:r>
+        <w:t xml:space="preserve"> Caso a compra seja no crédito, deverá aparecer a opção de escolher quantas parcelas será a compra, limitando até 5x.</w:t>
+      </w:r>
+    </w:p>
+    <w:p>
+      <w:r>
+        <w:t>Ao final da compra, o cliente deverá ter a opção de imprimir a nota fiscal</w:t>
+      </w:r>
+      <w:r>
+        <w:t xml:space="preserve"> e comprar sacola.</w:t>
+      </w:r>
+    </w:p>
+    <w:p/>
+    <w:p>
+      <w:proofErr w:type="spellStart"/>
+      <w:r>
+        <w:t>Prompt</w:t>
+      </w:r>
+      <w:proofErr w:type="spellEnd"/>
+      <w:r>
+        <w:t xml:space="preserve"> usado para melhorar o texto: </w:t>
+      </w:r>
+    </w:p>
+    <w:p>
+      <w:r>
+        <w:t xml:space="preserve">Somos do 2°ano médio e estamos escrevendo uma história do cliente sobre uma loja de doces. Pode melhorar a coesão e preencher com um pouco mais de detalhes o texto? </w:t>
+      </w:r>
+    </w:p>
+    <w:p>
+      <w:r>
+        <w:t xml:space="preserve">Segue o texto abaixo: </w:t>
+      </w:r>
+    </w:p>
+    <w:p>
+      <w:r>
+        <w:t xml:space="preserve">Boa tarde, somos da loja “Doces Preferidos” e estamos tendo muitos problemas acerca do atendimento dos clientes. Esses estão reclamando sobre a eficiência na hora do pagamento. Requisitamos um sistema de autoatendimento para implementarmos em máquinas na nossa loja física, acreditamos que isso impulsionará as nossas vendas e deixará os clientes mais satisfeitos pela velocidade e facilidade pelo autoatendimento. Sobre o funcionamento do sistema, ele precisa conseguir ler o código de barras dos produtos e adicionar o valor na compra do cliente. Além de funcionar o nosso esquema de desconto, onde ao comprar 5 bombons do mesmo tipo ele cobra 10% à menos. Nesse sistema é preciso ter registro do cliente, onde ele, ao acessar o autoatendimento, possa informar seu CPF e forma de pagamento (dinheiro, débito/crédito ou </w:t>
+      </w:r>
+      <w:proofErr w:type="spellStart"/>
+      <w:r>
+        <w:t>pix</w:t>
+      </w:r>
+      <w:proofErr w:type="spellEnd"/>
+      <w:r>
+        <w:t>). Caso a compra seja no crédito, deverá aparecer a opção de escolher quantas parcelas será a compra, limitando até 5x. Ao final da compra, o cliente deverá ter a opção de imprimir a nota fiscal e comprar sacola.</w:t>
+      </w:r>
+    </w:p>
+    <w:p>
+      <w:r>
+        <w:t>Texto melhorado por IA:</w:t>
+      </w:r>
+    </w:p>
+    <w:p>
+      <w:r>
+        <w:t xml:space="preserve">Boa tarde, somos da loja </w:t>
+      </w:r>
+      <w:r>
+        <w:rPr>
+          <w:rStyle w:val="Forte"/>
+        </w:rPr>
+        <w:t>Doces Preferidos</w:t>
+      </w:r>
+      <w:r>
+        <w:t>, uma loja especializada na venda de bombons, chocolates e outros doces. Recentemente, temos enfrentado alguns problemas relacionados ao atendimento aos clientes, principalmente no momento do pagamento das compras. Muitos clientes têm reclamado da demora nas filas e da falta de agilidade no caixa, o que acaba prejudicando a experiência de compra dentro da nossa loja.</w:t>
+      </w:r>
+    </w:p>
+    <w:p>
+      <w:r>
+        <w:lastRenderedPageBreak/>
+        <w:t xml:space="preserve">Pensando em melhorar esse processo e oferecer um atendimento mais rápido e eficiente, gostaríamos de implementar um </w:t>
+      </w:r>
+      <w:r>
+        <w:rPr>
+          <w:rStyle w:val="Forte"/>
+        </w:rPr>
+        <w:t>sistema de autoatendimento</w:t>
+      </w:r>
+      <w:r>
+        <w:t xml:space="preserve"> em máquinas instaladas na nossa loja física. Acreditamos que essa solução permitirá que os próprios clientes registrem suas compras de forma prática e rápida, diminuindo o tempo de espera e aumentando a satisfação dos consumidores. Além disso, esperamos que essa inovação contribua para impulsionar nossas vendas e modernizar o funcionamento da loja.</w:t>
+      </w:r>
+    </w:p>
+    <w:p>
+      <w:r>
+        <w:t xml:space="preserve">Em relação ao funcionamento do sistema, ele deverá ser capaz de </w:t>
+      </w:r>
+      <w:r>
+        <w:rPr>
+          <w:rStyle w:val="Forte"/>
+        </w:rPr>
+        <w:t>ler o código de barras dos produtos</w:t>
+      </w:r>
+      <w:r>
+        <w:t xml:space="preserve">, identificar cada item e </w:t>
+      </w:r>
+      <w:r>
+        <w:rPr>
+          <w:rStyle w:val="Forte"/>
+        </w:rPr>
+        <w:t>somar automaticamente o valor total da compra do cliente</w:t>
+      </w:r>
+      <w:r>
+        <w:t xml:space="preserve">. Também será necessário que o sistema reconheça e aplique automaticamente o nosso </w:t>
+      </w:r>
+      <w:r>
+        <w:rPr>
+          <w:rStyle w:val="Forte"/>
+        </w:rPr>
+        <w:t>esquema de descontos</w:t>
+      </w:r>
+      <w:r>
+        <w:t xml:space="preserve">, no qual, ao comprar </w:t>
+      </w:r>
+      <w:r>
+        <w:rPr>
+          <w:rStyle w:val="Forte"/>
+        </w:rPr>
+        <w:t>5 bombons do mesmo tipo</w:t>
+      </w:r>
+      <w:r>
+        <w:t xml:space="preserve">, o cliente recebe </w:t>
+      </w:r>
+      <w:r>
+        <w:rPr>
+          <w:rStyle w:val="Forte"/>
+        </w:rPr>
+        <w:t>10% de desconto</w:t>
+      </w:r>
+      <w:r>
+        <w:t xml:space="preserve"> sobre o valor desses produtos.</w:t>
+      </w:r>
+    </w:p>
+    <w:p>
+      <w:r>
+        <w:t xml:space="preserve">Outra funcionalidade importante é o </w:t>
+      </w:r>
+      <w:r>
+        <w:rPr>
+          <w:rStyle w:val="Forte"/>
+        </w:rPr>
+        <w:t>registro do cliente</w:t>
+      </w:r>
+      <w:r>
+        <w:t xml:space="preserve">. Ao iniciar o autoatendimento, o cliente poderá informar seu CPF, permitindo a identificação no sistema. Em seguida, ele deverá escolher a </w:t>
+      </w:r>
+      <w:r>
+        <w:rPr>
+          <w:rStyle w:val="Forte"/>
+        </w:rPr>
+        <w:t>forma de pagamento</w:t>
+      </w:r>
+      <w:r>
+        <w:t xml:space="preserve">, podendo optar por </w:t>
+      </w:r>
+      <w:r>
+        <w:rPr>
+          <w:rStyle w:val="Forte"/>
+        </w:rPr>
+        <w:t xml:space="preserve">dinheiro, cartão de débito, cartão de crédito ou </w:t>
+      </w:r>
+      <w:proofErr w:type="spellStart"/>
+      <w:r>
+        <w:rPr>
+          <w:rStyle w:val="Forte"/>
+        </w:rPr>
+        <w:t>Pix</w:t>
+      </w:r>
+      <w:proofErr w:type="spellEnd"/>
+      <w:r>
+        <w:t xml:space="preserve">. Caso a forma de pagamento escolhida seja </w:t>
+      </w:r>
+      <w:r>
+        <w:rPr>
+          <w:rStyle w:val="Forte"/>
+        </w:rPr>
+        <w:t>cartão de crédito</w:t>
+      </w:r>
+      <w:r>
+        <w:t xml:space="preserve">, o sistema deverá apresentar a opção de </w:t>
+      </w:r>
+      <w:r>
+        <w:rPr>
+          <w:rStyle w:val="Forte"/>
+        </w:rPr>
+        <w:t>parcelamento da compra</w:t>
+      </w:r>
+      <w:r>
+        <w:t xml:space="preserve">, permitindo dividir o valor em até </w:t>
+      </w:r>
+      <w:r>
+        <w:rPr>
+          <w:rStyle w:val="Forte"/>
+        </w:rPr>
+        <w:t>5 parcelas</w:t>
+      </w:r>
+      <w:r>
+        <w:t>.</w:t>
+      </w:r>
+    </w:p>
+    <w:p>
+      <w:r>
+        <w:t xml:space="preserve">Por fim, após a conclusão da compra e confirmação do pagamento, o sistema deverá oferecer ao cliente a opção de </w:t>
+      </w:r>
+      <w:r>
+        <w:rPr>
+          <w:rStyle w:val="Forte"/>
+        </w:rPr>
+        <w:t>imprimir a nota fiscal</w:t>
+      </w:r>
+      <w:r>
+        <w:t xml:space="preserve">. Além disso, também deverá aparecer a opção de </w:t>
+      </w:r>
+      <w:r>
+        <w:rPr>
+          <w:rStyle w:val="Forte"/>
+        </w:rPr>
+        <w:t>adicionar a compra de uma sacola</w:t>
+      </w:r>
+      <w:r>
+        <w:t>, caso o cliente precise transportar os produtos com mais facilidade.</w:t>
+      </w:r>
+    </w:p>
+    <w:p>
+      <w:r>
+        <w:t>Com a implementação desse sistema de autoatendimento, esperamos melhorar significativamente a experiência dos nossos clientes, tornando o processo de compra mais rápido, prático e eficiente dentro da loja Doces Preferidos.</w:t>
+      </w:r>
+    </w:p>
+    <w:p/>
+    <w:p>
       <w:pPr>
-        <w:jc w:val="both"/>
+        <w:pStyle w:val="Ttulo1"/>
       </w:pPr>
       <w:r>
-        <w:t>Sobre o funcionamento do sistema, ele precisa conseguir ler o código de barras dos produtos e adicionar o valor na compra do cliente.</w:t>
-      </w:r>
-      <w:r>
-        <w:t xml:space="preserve"> Além de funcionar o nosso esquema de desconto, onde ao comprar 5 bombons do mesmo tipo ele cobra 10% à menos.</w:t>
+        <w:t>Entidades</w:t>
       </w:r>
     </w:p>
     <w:p>
       <w:pPr>
-        <w:jc w:val="both"/>
+        <w:ind w:firstLine="0"/>
       </w:pPr>
       <w:r>
-        <w:t>Nesse sistema é preciso ter registro do cliente, onde ele, ao acessar o autoatendimento, possa informar seu CPF e forma de pagamento</w:t>
-      </w:r>
-      <w:r>
-        <w:t xml:space="preserve"> (dinheiro, débito/crédito ou </w:t>
-      </w:r>
-      <w:proofErr w:type="spellStart"/>
-      <w:r>
-        <w:t>pix</w:t>
-      </w:r>
-      <w:proofErr w:type="spellEnd"/>
-      <w:r>
-        <w:t>).</w:t>
-      </w:r>
-      <w:r>
-        <w:t xml:space="preserve"> Caso a compra seja no crédito, deverá aparecer a opção de escolher quantas parcelas será a compra, limitando até 5x.</w:t>
-      </w:r>
-    </w:p>
-    <w:p>
-      <w:pPr>
-        <w:jc w:val="both"/>
-      </w:pPr>
-      <w:r>
-        <w:t>Ao final da compra, o cliente deverá ter a opção de imprimir a nota fiscal</w:t>
-      </w:r>
-      <w:r>
-        <w:t xml:space="preserve"> e comprar sacola.</w:t>
-      </w:r>
-    </w:p>
-    <w:p>
-      <w:pPr>
-        <w:jc w:val="both"/>
-      </w:pPr>
-    </w:p>
-    <w:p>
-      <w:pPr>
-        <w:jc w:val="both"/>
-      </w:pPr>
-      <w:proofErr w:type="spellStart"/>
-      <w:r>
-        <w:t>Prompt</w:t>
-      </w:r>
-      <w:proofErr w:type="spellEnd"/>
-      <w:r>
-        <w:t xml:space="preserve"> usado para melhorar o texto: </w:t>
-      </w:r>
-    </w:p>
-    <w:p>
-      <w:pPr>
-        <w:jc w:val="both"/>
-      </w:pPr>
-      <w:r>
-        <w:t>S</w:t>
-      </w:r>
-      <w:r>
-        <w:t>omos do 2°ano m</w:t>
-      </w:r>
-      <w:r>
-        <w:t>é</w:t>
-      </w:r>
-      <w:r>
-        <w:t xml:space="preserve">dio e estamos escrevendo uma história do cliente sobre uma loja de doces. Pode melhorar a coesão e preencher com um pouco mais de detalhes o texto? </w:t>
+        <w:tab/>
       </w:r>
       <w:bookmarkStart w:id="0" w:name="_GoBack"/>
       <w:bookmarkEnd w:id="0"/>
     </w:p>
     <w:p>
       <w:pPr>
-        <w:jc w:val="both"/>
+        <w:pStyle w:val="Ttulo1"/>
       </w:pPr>
       <w:r>
-        <w:t xml:space="preserve">Segue o texto abaixo: </w:t>
-      </w:r>
-    </w:p>
-    <w:p>
-      <w:pPr>
-        <w:jc w:val="both"/>
-      </w:pPr>
-      <w:r>
-        <w:t xml:space="preserve">Boa tarde, somos da loja “Doces Preferidos” e estamos tendo muitos problemas acerca do atendimento dos clientes. Esses estão reclamando sobre a eficiência na hora do pagamento. Requisitamos um sistema de autoatendimento para implementarmos em máquinas na nossa loja física, acreditamos que isso impulsionará as nossas vendas e deixará os clientes mais satisfeitos pela velocidade e facilidade pelo autoatendimento. Sobre o funcionamento do sistema, ele precisa conseguir ler o código de barras dos produtos e adicionar o valor na compra do cliente. Além de funcionar o nosso esquema de desconto, onde ao comprar 5 bombons do mesmo tipo ele cobra 10% à menos. Nesse sistema é preciso ter registro do cliente, onde ele, ao acessar o autoatendimento, possa informar seu CPF e forma de pagamento (dinheiro, débito/crédito ou </w:t>
-      </w:r>
-      <w:proofErr w:type="spellStart"/>
-      <w:r>
-        <w:t>pix</w:t>
-      </w:r>
-      <w:proofErr w:type="spellEnd"/>
-      <w:r>
-        <w:t>). Caso a compra seja no crédito, deverá aparecer a opção de escolher quantas parcelas será a compra, limitando até 5x. Ao final da compra, o cliente deverá ter a opção de imprimir a nota fiscal e comprar sacola.</w:t>
-      </w:r>
-    </w:p>
-    <w:p>
-      <w:pPr>
-        <w:jc w:val="both"/>
-      </w:pPr>
-      <w:r>
-        <w:t>Texto melhorado por IA:</w:t>
-      </w:r>
-    </w:p>
-    <w:p>
-      <w:pPr>
-        <w:pStyle w:val="NormalWeb"/>
-        <w:rPr>
-          <w:rFonts w:asciiTheme="minorHAnsi" w:hAnsiTheme="minorHAnsi" w:cstheme="minorHAnsi"/>
-        </w:rPr>
-      </w:pPr>
-      <w:r>
-        <w:rPr>
-          <w:rFonts w:asciiTheme="minorHAnsi" w:hAnsiTheme="minorHAnsi" w:cstheme="minorHAnsi"/>
-        </w:rPr>
-        <w:t xml:space="preserve">Boa tarde, somos da loja </w:t>
-      </w:r>
-      <w:r>
-        <w:rPr>
-          <w:rStyle w:val="Forte"/>
-          <w:rFonts w:asciiTheme="minorHAnsi" w:hAnsiTheme="minorHAnsi" w:cstheme="minorHAnsi"/>
-        </w:rPr>
-        <w:t>Doces Preferidos</w:t>
-      </w:r>
-      <w:r>
-        <w:rPr>
-          <w:rFonts w:asciiTheme="minorHAnsi" w:hAnsiTheme="minorHAnsi" w:cstheme="minorHAnsi"/>
-        </w:rPr>
-        <w:t>, uma loja especializada na venda de bombons, chocolates e outros doces. Recentemente, temos enfrentado alguns problemas relacionados ao atendimento aos clientes, principalmente no momento do pagamento das compras. Muitos clientes têm reclamado da demora nas filas e da falta de agilidade no caixa, o que acaba prejudicando a experiência de compra dentro da nossa loja.</w:t>
-      </w:r>
-    </w:p>
-    <w:p>
-      <w:pPr>
-        <w:pStyle w:val="NormalWeb"/>
-        <w:rPr>
-          <w:rFonts w:asciiTheme="minorHAnsi" w:hAnsiTheme="minorHAnsi" w:cstheme="minorHAnsi"/>
-        </w:rPr>
-      </w:pPr>
-      <w:r>
-        <w:rPr>
-          <w:rFonts w:asciiTheme="minorHAnsi" w:hAnsiTheme="minorHAnsi" w:cstheme="minorHAnsi"/>
-        </w:rPr>
-        <w:t xml:space="preserve">Pensando em melhorar esse processo e oferecer um atendimento mais rápido e eficiente, gostaríamos de implementar um </w:t>
-      </w:r>
-      <w:r>
-        <w:rPr>
-          <w:rStyle w:val="Forte"/>
-          <w:rFonts w:asciiTheme="minorHAnsi" w:hAnsiTheme="minorHAnsi" w:cstheme="minorHAnsi"/>
-        </w:rPr>
-        <w:t>sistema de autoatendimento</w:t>
-      </w:r>
-      <w:r>
-        <w:rPr>
-          <w:rFonts w:asciiTheme="minorHAnsi" w:hAnsiTheme="minorHAnsi" w:cstheme="minorHAnsi"/>
-        </w:rPr>
-        <w:t xml:space="preserve"> em máquinas </w:t>
-      </w:r>
-      <w:r>
-        <w:rPr>
-          <w:rFonts w:asciiTheme="minorHAnsi" w:hAnsiTheme="minorHAnsi" w:cstheme="minorHAnsi"/>
-        </w:rPr>
-        <w:lastRenderedPageBreak/>
-        <w:t>instaladas na nossa loja física. Acreditamos que essa solução permitirá que os próprios clientes registrem suas compras de forma prática e rápida, diminuindo o tempo de espera e aumentando a satisfação dos consumidores. Além disso, esperamos que essa inovação contribua para impulsionar nossas vendas e modernizar o funcionamento da loja.</w:t>
-      </w:r>
-    </w:p>
-    <w:p>
-      <w:pPr>
-        <w:pStyle w:val="NormalWeb"/>
-        <w:rPr>
-          <w:rFonts w:asciiTheme="minorHAnsi" w:hAnsiTheme="minorHAnsi" w:cstheme="minorHAnsi"/>
-        </w:rPr>
-      </w:pPr>
-      <w:r>
-        <w:rPr>
-          <w:rFonts w:asciiTheme="minorHAnsi" w:hAnsiTheme="minorHAnsi" w:cstheme="minorHAnsi"/>
-        </w:rPr>
-        <w:t xml:space="preserve">Em relação ao funcionamento do sistema, ele deverá ser capaz de </w:t>
-      </w:r>
-      <w:r>
-        <w:rPr>
-          <w:rStyle w:val="Forte"/>
-          <w:rFonts w:asciiTheme="minorHAnsi" w:hAnsiTheme="minorHAnsi" w:cstheme="minorHAnsi"/>
-        </w:rPr>
-        <w:t>ler o código de barras dos produtos</w:t>
-      </w:r>
-      <w:r>
-        <w:rPr>
-          <w:rFonts w:asciiTheme="minorHAnsi" w:hAnsiTheme="minorHAnsi" w:cstheme="minorHAnsi"/>
-        </w:rPr>
-        <w:t xml:space="preserve">, identificar cada item e </w:t>
-      </w:r>
-      <w:r>
-        <w:rPr>
-          <w:rStyle w:val="Forte"/>
-          <w:rFonts w:asciiTheme="minorHAnsi" w:hAnsiTheme="minorHAnsi" w:cstheme="minorHAnsi"/>
-        </w:rPr>
-        <w:t>somar automaticamente o valor total da compra do cliente</w:t>
-      </w:r>
-      <w:r>
-        <w:rPr>
-          <w:rFonts w:asciiTheme="minorHAnsi" w:hAnsiTheme="minorHAnsi" w:cstheme="minorHAnsi"/>
-        </w:rPr>
-        <w:t xml:space="preserve">. Também será necessário que o sistema reconheça e aplique automaticamente o nosso </w:t>
-      </w:r>
-      <w:r>
-        <w:rPr>
-          <w:rStyle w:val="Forte"/>
-          <w:rFonts w:asciiTheme="minorHAnsi" w:hAnsiTheme="minorHAnsi" w:cstheme="minorHAnsi"/>
-        </w:rPr>
-        <w:t>esquema de descontos</w:t>
-      </w:r>
-      <w:r>
-        <w:rPr>
-          <w:rFonts w:asciiTheme="minorHAnsi" w:hAnsiTheme="minorHAnsi" w:cstheme="minorHAnsi"/>
-        </w:rPr>
-        <w:t xml:space="preserve">, no qual, ao comprar </w:t>
-      </w:r>
-      <w:r>
-        <w:rPr>
-          <w:rStyle w:val="Forte"/>
-          <w:rFonts w:asciiTheme="minorHAnsi" w:hAnsiTheme="minorHAnsi" w:cstheme="minorHAnsi"/>
-        </w:rPr>
-        <w:t>5 bombons do mesmo tipo</w:t>
-      </w:r>
-      <w:r>
-        <w:rPr>
-          <w:rFonts w:asciiTheme="minorHAnsi" w:hAnsiTheme="minorHAnsi" w:cstheme="minorHAnsi"/>
-        </w:rPr>
-        <w:t xml:space="preserve">, o cliente recebe </w:t>
-      </w:r>
-      <w:r>
-        <w:rPr>
-          <w:rStyle w:val="Forte"/>
-          <w:rFonts w:asciiTheme="minorHAnsi" w:hAnsiTheme="minorHAnsi" w:cstheme="minorHAnsi"/>
-        </w:rPr>
-        <w:t>10% de desconto</w:t>
-      </w:r>
-      <w:r>
-        <w:rPr>
-          <w:rFonts w:asciiTheme="minorHAnsi" w:hAnsiTheme="minorHAnsi" w:cstheme="minorHAnsi"/>
-        </w:rPr>
-        <w:t xml:space="preserve"> sobre o valor desses produtos.</w:t>
-      </w:r>
-    </w:p>
-    <w:p>
-      <w:pPr>
-        <w:pStyle w:val="NormalWeb"/>
-        <w:rPr>
-          <w:rFonts w:asciiTheme="minorHAnsi" w:hAnsiTheme="minorHAnsi" w:cstheme="minorHAnsi"/>
-        </w:rPr>
-      </w:pPr>
-      <w:r>
-        <w:rPr>
-          <w:rFonts w:asciiTheme="minorHAnsi" w:hAnsiTheme="minorHAnsi" w:cstheme="minorHAnsi"/>
-        </w:rPr>
-        <w:t xml:space="preserve">Outra funcionalidade importante é o </w:t>
-      </w:r>
-      <w:r>
-        <w:rPr>
-          <w:rStyle w:val="Forte"/>
-          <w:rFonts w:asciiTheme="minorHAnsi" w:hAnsiTheme="minorHAnsi" w:cstheme="minorHAnsi"/>
-        </w:rPr>
-        <w:t>registro do cliente</w:t>
-      </w:r>
-      <w:r>
-        <w:rPr>
-          <w:rFonts w:asciiTheme="minorHAnsi" w:hAnsiTheme="minorHAnsi" w:cstheme="minorHAnsi"/>
-        </w:rPr>
-        <w:t xml:space="preserve">. Ao iniciar o autoatendimento, o cliente poderá informar seu </w:t>
-      </w:r>
-      <w:r>
-        <w:rPr>
-          <w:rStyle w:val="Forte"/>
-          <w:rFonts w:asciiTheme="minorHAnsi" w:hAnsiTheme="minorHAnsi" w:cstheme="minorHAnsi"/>
-        </w:rPr>
-        <w:t>CPF</w:t>
-      </w:r>
-      <w:r>
-        <w:rPr>
-          <w:rFonts w:asciiTheme="minorHAnsi" w:hAnsiTheme="minorHAnsi" w:cstheme="minorHAnsi"/>
-        </w:rPr>
-        <w:t xml:space="preserve">, permitindo a identificação no sistema. Em seguida, ele deverá escolher a </w:t>
-      </w:r>
-      <w:r>
-        <w:rPr>
-          <w:rStyle w:val="Forte"/>
-          <w:rFonts w:asciiTheme="minorHAnsi" w:hAnsiTheme="minorHAnsi" w:cstheme="minorHAnsi"/>
-        </w:rPr>
-        <w:t>forma de pagamento</w:t>
-      </w:r>
-      <w:r>
-        <w:rPr>
-          <w:rFonts w:asciiTheme="minorHAnsi" w:hAnsiTheme="minorHAnsi" w:cstheme="minorHAnsi"/>
-        </w:rPr>
-        <w:t xml:space="preserve">, podendo optar por </w:t>
-      </w:r>
-      <w:r>
-        <w:rPr>
-          <w:rStyle w:val="Forte"/>
-          <w:rFonts w:asciiTheme="minorHAnsi" w:hAnsiTheme="minorHAnsi" w:cstheme="minorHAnsi"/>
-        </w:rPr>
-        <w:t xml:space="preserve">dinheiro, cartão de débito, cartão de crédito ou </w:t>
-      </w:r>
-      <w:proofErr w:type="spellStart"/>
-      <w:r>
-        <w:rPr>
-          <w:rStyle w:val="Forte"/>
-          <w:rFonts w:asciiTheme="minorHAnsi" w:hAnsiTheme="minorHAnsi" w:cstheme="minorHAnsi"/>
-        </w:rPr>
-        <w:t>Pix</w:t>
-      </w:r>
-      <w:proofErr w:type="spellEnd"/>
-      <w:r>
-        <w:rPr>
-          <w:rFonts w:asciiTheme="minorHAnsi" w:hAnsiTheme="minorHAnsi" w:cstheme="minorHAnsi"/>
-        </w:rPr>
-        <w:t xml:space="preserve">. Caso a forma de pagamento escolhida seja </w:t>
-      </w:r>
-      <w:r>
-        <w:rPr>
-          <w:rStyle w:val="Forte"/>
-          <w:rFonts w:asciiTheme="minorHAnsi" w:hAnsiTheme="minorHAnsi" w:cstheme="minorHAnsi"/>
-        </w:rPr>
-        <w:t>cartão de crédito</w:t>
-      </w:r>
-      <w:r>
-        <w:rPr>
-          <w:rFonts w:asciiTheme="minorHAnsi" w:hAnsiTheme="minorHAnsi" w:cstheme="minorHAnsi"/>
-        </w:rPr>
-        <w:t xml:space="preserve">, o sistema deverá apresentar a opção de </w:t>
-      </w:r>
-      <w:r>
-        <w:rPr>
-          <w:rStyle w:val="Forte"/>
-          <w:rFonts w:asciiTheme="minorHAnsi" w:hAnsiTheme="minorHAnsi" w:cstheme="minorHAnsi"/>
-        </w:rPr>
-        <w:t>parcelamento da compra</w:t>
-      </w:r>
-      <w:r>
-        <w:rPr>
-          <w:rFonts w:asciiTheme="minorHAnsi" w:hAnsiTheme="minorHAnsi" w:cstheme="minorHAnsi"/>
-        </w:rPr>
-        <w:t xml:space="preserve">, permitindo dividir o valor em até </w:t>
-      </w:r>
-      <w:r>
-        <w:rPr>
-          <w:rStyle w:val="Forte"/>
-          <w:rFonts w:asciiTheme="minorHAnsi" w:hAnsiTheme="minorHAnsi" w:cstheme="minorHAnsi"/>
-        </w:rPr>
-        <w:t>5 parcelas</w:t>
-      </w:r>
-      <w:r>
-        <w:rPr>
-          <w:rFonts w:asciiTheme="minorHAnsi" w:hAnsiTheme="minorHAnsi" w:cstheme="minorHAnsi"/>
-        </w:rPr>
-        <w:t>.</w:t>
-      </w:r>
-    </w:p>
-    <w:p>
-      <w:pPr>
-        <w:pStyle w:val="NormalWeb"/>
-        <w:rPr>
-          <w:rFonts w:asciiTheme="minorHAnsi" w:hAnsiTheme="minorHAnsi" w:cstheme="minorHAnsi"/>
-        </w:rPr>
-      </w:pPr>
-      <w:r>
-        <w:rPr>
-          <w:rFonts w:asciiTheme="minorHAnsi" w:hAnsiTheme="minorHAnsi" w:cstheme="minorHAnsi"/>
-        </w:rPr>
-        <w:t xml:space="preserve">Por fim, após a conclusão da compra e confirmação do pagamento, o sistema deverá oferecer ao cliente a opção de </w:t>
-      </w:r>
-      <w:r>
-        <w:rPr>
-          <w:rStyle w:val="Forte"/>
-          <w:rFonts w:asciiTheme="minorHAnsi" w:hAnsiTheme="minorHAnsi" w:cstheme="minorHAnsi"/>
-        </w:rPr>
-        <w:t>imprimir a nota fiscal</w:t>
-      </w:r>
-      <w:r>
-        <w:rPr>
-          <w:rFonts w:asciiTheme="minorHAnsi" w:hAnsiTheme="minorHAnsi" w:cstheme="minorHAnsi"/>
-        </w:rPr>
-        <w:t xml:space="preserve">. Além disso, também deverá aparecer a opção de </w:t>
-      </w:r>
-      <w:r>
-        <w:rPr>
-          <w:rStyle w:val="Forte"/>
-          <w:rFonts w:asciiTheme="minorHAnsi" w:hAnsiTheme="minorHAnsi" w:cstheme="minorHAnsi"/>
-        </w:rPr>
-        <w:t>adicionar a compra de uma sacola</w:t>
-      </w:r>
-      <w:r>
-        <w:rPr>
-          <w:rFonts w:asciiTheme="minorHAnsi" w:hAnsiTheme="minorHAnsi" w:cstheme="minorHAnsi"/>
-        </w:rPr>
-        <w:t>, caso o cliente precise transportar os produtos com mais facilidade.</w:t>
-      </w:r>
-    </w:p>
-    <w:p>
-      <w:pPr>
-        <w:pStyle w:val="NormalWeb"/>
-        <w:rPr>
-          <w:rFonts w:asciiTheme="minorHAnsi" w:hAnsiTheme="minorHAnsi" w:cstheme="minorHAnsi"/>
-        </w:rPr>
-      </w:pPr>
-      <w:r>
-        <w:rPr>
-          <w:rFonts w:asciiTheme="minorHAnsi" w:hAnsiTheme="minorHAnsi" w:cstheme="minorHAnsi"/>
-        </w:rPr>
-        <w:t>Com a implementação desse sistema de autoatendimento, esperamos melhorar significativamente a experiência dos nossos clientes, tornando o processo de compra mais rápido, prático e eficiente dentro da loja Doces Preferidos.</w:t>
-      </w:r>
-    </w:p>
-    <w:p>
-      <w:pPr>
-        <w:jc w:val="both"/>
-        <w:rPr>
-          <w:rFonts w:cstheme="minorHAnsi"/>
-        </w:rPr>
-      </w:pPr>
-    </w:p>
+        <w:t>Dicionário de Dados</w:t>
+      </w:r>
+    </w:p>
+    <w:p>
+      <w:r>
+        <w:tab/>
+      </w:r>
+    </w:p>
+    <w:p/>
     <w:sectPr>
       <w:pgSz w:w="11906" w:h="16838"/>
       <w:pgMar w:top="1417" w:right="1701" w:bottom="1417" w:left="1701" w:header="708" w:footer="708" w:gutter="0"/>
@@ -476,6 +443,44 @@
     </w:sectPr>
   </w:body>
 </w:document>
+</file>
+
+<file path=word/endnotes.xml><?xml version="1.0" encoding="utf-8"?>
+<w:endnotes xmlns:wpc="http://schemas.microsoft.com/office/word/2010/wordprocessingCanvas" xmlns:cx="http://schemas.microsoft.com/office/drawing/2014/chartex" xmlns:cx1="http://schemas.microsoft.com/office/drawing/2015/9/8/chartex" xmlns:cx2="http://schemas.microsoft.com/office/drawing/2015/10/21/chartex" xmlns:cx3="http://schemas.microsoft.com/office/drawing/2016/5/9/chartex" xmlns:cx4="http://schemas.microsoft.com/office/drawing/2016/5/10/chartex" xmlns:cx5="http://schemas.microsoft.com/office/drawing/2016/5/11/chartex" xmlns:cx6="http://schemas.microsoft.com/office/drawing/2016/5/12/chartex" xmlns:cx7="http://schemas.microsoft.com/office/drawing/2016/5/13/chartex" xmlns:cx8="http://schemas.microsoft.com/office/drawing/2016/5/14/chartex" xmlns:mc="http://schemas.openxmlformats.org/markup-compatibility/2006" xmlns:aink="http://schemas.microsoft.com/office/drawing/2016/ink" xmlns:am3d="http://schemas.microsoft.com/office/drawing/2017/model3d" xmlns:o="urn:schemas-microsoft-com:office:office" xmlns:r="http://schemas.openxmlformats.org/officeDocument/2006/relationships" xmlns:m="http://schemas.openxmlformats.org/officeDocument/2006/math" xmlns:v="urn:schemas-microsoft-com:vml" xmlns:wp14="http://schemas.microsoft.com/office/word/2010/wordprocessingDrawing" xmlns:wp="http://schemas.openxmlformats.org/drawingml/2006/wordprocessingDrawing" xmlns:w10="urn:schemas-microsoft-com:office:word" xmlns:w="http://schemas.openxmlformats.org/wordprocessingml/2006/main" xmlns:w14="http://schemas.microsoft.com/office/word/2010/wordml" xmlns:w15="http://schemas.microsoft.com/office/word/2012/wordml" xmlns:w16cid="http://schemas.microsoft.com/office/word/2016/wordml/cid" xmlns:w16se="http://schemas.microsoft.com/office/word/2015/wordml/symex" xmlns:wpg="http://schemas.microsoft.com/office/word/2010/wordprocessingGroup" xmlns:wpi="http://schemas.microsoft.com/office/word/2010/wordprocessingInk" xmlns:wne="http://schemas.microsoft.com/office/word/2006/wordml" xmlns:wps="http://schemas.microsoft.com/office/word/2010/wordprocessingShape" mc:Ignorable="w14 w15 w16se w16cid wp14">
+  <w:endnote w:type="separator" w:id="-1">
+    <w:p>
+      <w:r>
+        <w:separator/>
+      </w:r>
+    </w:p>
+  </w:endnote>
+  <w:endnote w:type="continuationSeparator" w:id="0">
+    <w:p>
+      <w:r>
+        <w:continuationSeparator/>
+      </w:r>
+    </w:p>
+  </w:endnote>
+</w:endnotes>
+</file>
+
+<file path=word/footnotes.xml><?xml version="1.0" encoding="utf-8"?>
+<w:footnotes xmlns:wpc="http://schemas.microsoft.com/office/word/2010/wordprocessingCanvas" xmlns:cx="http://schemas.microsoft.com/office/drawing/2014/chartex" xmlns:cx1="http://schemas.microsoft.com/office/drawing/2015/9/8/chartex" xmlns:cx2="http://schemas.microsoft.com/office/drawing/2015/10/21/chartex" xmlns:cx3="http://schemas.microsoft.com/office/drawing/2016/5/9/chartex" xmlns:cx4="http://schemas.microsoft.com/office/drawing/2016/5/10/chartex" xmlns:cx5="http://schemas.microsoft.com/office/drawing/2016/5/11/chartex" xmlns:cx6="http://schemas.microsoft.com/office/drawing/2016/5/12/chartex" xmlns:cx7="http://schemas.microsoft.com/office/drawing/2016/5/13/chartex" xmlns:cx8="http://schemas.microsoft.com/office/drawing/2016/5/14/chartex" xmlns:mc="http://schemas.openxmlformats.org/markup-compatibility/2006" xmlns:aink="http://schemas.microsoft.com/office/drawing/2016/ink" xmlns:am3d="http://schemas.microsoft.com/office/drawing/2017/model3d" xmlns:o="urn:schemas-microsoft-com:office:office" xmlns:r="http://schemas.openxmlformats.org/officeDocument/2006/relationships" xmlns:m="http://schemas.openxmlformats.org/officeDocument/2006/math" xmlns:v="urn:schemas-microsoft-com:vml" xmlns:wp14="http://schemas.microsoft.com/office/word/2010/wordprocessingDrawing" xmlns:wp="http://schemas.openxmlformats.org/drawingml/2006/wordprocessingDrawing" xmlns:w10="urn:schemas-microsoft-com:office:word" xmlns:w="http://schemas.openxmlformats.org/wordprocessingml/2006/main" xmlns:w14="http://schemas.microsoft.com/office/word/2010/wordml" xmlns:w15="http://schemas.microsoft.com/office/word/2012/wordml" xmlns:w16cid="http://schemas.microsoft.com/office/word/2016/wordml/cid" xmlns:w16se="http://schemas.microsoft.com/office/word/2015/wordml/symex" xmlns:wpg="http://schemas.microsoft.com/office/word/2010/wordprocessingGroup" xmlns:wpi="http://schemas.microsoft.com/office/word/2010/wordprocessingInk" xmlns:wne="http://schemas.microsoft.com/office/word/2006/wordml" xmlns:wps="http://schemas.microsoft.com/office/word/2010/wordprocessingShape" mc:Ignorable="w14 w15 w16se w16cid wp14">
+  <w:footnote w:type="separator" w:id="-1">
+    <w:p>
+      <w:r>
+        <w:separator/>
+      </w:r>
+    </w:p>
+  </w:footnote>
+  <w:footnote w:type="continuationSeparator" w:id="0">
+    <w:p>
+      <w:r>
+        <w:continuationSeparator/>
+      </w:r>
+    </w:p>
+  </w:footnote>
+</w:footnotes>
 </file>
 
 <file path=word/styles.xml><?xml version="1.0" encoding="utf-8"?>
@@ -875,11 +880,38 @@
   <w:style w:type="paragraph" w:default="1" w:styleId="Normal">
     <w:name w:val="Normal"/>
     <w:qFormat/>
+    <w:rsid w:val="00B56F90"/>
+    <w:pPr>
+      <w:spacing w:before="100" w:beforeAutospacing="1" w:after="100" w:afterAutospacing="1" w:line="240" w:lineRule="auto"/>
+      <w:ind w:firstLine="708"/>
+      <w:jc w:val="both"/>
+    </w:pPr>
+    <w:rPr>
+      <w:rFonts w:ascii="Arial" w:eastAsia="Times New Roman" w:hAnsi="Arial" w:cs="Arial"/>
+      <w:lang w:eastAsia="pt-BR"/>
+    </w:rPr>
+  </w:style>
+  <w:style w:type="paragraph" w:styleId="Ttulo1">
+    <w:name w:val="heading 1"/>
+    <w:basedOn w:val="Normal"/>
+    <w:next w:val="Normal"/>
+    <w:link w:val="Ttulo1Char"/>
+    <w:uiPriority w:val="9"/>
+    <w:qFormat/>
+    <w:rsid w:val="00366351"/>
+    <w:pPr>
+      <w:ind w:firstLine="0"/>
+      <w:outlineLvl w:val="0"/>
+    </w:pPr>
+    <w:rPr>
+      <w:b/>
+      <w:sz w:val="24"/>
+      <w:szCs w:val="24"/>
+    </w:rPr>
   </w:style>
   <w:style w:type="character" w:default="1" w:styleId="Fontepargpadro">
     <w:name w:val="Default Paragraph Font"/>
     <w:uiPriority w:val="1"/>
-    <w:semiHidden/>
     <w:unhideWhenUsed/>
   </w:style>
   <w:style w:type="table" w:default="1" w:styleId="Tabelanormal">
@@ -907,17 +939,12 @@
     <w:name w:val="Normal (Web)"/>
     <w:basedOn w:val="Normal"/>
     <w:uiPriority w:val="99"/>
-    <w:semiHidden/>
     <w:unhideWhenUsed/>
     <w:rsid w:val="003E71EC"/>
-    <w:pPr>
-      <w:spacing w:before="100" w:beforeAutospacing="1" w:after="100" w:afterAutospacing="1" w:line="240" w:lineRule="auto"/>
-    </w:pPr>
     <w:rPr>
-      <w:rFonts w:ascii="Times New Roman" w:eastAsia="Times New Roman" w:hAnsi="Times New Roman" w:cs="Times New Roman"/>
+      <w:rFonts w:ascii="Times New Roman" w:hAnsi="Times New Roman" w:cs="Times New Roman"/>
       <w:sz w:val="24"/>
       <w:szCs w:val="24"/>
-      <w:lang w:eastAsia="pt-BR"/>
     </w:rPr>
   </w:style>
   <w:style w:type="character" w:styleId="Forte">
@@ -929,6 +956,64 @@
     <w:rPr>
       <w:b/>
       <w:bCs/>
+    </w:rPr>
+  </w:style>
+  <w:style w:type="paragraph" w:styleId="Cabealho">
+    <w:name w:val="header"/>
+    <w:basedOn w:val="Normal"/>
+    <w:link w:val="CabealhoChar"/>
+    <w:uiPriority w:val="99"/>
+    <w:unhideWhenUsed/>
+    <w:rsid w:val="00155604"/>
+    <w:pPr>
+      <w:tabs>
+        <w:tab w:val="center" w:pos="4252"/>
+        <w:tab w:val="right" w:pos="8504"/>
+      </w:tabs>
+      <w:spacing w:after="0"/>
+    </w:pPr>
+  </w:style>
+  <w:style w:type="character" w:customStyle="1" w:styleId="CabealhoChar">
+    <w:name w:val="Cabeçalho Char"/>
+    <w:basedOn w:val="Fontepargpadro"/>
+    <w:link w:val="Cabealho"/>
+    <w:uiPriority w:val="99"/>
+    <w:rsid w:val="00155604"/>
+  </w:style>
+  <w:style w:type="paragraph" w:styleId="Rodap">
+    <w:name w:val="footer"/>
+    <w:basedOn w:val="Normal"/>
+    <w:link w:val="RodapChar"/>
+    <w:uiPriority w:val="99"/>
+    <w:unhideWhenUsed/>
+    <w:rsid w:val="00155604"/>
+    <w:pPr>
+      <w:tabs>
+        <w:tab w:val="center" w:pos="4252"/>
+        <w:tab w:val="right" w:pos="8504"/>
+      </w:tabs>
+      <w:spacing w:after="0"/>
+    </w:pPr>
+  </w:style>
+  <w:style w:type="character" w:customStyle="1" w:styleId="RodapChar">
+    <w:name w:val="Rodapé Char"/>
+    <w:basedOn w:val="Fontepargpadro"/>
+    <w:link w:val="Rodap"/>
+    <w:uiPriority w:val="99"/>
+    <w:rsid w:val="00155604"/>
+  </w:style>
+  <w:style w:type="character" w:customStyle="1" w:styleId="Ttulo1Char">
+    <w:name w:val="Título 1 Char"/>
+    <w:basedOn w:val="Fontepargpadro"/>
+    <w:link w:val="Ttulo1"/>
+    <w:uiPriority w:val="9"/>
+    <w:rsid w:val="00366351"/>
+    <w:rPr>
+      <w:rFonts w:ascii="Arial" w:eastAsia="Times New Roman" w:hAnsi="Arial" w:cs="Arial"/>
+      <w:b/>
+      <w:sz w:val="24"/>
+      <w:szCs w:val="24"/>
+      <w:lang w:eastAsia="pt-BR"/>
     </w:rPr>
   </w:style>
 </w:styles>
@@ -1227,4 +1312,16 @@
     </a:ext>
   </a:extLst>
 </a:theme>
+</file>
+
+<file path=customXml/item1.xml><?xml version="1.0" encoding="utf-8"?>
+<b:Sources xmlns:b="http://schemas.openxmlformats.org/officeDocument/2006/bibliography" xmlns="http://schemas.openxmlformats.org/officeDocument/2006/bibliography" SelectedStyle="\APASixthEditionOfficeOnline.xsl" StyleName="APA" Version="6"/>
+</file>
+
+<file path=customXml/itemProps1.xml><?xml version="1.0" encoding="utf-8"?>
+<ds:datastoreItem xmlns:ds="http://schemas.openxmlformats.org/officeDocument/2006/customXml" ds:itemID="{1E33A294-D836-4C1F-A597-DA40BD0F50E1}">
+  <ds:schemaRefs>
+    <ds:schemaRef ds:uri="http://schemas.openxmlformats.org/officeDocument/2006/bibliography"/>
+  </ds:schemaRefs>
+</ds:datastoreItem>
 </file>
--- a/Loja de doces história do cliente.docx
+++ b/Loja de doces história do cliente.docx
@@ -189,7 +189,6 @@
         <w:t xml:space="preserve"> e comprar sacola.</w:t>
       </w:r>
     </w:p>
-    <w:p/>
     <w:p>
       <w:proofErr w:type="spellStart"/>
       <w:r>
@@ -244,153 +243,156 @@
     </w:p>
     <w:p>
       <w:r>
+        <w:t xml:space="preserve">Pensando em melhorar esse processo e oferecer um atendimento mais rápido e eficiente, gostaríamos de implementar um </w:t>
+      </w:r>
+      <w:r>
+        <w:rPr>
+          <w:rStyle w:val="Forte"/>
+        </w:rPr>
+        <w:t>sistema de autoatendimento</w:t>
+      </w:r>
+      <w:r>
+        <w:t xml:space="preserve"> em máquinas </w:t>
+      </w:r>
+      <w:r>
         <w:lastRenderedPageBreak/>
-        <w:t xml:space="preserve">Pensando em melhorar esse processo e oferecer um atendimento mais rápido e eficiente, gostaríamos de implementar um </w:t>
+        <w:t>instaladas na nossa loja física. Acreditamos que essa solução permitirá que os próprios clientes registrem suas compras de forma prática e rápida, diminuindo o tempo de espera e aumentando a satisfação dos consumidores. Além disso, esperamos que essa inovação contribua para impulsionar nossas vendas e modernizar o funcionamento da loja.</w:t>
+      </w:r>
+    </w:p>
+    <w:p>
+      <w:r>
+        <w:t xml:space="preserve">Em relação ao funcionamento do sistema, ele deverá ser capaz de </w:t>
       </w:r>
       <w:r>
         <w:rPr>
           <w:rStyle w:val="Forte"/>
         </w:rPr>
-        <w:t>sistema de autoatendimento</w:t>
-      </w:r>
-      <w:r>
-        <w:t xml:space="preserve"> em máquinas instaladas na nossa loja física. Acreditamos que essa solução permitirá que os próprios clientes registrem suas compras de forma prática e rápida, diminuindo o tempo de espera e aumentando a satisfação dos consumidores. Além disso, esperamos que essa inovação contribua para impulsionar nossas vendas e modernizar o funcionamento da loja.</w:t>
-      </w:r>
-    </w:p>
-    <w:p>
-      <w:r>
-        <w:t xml:space="preserve">Em relação ao funcionamento do sistema, ele deverá ser capaz de </w:t>
+        <w:t>ler o código de barras dos produtos</w:t>
+      </w:r>
+      <w:r>
+        <w:t xml:space="preserve">, identificar cada item e </w:t>
       </w:r>
       <w:r>
         <w:rPr>
           <w:rStyle w:val="Forte"/>
         </w:rPr>
-        <w:t>ler o código de barras dos produtos</w:t>
-      </w:r>
-      <w:r>
-        <w:t xml:space="preserve">, identificar cada item e </w:t>
+        <w:t>somar automaticamente o valor total da compra do cliente</w:t>
+      </w:r>
+      <w:r>
+        <w:t xml:space="preserve">. Também será necessário que o sistema reconheça e aplique automaticamente o nosso </w:t>
       </w:r>
       <w:r>
         <w:rPr>
           <w:rStyle w:val="Forte"/>
         </w:rPr>
-        <w:t>somar automaticamente o valor total da compra do cliente</w:t>
-      </w:r>
-      <w:r>
-        <w:t xml:space="preserve">. Também será necessário que o sistema reconheça e aplique automaticamente o nosso </w:t>
+        <w:t>esquema de descontos</w:t>
+      </w:r>
+      <w:r>
+        <w:t xml:space="preserve">, no qual, ao comprar </w:t>
       </w:r>
       <w:r>
         <w:rPr>
           <w:rStyle w:val="Forte"/>
         </w:rPr>
-        <w:t>esquema de descontos</w:t>
-      </w:r>
-      <w:r>
-        <w:t xml:space="preserve">, no qual, ao comprar </w:t>
+        <w:t>5 bombons do mesmo tipo</w:t>
+      </w:r>
+      <w:r>
+        <w:t xml:space="preserve">, o cliente recebe </w:t>
       </w:r>
       <w:r>
         <w:rPr>
           <w:rStyle w:val="Forte"/>
         </w:rPr>
-        <w:t>5 bombons do mesmo tipo</w:t>
-      </w:r>
-      <w:r>
-        <w:t xml:space="preserve">, o cliente recebe </w:t>
+        <w:t>10% de desconto</w:t>
+      </w:r>
+      <w:r>
+        <w:t xml:space="preserve"> sobre o valor desses produtos.</w:t>
+      </w:r>
+    </w:p>
+    <w:p>
+      <w:r>
+        <w:t xml:space="preserve">Outra funcionalidade importante é o </w:t>
       </w:r>
       <w:r>
         <w:rPr>
           <w:rStyle w:val="Forte"/>
         </w:rPr>
-        <w:t>10% de desconto</w:t>
-      </w:r>
-      <w:r>
-        <w:t xml:space="preserve"> sobre o valor desses produtos.</w:t>
-      </w:r>
-    </w:p>
-    <w:p>
-      <w:r>
-        <w:t xml:space="preserve">Outra funcionalidade importante é o </w:t>
+        <w:t>registro do cliente</w:t>
+      </w:r>
+      <w:r>
+        <w:t xml:space="preserve">. Ao iniciar o autoatendimento, o cliente poderá informar seu CPF, permitindo a identificação no sistema. Em seguida, ele deverá escolher a </w:t>
       </w:r>
       <w:r>
         <w:rPr>
           <w:rStyle w:val="Forte"/>
         </w:rPr>
-        <w:t>registro do cliente</w:t>
-      </w:r>
-      <w:r>
-        <w:t xml:space="preserve">. Ao iniciar o autoatendimento, o cliente poderá informar seu CPF, permitindo a identificação no sistema. Em seguida, ele deverá escolher a </w:t>
+        <w:t>forma de pagamento</w:t>
+      </w:r>
+      <w:r>
+        <w:t xml:space="preserve">, podendo optar por </w:t>
       </w:r>
       <w:r>
         <w:rPr>
           <w:rStyle w:val="Forte"/>
         </w:rPr>
-        <w:t>forma de pagamento</w:t>
-      </w:r>
-      <w:r>
-        <w:t xml:space="preserve">, podendo optar por </w:t>
-      </w:r>
+        <w:t xml:space="preserve">dinheiro, cartão de débito, cartão de crédito ou </w:t>
+      </w:r>
+      <w:proofErr w:type="spellStart"/>
       <w:r>
         <w:rPr>
           <w:rStyle w:val="Forte"/>
         </w:rPr>
-        <w:t xml:space="preserve">dinheiro, cartão de débito, cartão de crédito ou </w:t>
-      </w:r>
-      <w:proofErr w:type="spellStart"/>
+        <w:t>Pix</w:t>
+      </w:r>
+      <w:proofErr w:type="spellEnd"/>
+      <w:r>
+        <w:t xml:space="preserve">. Caso a forma de pagamento escolhida seja </w:t>
+      </w:r>
       <w:r>
         <w:rPr>
           <w:rStyle w:val="Forte"/>
         </w:rPr>
-        <w:t>Pix</w:t>
-      </w:r>
-      <w:proofErr w:type="spellEnd"/>
-      <w:r>
-        <w:t xml:space="preserve">. Caso a forma de pagamento escolhida seja </w:t>
+        <w:t>cartão de crédito</w:t>
+      </w:r>
+      <w:r>
+        <w:t xml:space="preserve">, o sistema deverá apresentar a opção de </w:t>
       </w:r>
       <w:r>
         <w:rPr>
           <w:rStyle w:val="Forte"/>
         </w:rPr>
-        <w:t>cartão de crédito</w:t>
-      </w:r>
-      <w:r>
-        <w:t xml:space="preserve">, o sistema deverá apresentar a opção de </w:t>
+        <w:t>parcelamento da compra</w:t>
+      </w:r>
+      <w:r>
+        <w:t xml:space="preserve">, permitindo dividir o valor em até </w:t>
       </w:r>
       <w:r>
         <w:rPr>
           <w:rStyle w:val="Forte"/>
         </w:rPr>
-        <w:t>parcelamento da compra</w:t>
-      </w:r>
-      <w:r>
-        <w:t xml:space="preserve">, permitindo dividir o valor em até </w:t>
+        <w:t>5 parcelas</w:t>
+      </w:r>
+      <w:r>
+        <w:t>.</w:t>
+      </w:r>
+    </w:p>
+    <w:p>
+      <w:r>
+        <w:t xml:space="preserve">Por fim, após a conclusão da compra e confirmação do pagamento, o sistema deverá oferecer ao cliente a opção de </w:t>
       </w:r>
       <w:r>
         <w:rPr>
           <w:rStyle w:val="Forte"/>
         </w:rPr>
-        <w:t>5 parcelas</w:t>
-      </w:r>
-      <w:r>
-        <w:t>.</w:t>
-      </w:r>
-    </w:p>
-    <w:p>
-      <w:r>
-        <w:t xml:space="preserve">Por fim, após a conclusão da compra e confirmação do pagamento, o sistema deverá oferecer ao cliente a opção de </w:t>
+        <w:t>imprimir a nota fiscal</w:t>
+      </w:r>
+      <w:r>
+        <w:t xml:space="preserve">. Além disso, também deverá aparecer a opção de </w:t>
       </w:r>
       <w:r>
         <w:rPr>
           <w:rStyle w:val="Forte"/>
         </w:rPr>
-        <w:t>imprimir a nota fiscal</w:t>
-      </w:r>
-      <w:r>
-        <w:t xml:space="preserve">. Além disso, também deverá aparecer a opção de </w:t>
-      </w:r>
-      <w:r>
-        <w:rPr>
-          <w:rStyle w:val="Forte"/>
-        </w:rPr>
         <w:t>adicionar a compra de uma sacola</w:t>
       </w:r>
       <w:r>
@@ -413,27 +415,321 @@
     </w:p>
     <w:p>
       <w:pPr>
-        <w:ind w:firstLine="0"/>
-      </w:pPr>
+        <w:pStyle w:val="PargrafodaLista"/>
+        <w:numPr>
+          <w:ilvl w:val="0"/>
+          <w:numId w:val="2"/>
+        </w:numPr>
+      </w:pPr>
+      <w:r>
+        <w:t>Cliente;</w:t>
+      </w:r>
+    </w:p>
+    <w:p>
+      <w:pPr>
+        <w:pStyle w:val="PargrafodaLista"/>
+        <w:numPr>
+          <w:ilvl w:val="0"/>
+          <w:numId w:val="2"/>
+        </w:numPr>
+      </w:pPr>
+      <w:r>
+        <w:t>Pedido.</w:t>
+      </w:r>
+    </w:p>
+    <w:p>
+      <w:pPr>
+        <w:pStyle w:val="Ttulo1"/>
+      </w:pPr>
+      <w:r>
+        <w:t>Dicionário de Dados</w:t>
+      </w:r>
+    </w:p>
+    <w:p>
       <w:r>
         <w:tab/>
       </w:r>
-      <w:bookmarkStart w:id="0" w:name="_GoBack"/>
-      <w:bookmarkEnd w:id="0"/>
-    </w:p>
-    <w:p>
-      <w:pPr>
-        <w:pStyle w:val="Ttulo1"/>
-      </w:pPr>
-      <w:r>
-        <w:t>Dicionário de Dados</w:t>
-      </w:r>
-    </w:p>
-    <w:p>
-      <w:r>
-        <w:tab/>
-      </w:r>
-    </w:p>
+    </w:p>
+    <w:tbl>
+      <w:tblPr>
+        <w:tblStyle w:val="Tabelacomgrade"/>
+        <w:tblW w:w="0" w:type="auto"/>
+        <w:tblLook w:val="04A0" w:firstRow="1" w:lastRow="0" w:firstColumn="1" w:lastColumn="0" w:noHBand="0" w:noVBand="1"/>
+      </w:tblPr>
+      <w:tblGrid>
+        <w:gridCol w:w="1698"/>
+        <w:gridCol w:w="1699"/>
+        <w:gridCol w:w="1699"/>
+        <w:gridCol w:w="1699"/>
+        <w:gridCol w:w="1699"/>
+      </w:tblGrid>
+      <w:tr>
+        <w:trPr>
+          <w:trHeight w:val="400"/>
+        </w:trPr>
+        <w:tc>
+          <w:tcPr>
+            <w:tcW w:w="1698" w:type="dxa"/>
+          </w:tcPr>
+          <w:p>
+            <w:pPr>
+              <w:ind w:firstLine="0"/>
+            </w:pPr>
+            <w:bookmarkStart w:id="0" w:name="_GoBack"/>
+            <w:bookmarkEnd w:id="0"/>
+          </w:p>
+        </w:tc>
+        <w:tc>
+          <w:tcPr>
+            <w:tcW w:w="1699" w:type="dxa"/>
+          </w:tcPr>
+          <w:p>
+            <w:pPr>
+              <w:ind w:firstLine="0"/>
+            </w:pPr>
+          </w:p>
+        </w:tc>
+        <w:tc>
+          <w:tcPr>
+            <w:tcW w:w="1699" w:type="dxa"/>
+          </w:tcPr>
+          <w:p>
+            <w:pPr>
+              <w:ind w:firstLine="0"/>
+            </w:pPr>
+          </w:p>
+        </w:tc>
+        <w:tc>
+          <w:tcPr>
+            <w:tcW w:w="1699" w:type="dxa"/>
+          </w:tcPr>
+          <w:p>
+            <w:pPr>
+              <w:ind w:firstLine="0"/>
+            </w:pPr>
+          </w:p>
+        </w:tc>
+        <w:tc>
+          <w:tcPr>
+            <w:tcW w:w="1699" w:type="dxa"/>
+          </w:tcPr>
+          <w:p>
+            <w:pPr>
+              <w:ind w:firstLine="0"/>
+            </w:pPr>
+          </w:p>
+        </w:tc>
+      </w:tr>
+      <w:tr>
+        <w:tc>
+          <w:tcPr>
+            <w:tcW w:w="1698" w:type="dxa"/>
+          </w:tcPr>
+          <w:p>
+            <w:pPr>
+              <w:ind w:firstLine="0"/>
+            </w:pPr>
+          </w:p>
+        </w:tc>
+        <w:tc>
+          <w:tcPr>
+            <w:tcW w:w="1699" w:type="dxa"/>
+          </w:tcPr>
+          <w:p>
+            <w:pPr>
+              <w:ind w:firstLine="0"/>
+            </w:pPr>
+          </w:p>
+        </w:tc>
+        <w:tc>
+          <w:tcPr>
+            <w:tcW w:w="1699" w:type="dxa"/>
+          </w:tcPr>
+          <w:p>
+            <w:pPr>
+              <w:ind w:firstLine="0"/>
+            </w:pPr>
+          </w:p>
+        </w:tc>
+        <w:tc>
+          <w:tcPr>
+            <w:tcW w:w="1699" w:type="dxa"/>
+          </w:tcPr>
+          <w:p>
+            <w:pPr>
+              <w:ind w:firstLine="0"/>
+            </w:pPr>
+          </w:p>
+        </w:tc>
+        <w:tc>
+          <w:tcPr>
+            <w:tcW w:w="1699" w:type="dxa"/>
+          </w:tcPr>
+          <w:p>
+            <w:pPr>
+              <w:ind w:firstLine="0"/>
+            </w:pPr>
+          </w:p>
+        </w:tc>
+      </w:tr>
+      <w:tr>
+        <w:tc>
+          <w:tcPr>
+            <w:tcW w:w="1698" w:type="dxa"/>
+          </w:tcPr>
+          <w:p>
+            <w:pPr>
+              <w:ind w:firstLine="0"/>
+            </w:pPr>
+          </w:p>
+        </w:tc>
+        <w:tc>
+          <w:tcPr>
+            <w:tcW w:w="1699" w:type="dxa"/>
+          </w:tcPr>
+          <w:p>
+            <w:pPr>
+              <w:ind w:firstLine="0"/>
+            </w:pPr>
+          </w:p>
+        </w:tc>
+        <w:tc>
+          <w:tcPr>
+            <w:tcW w:w="1699" w:type="dxa"/>
+          </w:tcPr>
+          <w:p>
+            <w:pPr>
+              <w:ind w:firstLine="0"/>
+            </w:pPr>
+          </w:p>
+        </w:tc>
+        <w:tc>
+          <w:tcPr>
+            <w:tcW w:w="1699" w:type="dxa"/>
+          </w:tcPr>
+          <w:p>
+            <w:pPr>
+              <w:ind w:firstLine="0"/>
+            </w:pPr>
+          </w:p>
+        </w:tc>
+        <w:tc>
+          <w:tcPr>
+            <w:tcW w:w="1699" w:type="dxa"/>
+          </w:tcPr>
+          <w:p>
+            <w:pPr>
+              <w:ind w:firstLine="0"/>
+            </w:pPr>
+          </w:p>
+        </w:tc>
+      </w:tr>
+      <w:tr>
+        <w:tc>
+          <w:tcPr>
+            <w:tcW w:w="1698" w:type="dxa"/>
+          </w:tcPr>
+          <w:p>
+            <w:pPr>
+              <w:ind w:firstLine="0"/>
+            </w:pPr>
+          </w:p>
+        </w:tc>
+        <w:tc>
+          <w:tcPr>
+            <w:tcW w:w="1699" w:type="dxa"/>
+          </w:tcPr>
+          <w:p>
+            <w:pPr>
+              <w:ind w:firstLine="0"/>
+            </w:pPr>
+          </w:p>
+        </w:tc>
+        <w:tc>
+          <w:tcPr>
+            <w:tcW w:w="1699" w:type="dxa"/>
+          </w:tcPr>
+          <w:p>
+            <w:pPr>
+              <w:ind w:firstLine="0"/>
+            </w:pPr>
+          </w:p>
+        </w:tc>
+        <w:tc>
+          <w:tcPr>
+            <w:tcW w:w="1699" w:type="dxa"/>
+          </w:tcPr>
+          <w:p>
+            <w:pPr>
+              <w:ind w:firstLine="0"/>
+            </w:pPr>
+          </w:p>
+        </w:tc>
+        <w:tc>
+          <w:tcPr>
+            <w:tcW w:w="1699" w:type="dxa"/>
+          </w:tcPr>
+          <w:p>
+            <w:pPr>
+              <w:ind w:firstLine="0"/>
+            </w:pPr>
+          </w:p>
+        </w:tc>
+      </w:tr>
+      <w:tr>
+        <w:tc>
+          <w:tcPr>
+            <w:tcW w:w="1698" w:type="dxa"/>
+          </w:tcPr>
+          <w:p>
+            <w:pPr>
+              <w:ind w:firstLine="0"/>
+            </w:pPr>
+          </w:p>
+        </w:tc>
+        <w:tc>
+          <w:tcPr>
+            <w:tcW w:w="1699" w:type="dxa"/>
+          </w:tcPr>
+          <w:p>
+            <w:pPr>
+              <w:ind w:firstLine="0"/>
+            </w:pPr>
+          </w:p>
+        </w:tc>
+        <w:tc>
+          <w:tcPr>
+            <w:tcW w:w="1699" w:type="dxa"/>
+          </w:tcPr>
+          <w:p>
+            <w:pPr>
+              <w:ind w:firstLine="0"/>
+            </w:pPr>
+          </w:p>
+        </w:tc>
+        <w:tc>
+          <w:tcPr>
+            <w:tcW w:w="1699" w:type="dxa"/>
+          </w:tcPr>
+          <w:p>
+            <w:pPr>
+              <w:ind w:firstLine="0"/>
+            </w:pPr>
+          </w:p>
+        </w:tc>
+        <w:tc>
+          <w:tcPr>
+            <w:tcW w:w="1699" w:type="dxa"/>
+          </w:tcPr>
+          <w:p>
+            <w:pPr>
+              <w:ind w:firstLine="0"/>
+            </w:pPr>
+          </w:p>
+        </w:tc>
+      </w:tr>
+    </w:tbl>
+    <w:p/>
     <w:p/>
     <w:sectPr>
       <w:pgSz w:w="11906" w:h="16838"/>
@@ -481,6 +777,243 @@
     </w:p>
   </w:footnote>
 </w:footnotes>
+</file>
+
+<file path=word/numbering.xml><?xml version="1.0" encoding="utf-8"?>
+<w:numbering xmlns:wpc="http://schemas.microsoft.com/office/word/2010/wordprocessingCanvas" xmlns:cx="http://schemas.microsoft.com/office/drawing/2014/chartex" xmlns:cx1="http://schemas.microsoft.com/office/drawing/2015/9/8/chartex" xmlns:cx2="http://schemas.microsoft.com/office/drawing/2015/10/21/chartex" xmlns:cx3="http://schemas.microsoft.com/office/drawing/2016/5/9/chartex" xmlns:cx4="http://schemas.microsoft.com/office/drawing/2016/5/10/chartex" xmlns:cx5="http://schemas.microsoft.com/office/drawing/2016/5/11/chartex" xmlns:cx6="http://schemas.microsoft.com/office/drawing/2016/5/12/chartex" xmlns:cx7="http://schemas.microsoft.com/office/drawing/2016/5/13/chartex" xmlns:cx8="http://schemas.microsoft.com/office/drawing/2016/5/14/chartex" xmlns:mc="http://schemas.openxmlformats.org/markup-compatibility/2006" xmlns:aink="http://schemas.microsoft.com/office/drawing/2016/ink" xmlns:am3d="http://schemas.microsoft.com/office/drawing/2017/model3d" xmlns:o="urn:schemas-microsoft-com:office:office" xmlns:r="http://schemas.openxmlformats.org/officeDocument/2006/relationships" xmlns:m="http://schemas.openxmlformats.org/officeDocument/2006/math" xmlns:v="urn:schemas-microsoft-com:vml" xmlns:wp14="http://schemas.microsoft.com/office/word/2010/wordprocessingDrawing" xmlns:wp="http://schemas.openxmlformats.org/drawingml/2006/wordprocessingDrawing" xmlns:w10="urn:schemas-microsoft-com:office:word" xmlns:w="http://schemas.openxmlformats.org/wordprocessingml/2006/main" xmlns:w14="http://schemas.microsoft.com/office/word/2010/wordml" xmlns:w15="http://schemas.microsoft.com/office/word/2012/wordml" xmlns:w16cid="http://schemas.microsoft.com/office/word/2016/wordml/cid" xmlns:w16se="http://schemas.microsoft.com/office/word/2015/wordml/symex" xmlns:wpg="http://schemas.microsoft.com/office/word/2010/wordprocessingGroup" xmlns:wpi="http://schemas.microsoft.com/office/word/2010/wordprocessingInk" xmlns:wne="http://schemas.microsoft.com/office/word/2006/wordml" xmlns:wps="http://schemas.microsoft.com/office/word/2010/wordprocessingShape" mc:Ignorable="w14 w15 w16se w16cid wp14">
+  <w:abstractNum w:abstractNumId="0" w15:restartNumberingAfterBreak="0">
+    <w:nsid w:val="4A293B61"/>
+    <w:multiLevelType w:val="hybridMultilevel"/>
+    <w:tmpl w:val="61A6AFBA"/>
+    <w:lvl w:ilvl="0" w:tplc="04160001">
+      <w:start w:val="1"/>
+      <w:numFmt w:val="bullet"/>
+      <w:lvlText w:val=""/>
+      <w:lvlJc w:val="left"/>
+      <w:pPr>
+        <w:ind w:left="720" w:hanging="360"/>
+      </w:pPr>
+      <w:rPr>
+        <w:rFonts w:ascii="Symbol" w:hAnsi="Symbol" w:hint="default"/>
+      </w:rPr>
+    </w:lvl>
+    <w:lvl w:ilvl="1" w:tplc="04160003" w:tentative="1">
+      <w:start w:val="1"/>
+      <w:numFmt w:val="bullet"/>
+      <w:lvlText w:val="o"/>
+      <w:lvlJc w:val="left"/>
+      <w:pPr>
+        <w:ind w:left="1440" w:hanging="360"/>
+      </w:pPr>
+      <w:rPr>
+        <w:rFonts w:ascii="Courier New" w:hAnsi="Courier New" w:cs="Courier New" w:hint="default"/>
+      </w:rPr>
+    </w:lvl>
+    <w:lvl w:ilvl="2" w:tplc="04160005" w:tentative="1">
+      <w:start w:val="1"/>
+      <w:numFmt w:val="bullet"/>
+      <w:lvlText w:val=""/>
+      <w:lvlJc w:val="left"/>
+      <w:pPr>
+        <w:ind w:left="2160" w:hanging="360"/>
+      </w:pPr>
+      <w:rPr>
+        <w:rFonts w:ascii="Wingdings" w:hAnsi="Wingdings" w:hint="default"/>
+      </w:rPr>
+    </w:lvl>
+    <w:lvl w:ilvl="3" w:tplc="04160001" w:tentative="1">
+      <w:start w:val="1"/>
+      <w:numFmt w:val="bullet"/>
+      <w:lvlText w:val=""/>
+      <w:lvlJc w:val="left"/>
+      <w:pPr>
+        <w:ind w:left="2880" w:hanging="360"/>
+      </w:pPr>
+      <w:rPr>
+        <w:rFonts w:ascii="Symbol" w:hAnsi="Symbol" w:hint="default"/>
+      </w:rPr>
+    </w:lvl>
+    <w:lvl w:ilvl="4" w:tplc="04160003" w:tentative="1">
+      <w:start w:val="1"/>
+      <w:numFmt w:val="bullet"/>
+      <w:lvlText w:val="o"/>
+      <w:lvlJc w:val="left"/>
+      <w:pPr>
+        <w:ind w:left="3600" w:hanging="360"/>
+      </w:pPr>
+      <w:rPr>
+        <w:rFonts w:ascii="Courier New" w:hAnsi="Courier New" w:cs="Courier New" w:hint="default"/>
+      </w:rPr>
+    </w:lvl>
+    <w:lvl w:ilvl="5" w:tplc="04160005" w:tentative="1">
+      <w:start w:val="1"/>
+      <w:numFmt w:val="bullet"/>
+      <w:lvlText w:val=""/>
+      <w:lvlJc w:val="left"/>
+      <w:pPr>
+        <w:ind w:left="4320" w:hanging="360"/>
+      </w:pPr>
+      <w:rPr>
+        <w:rFonts w:ascii="Wingdings" w:hAnsi="Wingdings" w:hint="default"/>
+      </w:rPr>
+    </w:lvl>
+    <w:lvl w:ilvl="6" w:tplc="04160001" w:tentative="1">
+      <w:start w:val="1"/>
+      <w:numFmt w:val="bullet"/>
+      <w:lvlText w:val=""/>
+      <w:lvlJc w:val="left"/>
+      <w:pPr>
+        <w:ind w:left="5040" w:hanging="360"/>
+      </w:pPr>
+      <w:rPr>
+        <w:rFonts w:ascii="Symbol" w:hAnsi="Symbol" w:hint="default"/>
+      </w:rPr>
+    </w:lvl>
+    <w:lvl w:ilvl="7" w:tplc="04160003" w:tentative="1">
+      <w:start w:val="1"/>
+      <w:numFmt w:val="bullet"/>
+      <w:lvlText w:val="o"/>
+      <w:lvlJc w:val="left"/>
+      <w:pPr>
+        <w:ind w:left="5760" w:hanging="360"/>
+      </w:pPr>
+      <w:rPr>
+        <w:rFonts w:ascii="Courier New" w:hAnsi="Courier New" w:cs="Courier New" w:hint="default"/>
+      </w:rPr>
+    </w:lvl>
+    <w:lvl w:ilvl="8" w:tplc="04160005" w:tentative="1">
+      <w:start w:val="1"/>
+      <w:numFmt w:val="bullet"/>
+      <w:lvlText w:val=""/>
+      <w:lvlJc w:val="left"/>
+      <w:pPr>
+        <w:ind w:left="6480" w:hanging="360"/>
+      </w:pPr>
+      <w:rPr>
+        <w:rFonts w:ascii="Wingdings" w:hAnsi="Wingdings" w:hint="default"/>
+      </w:rPr>
+    </w:lvl>
+  </w:abstractNum>
+  <w:abstractNum w:abstractNumId="1" w15:restartNumberingAfterBreak="0">
+    <w:nsid w:val="5B51708C"/>
+    <w:multiLevelType w:val="hybridMultilevel"/>
+    <w:tmpl w:val="EE4C98C4"/>
+    <w:lvl w:ilvl="0" w:tplc="04160001">
+      <w:start w:val="1"/>
+      <w:numFmt w:val="bullet"/>
+      <w:lvlText w:val=""/>
+      <w:lvlJc w:val="left"/>
+      <w:pPr>
+        <w:ind w:left="1434" w:hanging="360"/>
+      </w:pPr>
+      <w:rPr>
+        <w:rFonts w:ascii="Symbol" w:hAnsi="Symbol" w:hint="default"/>
+      </w:rPr>
+    </w:lvl>
+    <w:lvl w:ilvl="1" w:tplc="04160003" w:tentative="1">
+      <w:start w:val="1"/>
+      <w:numFmt w:val="bullet"/>
+      <w:lvlText w:val="o"/>
+      <w:lvlJc w:val="left"/>
+      <w:pPr>
+        <w:ind w:left="2154" w:hanging="360"/>
+      </w:pPr>
+      <w:rPr>
+        <w:rFonts w:ascii="Courier New" w:hAnsi="Courier New" w:cs="Courier New" w:hint="default"/>
+      </w:rPr>
+    </w:lvl>
+    <w:lvl w:ilvl="2" w:tplc="04160005" w:tentative="1">
+      <w:start w:val="1"/>
+      <w:numFmt w:val="bullet"/>
+      <w:lvlText w:val=""/>
+      <w:lvlJc w:val="left"/>
+      <w:pPr>
+        <w:ind w:left="2874" w:hanging="360"/>
+      </w:pPr>
+      <w:rPr>
+        <w:rFonts w:ascii="Wingdings" w:hAnsi="Wingdings" w:hint="default"/>
+      </w:rPr>
+    </w:lvl>
+    <w:lvl w:ilvl="3" w:tplc="04160001" w:tentative="1">
+      <w:start w:val="1"/>
+      <w:numFmt w:val="bullet"/>
+      <w:lvlText w:val=""/>
+      <w:lvlJc w:val="left"/>
+      <w:pPr>
+        <w:ind w:left="3594" w:hanging="360"/>
+      </w:pPr>
+      <w:rPr>
+        <w:rFonts w:ascii="Symbol" w:hAnsi="Symbol" w:hint="default"/>
+      </w:rPr>
+    </w:lvl>
+    <w:lvl w:ilvl="4" w:tplc="04160003" w:tentative="1">
+      <w:start w:val="1"/>
+      <w:numFmt w:val="bullet"/>
+      <w:lvlText w:val="o"/>
+      <w:lvlJc w:val="left"/>
+      <w:pPr>
+        <w:ind w:left="4314" w:hanging="360"/>
+      </w:pPr>
+      <w:rPr>
+        <w:rFonts w:ascii="Courier New" w:hAnsi="Courier New" w:cs="Courier New" w:hint="default"/>
+      </w:rPr>
+    </w:lvl>
+    <w:lvl w:ilvl="5" w:tplc="04160005" w:tentative="1">
+      <w:start w:val="1"/>
+      <w:numFmt w:val="bullet"/>
+      <w:lvlText w:val=""/>
+      <w:lvlJc w:val="left"/>
+      <w:pPr>
+        <w:ind w:left="5034" w:hanging="360"/>
+      </w:pPr>
+      <w:rPr>
+        <w:rFonts w:ascii="Wingdings" w:hAnsi="Wingdings" w:hint="default"/>
+      </w:rPr>
+    </w:lvl>
+    <w:lvl w:ilvl="6" w:tplc="04160001" w:tentative="1">
+      <w:start w:val="1"/>
+      <w:numFmt w:val="bullet"/>
+      <w:lvlText w:val=""/>
+      <w:lvlJc w:val="left"/>
+      <w:pPr>
+        <w:ind w:left="5754" w:hanging="360"/>
+      </w:pPr>
+      <w:rPr>
+        <w:rFonts w:ascii="Symbol" w:hAnsi="Symbol" w:hint="default"/>
+      </w:rPr>
+    </w:lvl>
+    <w:lvl w:ilvl="7" w:tplc="04160003" w:tentative="1">
+      <w:start w:val="1"/>
+      <w:numFmt w:val="bullet"/>
+      <w:lvlText w:val="o"/>
+      <w:lvlJc w:val="left"/>
+      <w:pPr>
+        <w:ind w:left="6474" w:hanging="360"/>
+      </w:pPr>
+      <w:rPr>
+        <w:rFonts w:ascii="Courier New" w:hAnsi="Courier New" w:cs="Courier New" w:hint="default"/>
+      </w:rPr>
+    </w:lvl>
+    <w:lvl w:ilvl="8" w:tplc="04160005" w:tentative="1">
+      <w:start w:val="1"/>
+      <w:numFmt w:val="bullet"/>
+      <w:lvlText w:val=""/>
+      <w:lvlJc w:val="left"/>
+      <w:pPr>
+        <w:ind w:left="7194" w:hanging="360"/>
+      </w:pPr>
+      <w:rPr>
+        <w:rFonts w:ascii="Wingdings" w:hAnsi="Wingdings" w:hint="default"/>
+      </w:rPr>
+    </w:lvl>
+  </w:abstractNum>
+  <w:num w:numId="1">
+    <w:abstractNumId w:val="1"/>
+  </w:num>
+  <w:num w:numId="2">
+    <w:abstractNumId w:val="0"/>
+  </w:num>
+</w:numbering>
 </file>
 
 <file path=word/styles.xml><?xml version="1.0" encoding="utf-8"?>
@@ -912,6 +1445,7 @@
   <w:style w:type="character" w:default="1" w:styleId="Fontepargpadro">
     <w:name w:val="Default Paragraph Font"/>
     <w:uiPriority w:val="1"/>
+    <w:semiHidden/>
     <w:unhideWhenUsed/>
   </w:style>
   <w:style w:type="table" w:default="1" w:styleId="Tabelanormal">
@@ -1015,6 +1549,36 @@
       <w:szCs w:val="24"/>
       <w:lang w:eastAsia="pt-BR"/>
     </w:rPr>
+  </w:style>
+  <w:style w:type="paragraph" w:styleId="PargrafodaLista">
+    <w:name w:val="List Paragraph"/>
+    <w:basedOn w:val="Normal"/>
+    <w:uiPriority w:val="34"/>
+    <w:qFormat/>
+    <w:rsid w:val="00021E74"/>
+    <w:pPr>
+      <w:ind w:left="720"/>
+      <w:contextualSpacing/>
+    </w:pPr>
+  </w:style>
+  <w:style w:type="table" w:styleId="Tabelacomgrade">
+    <w:name w:val="Table Grid"/>
+    <w:basedOn w:val="Tabelanormal"/>
+    <w:uiPriority w:val="39"/>
+    <w:rsid w:val="00F6549C"/>
+    <w:pPr>
+      <w:spacing w:after="0" w:line="240" w:lineRule="auto"/>
+    </w:pPr>
+    <w:tblPr>
+      <w:tblBorders>
+        <w:top w:val="single" w:sz="4" w:space="0" w:color="auto"/>
+        <w:left w:val="single" w:sz="4" w:space="0" w:color="auto"/>
+        <w:bottom w:val="single" w:sz="4" w:space="0" w:color="auto"/>
+        <w:right w:val="single" w:sz="4" w:space="0" w:color="auto"/>
+        <w:insideH w:val="single" w:sz="4" w:space="0" w:color="auto"/>
+        <w:insideV w:val="single" w:sz="4" w:space="0" w:color="auto"/>
+      </w:tblBorders>
+    </w:tblPr>
   </w:style>
 </w:styles>
 </file>
@@ -1319,7 +1883,7 @@
 </file>
 
 <file path=customXml/itemProps1.xml><?xml version="1.0" encoding="utf-8"?>
-<ds:datastoreItem xmlns:ds="http://schemas.openxmlformats.org/officeDocument/2006/customXml" ds:itemID="{1E33A294-D836-4C1F-A597-DA40BD0F50E1}">
+<ds:datastoreItem xmlns:ds="http://schemas.openxmlformats.org/officeDocument/2006/customXml" ds:itemID="{442E0194-EE6F-4FCB-A39A-5CC4BF19805F}">
   <ds:schemaRefs>
     <ds:schemaRef ds:uri="http://schemas.openxmlformats.org/officeDocument/2006/bibliography"/>
   </ds:schemaRefs>

--- a/Loja de doces história do cliente.docx
+++ b/Loja de doces história do cliente.docx
@@ -1,8 +1,8 @@
 
 <file path=word/document.xml><?xml version="1.0" encoding="utf-8"?>
-<w:document xmlns:wpc="http://schemas.microsoft.com/office/word/2010/wordprocessingCanvas" xmlns:cx="http://schemas.microsoft.com/office/drawing/2014/chartex" xmlns:cx1="http://schemas.microsoft.com/office/drawing/2015/9/8/chartex" xmlns:cx2="http://schemas.microsoft.com/office/drawing/2015/10/21/chartex" xmlns:cx3="http://schemas.microsoft.com/office/drawing/2016/5/9/chartex" xmlns:cx4="http://schemas.microsoft.com/office/drawing/2016/5/10/chartex" xmlns:cx5="http://schemas.microsoft.com/office/drawing/2016/5/11/chartex" xmlns:cx6="http://schemas.microsoft.com/office/drawing/2016/5/12/chartex" xmlns:cx7="http://schemas.microsoft.com/office/drawing/2016/5/13/chartex" xmlns:cx8="http://schemas.microsoft.com/office/drawing/2016/5/14/chartex" xmlns:mc="http://schemas.openxmlformats.org/markup-compatibility/2006" xmlns:aink="http://schemas.microsoft.com/office/drawing/2016/ink" xmlns:am3d="http://schemas.microsoft.com/office/drawing/2017/model3d" xmlns:o="urn:schemas-microsoft-com:office:office" xmlns:r="http://schemas.openxmlformats.org/officeDocument/2006/relationships" xmlns:m="http://schemas.openxmlformats.org/officeDocument/2006/math" xmlns:v="urn:schemas-microsoft-com:vml" xmlns:wp14="http://schemas.microsoft.com/office/word/2010/wordprocessingDrawing" xmlns:wp="http://schemas.openxmlformats.org/drawingml/2006/wordprocessingDrawing" xmlns:w10="urn:schemas-microsoft-com:office:word" xmlns:w="http://schemas.openxmlformats.org/wordprocessingml/2006/main" xmlns:w14="http://schemas.microsoft.com/office/word/2010/wordml" xmlns:w15="http://schemas.microsoft.com/office/word/2012/wordml" xmlns:w16cid="http://schemas.microsoft.com/office/word/2016/wordml/cid" xmlns:w16se="http://schemas.microsoft.com/office/word/2015/wordml/symex" xmlns:wpg="http://schemas.microsoft.com/office/word/2010/wordprocessingGroup" xmlns:wpi="http://schemas.microsoft.com/office/word/2010/wordprocessingInk" xmlns:wne="http://schemas.microsoft.com/office/word/2006/wordml" xmlns:wps="http://schemas.microsoft.com/office/word/2010/wordprocessingShape" mc:Ignorable="w14 w15 w16se w16cid wp14">
+<w:document xmlns:wpc="http://schemas.microsoft.com/office/word/2010/wordprocessingCanvas" xmlns:cx="http://schemas.microsoft.com/office/drawing/2014/chartex" xmlns:cx1="http://schemas.microsoft.com/office/drawing/2015/9/8/chartex" xmlns:cx2="http://schemas.microsoft.com/office/drawing/2015/10/21/chartex" xmlns:cx3="http://schemas.microsoft.com/office/drawing/2016/5/9/chartex" xmlns:cx4="http://schemas.microsoft.com/office/drawing/2016/5/10/chartex" xmlns:cx5="http://schemas.microsoft.com/office/drawing/2016/5/11/chartex" xmlns:cx6="http://schemas.microsoft.com/office/drawing/2016/5/12/chartex" xmlns:cx7="http://schemas.microsoft.com/office/drawing/2016/5/13/chartex" xmlns:cx8="http://schemas.microsoft.com/office/drawing/2016/5/14/chartex" xmlns:mc="http://schemas.openxmlformats.org/markup-compatibility/2006" xmlns:aink="http://schemas.microsoft.com/office/drawing/2016/ink" xmlns:am3d="http://schemas.microsoft.com/office/drawing/2017/model3d" xmlns:o="urn:schemas-microsoft-com:office:office" xmlns:r="http://schemas.openxmlformats.org/officeDocument/2006/relationships" xmlns:m="http://schemas.openxmlformats.org/officeDocument/2006/math" xmlns:v="urn:schemas-microsoft-com:vml" xmlns:wp14="http://schemas.microsoft.com/office/word/2010/wordprocessingDrawing" xmlns:wp="http://schemas.openxmlformats.org/drawingml/2006/wordprocessingDrawing" xmlns:w10="urn:schemas-microsoft-com:office:word" xmlns:w="http://schemas.openxmlformats.org/wordprocessingml/2006/main" xmlns:w14="http://schemas.microsoft.com/office/word/2010/wordml" xmlns:w15="http://schemas.microsoft.com/office/word/2012/wordml" xmlns:w16cid="http://schemas.microsoft.com/office/word/2016/wordml/cid" xmlns:w16se="http://schemas.microsoft.com/office/word/2015/wordml/symex" xmlns:wpg="http://schemas.microsoft.com/office/word/2010/wordprocessingGroup" xmlns:wpi="http://schemas.microsoft.com/office/word/2010/wordprocessingInk" xmlns:wne="http://schemas.microsoft.com/office/word/2006/wordml" xmlns:wps="http://schemas.microsoft.com/office/word/2010/wordprocessingShape" xmlns:a="http://schemas.openxmlformats.org/drawingml/2006/main" xmlns:pic="http://schemas.openxmlformats.org/drawingml/2006/picture" xmlns:a14="http://schemas.microsoft.com/office/drawing/2010/main" mc:Ignorable="w14 w15 w16se w16cid wp14">
   <w:body>
-    <w:p>
+    <w:p xmlns:wp14="http://schemas.microsoft.com/office/word/2010/wordml" wp14:textId="77777777">
       <w:pPr>
         <w:jc w:val="center"/>
       </w:pPr>
@@ -10,7 +10,7 @@
         <w:t>ETEC PROFESSOR CAMARGO ARANHA</w:t>
       </w:r>
     </w:p>
-    <w:p>
+    <w:p xmlns:wp14="http://schemas.microsoft.com/office/word/2010/wordml" wp14:textId="77777777">
       <w:pPr>
         <w:jc w:val="center"/>
       </w:pPr>
@@ -18,17 +18,17 @@
         <w:t>DESENVOLVIMENTO DE SISTEMAS</w:t>
       </w:r>
     </w:p>
-    <w:p/>
-    <w:p/>
-    <w:p>
-      <w:pPr>
-        <w:rPr>
-          <w:sz w:val="24"/>
-          <w:szCs w:val="24"/>
-        </w:rPr>
-      </w:pPr>
-    </w:p>
-    <w:p>
+    <w:p xmlns:wp14="http://schemas.microsoft.com/office/word/2010/wordml" wp14:textId="77777777"/>
+    <w:p xmlns:wp14="http://schemas.microsoft.com/office/word/2010/wordml" wp14:textId="77777777"/>
+    <w:p xmlns:wp14="http://schemas.microsoft.com/office/word/2010/wordml" wp14:textId="77777777">
+      <w:pPr>
+        <w:rPr>
+          <w:sz w:val="24"/>
+          <w:szCs w:val="24"/>
+        </w:rPr>
+      </w:pPr>
+    </w:p>
+    <w:p xmlns:wp14="http://schemas.microsoft.com/office/word/2010/wordml" wp14:textId="77777777">
       <w:pPr>
         <w:jc w:val="center"/>
         <w:rPr>
@@ -44,19 +44,20 @@
         <w:t>DANILO H., LEONARDO F.</w:t>
       </w:r>
     </w:p>
-    <w:p/>
-    <w:p>
+    <w:p xmlns:wp14="http://schemas.microsoft.com/office/word/2010/wordml" wp14:textId="77777777"/>
+    <w:p xmlns:wp14="http://schemas.microsoft.com/office/word/2010/wordml" wp14:textId="77777777">
       <w:pPr>
         <w:jc w:val="center"/>
       </w:pPr>
     </w:p>
-    <w:p/>
-    <w:p/>
-    <w:p/>
-    <w:p/>
-    <w:p/>
-    <w:p/>
-    <w:p>
+    <w:p xmlns:wp14="http://schemas.microsoft.com/office/word/2010/wordml" wp14:textId="77777777"/>
+    <w:p xmlns:wp14="http://schemas.microsoft.com/office/word/2010/wordml" wp14:textId="6360FEF4">
+      <w:pPr>
+        <w:pStyle w:val="Normal"/>
+      </w:pPr>
+    </w:p>
+    <w:p xmlns:wp14="http://schemas.microsoft.com/office/word/2010/wordml" wp14:textId="77777777"/>
+    <w:p xmlns:wp14="http://schemas.microsoft.com/office/word/2010/wordml" wp14:textId="77777777">
       <w:pPr>
         <w:jc w:val="center"/>
         <w:rPr>
@@ -74,14 +75,27 @@
         <w:t>LOJA DE DOCES</w:t>
       </w:r>
     </w:p>
-    <w:p/>
-    <w:p/>
-    <w:p/>
-    <w:p/>
-    <w:p/>
-    <w:p/>
-    <w:p/>
-    <w:p/>
+    <w:p xmlns:wp14="http://schemas.microsoft.com/office/word/2010/wordml" wp14:textId="77777777"/>
+    <w:p xmlns:wp14="http://schemas.microsoft.com/office/word/2010/wordml" wp14:textId="77777777"/>
+    <w:p xmlns:wp14="http://schemas.microsoft.com/office/word/2010/wordml" wp14:textId="77777777"/>
+    <w:p xmlns:wp14="http://schemas.microsoft.com/office/word/2010/wordml" wp14:textId="77777777"/>
+    <w:p xmlns:wp14="http://schemas.microsoft.com/office/word/2010/wordml" wp14:textId="77777777">
+      <w:pPr>
+        <w:ind w:firstLine="0"/>
+      </w:pPr>
+    </w:p>
+    <w:p xmlns:wp14="http://schemas.microsoft.com/office/word/2010/wordml" wp14:textId="77777777"/>
+    <w:p xmlns:wp14="http://schemas.microsoft.com/office/word/2010/wordml" wp14:textId="6D8395A6">
+      <w:pPr>
+        <w:pStyle w:val="Normal"/>
+        <w:ind w:firstLine="0"/>
+      </w:pPr>
+    </w:p>
+    <w:p xmlns:wp14="http://schemas.microsoft.com/office/word/2010/wordml" wp14:textId="77777777">
+      <w:pPr>
+        <w:ind w:firstLine="0"/>
+      </w:pPr>
+    </w:p>
     <w:p>
       <w:pPr>
         <w:ind w:firstLine="0"/>
@@ -89,6 +103,12 @@
     </w:p>
     <w:p>
       <w:pPr>
+        <w:pStyle w:val="Normal"/>
+        <w:ind w:firstLine="0"/>
+      </w:pPr>
+    </w:p>
+    <w:p xmlns:wp14="http://schemas.microsoft.com/office/word/2010/wordml" wp14:textId="77777777">
+      <w:pPr>
         <w:jc w:val="center"/>
         <w:rPr>
           <w:sz w:val="24"/>
@@ -116,300 +136,625 @@
           <w:sz w:val="24"/>
           <w:szCs w:val="24"/>
         </w:rPr>
-        <w:t>2026</w:t>
+        <w:t>20</w:t>
+      </w:r>
+      <w:r>
+        <w:rPr>
+          <w:sz w:val="24"/>
+          <w:szCs w:val="24"/>
+        </w:rPr>
+        <w:t>26</w:t>
       </w:r>
     </w:p>
     <w:p>
       <w:pPr>
+        <w:jc w:val="center"/>
+        <w:rPr>
+          <w:sz w:val="24"/>
+          <w:szCs w:val="24"/>
+        </w:rPr>
+      </w:pPr>
+    </w:p>
+    <w:p>
+      <w:pPr>
+        <w:jc w:val="center"/>
+        <w:rPr>
+          <w:sz w:val="24"/>
+          <w:szCs w:val="24"/>
+        </w:rPr>
+      </w:pPr>
+    </w:p>
+    <w:p xmlns:wp14="http://schemas.microsoft.com/office/word/2010/wordml" wp14:textId="72A1628D">
+      <w:pPr>
         <w:pStyle w:val="Ttulo1"/>
       </w:pPr>
       <w:r>
-        <w:lastRenderedPageBreak/>
-        <w:t>História do Cliente</w:t>
-      </w:r>
-    </w:p>
+        <w:rPr/>
+        <w:t>Hstória do Cliente</w:t>
+      </w:r>
+    </w:p>
+    <w:p xmlns:wp14="http://schemas.microsoft.com/office/word/2010/wordml" wp14:textId="77777777">
+      <w:pPr>
+        <w:rPr>
+          <w:sz w:val="24"/>
+          <w:szCs w:val="24"/>
+        </w:rPr>
+      </w:pPr>
+      <w:r>
+        <w:rPr>
+          <w:sz w:val="24"/>
+          <w:szCs w:val="24"/>
+        </w:rPr>
+        <w:t>Boa tarde, somos da loja “Doces Preferidos” e</w:t>
+      </w:r>
+      <w:r>
+        <w:rPr>
+          <w:sz w:val="24"/>
+          <w:szCs w:val="24"/>
+        </w:rPr>
+        <w:t xml:space="preserve"> estamos tendo muitos problemas acerca do atendimento dos clientes. Esses estão reclamando sobre a eficiência na hora do pagamento.</w:t>
+      </w:r>
+      <w:r>
+        <w:rPr>
+          <w:sz w:val="24"/>
+          <w:szCs w:val="24"/>
+        </w:rPr>
+        <w:t xml:space="preserve"> </w:t>
+      </w:r>
+      <w:r>
+        <w:rPr>
+          <w:sz w:val="24"/>
+          <w:szCs w:val="24"/>
+        </w:rPr>
+        <w:t>R</w:t>
+      </w:r>
+      <w:r>
+        <w:rPr>
+          <w:sz w:val="24"/>
+          <w:szCs w:val="24"/>
+        </w:rPr>
+        <w:t xml:space="preserve">equisitamos um sistema de autoatendimento para implementarmos </w:t>
+      </w:r>
+      <w:r>
+        <w:rPr>
+          <w:sz w:val="24"/>
+          <w:szCs w:val="24"/>
+        </w:rPr>
+        <w:t xml:space="preserve">em máquinas </w:t>
+      </w:r>
+      <w:r>
+        <w:rPr>
+          <w:sz w:val="24"/>
+          <w:szCs w:val="24"/>
+        </w:rPr>
+        <w:t>na nossa loja física</w:t>
+      </w:r>
+      <w:r>
+        <w:rPr>
+          <w:sz w:val="24"/>
+          <w:szCs w:val="24"/>
+        </w:rPr>
+        <w:t>, acreditamos que isso impulsionará as nossas vendas e deixará os clientes mais satisfeitos pela velocidade e facilidade pelo autoatendimento.</w:t>
+      </w:r>
+    </w:p>
+    <w:p xmlns:wp14="http://schemas.microsoft.com/office/word/2010/wordml" wp14:textId="77777777">
+      <w:pPr>
+        <w:rPr>
+          <w:sz w:val="24"/>
+          <w:szCs w:val="24"/>
+        </w:rPr>
+      </w:pPr>
+      <w:r>
+        <w:rPr>
+          <w:sz w:val="24"/>
+          <w:szCs w:val="24"/>
+        </w:rPr>
+        <w:t>Sobre o funcionamento do sistema, ele precisa conseguir ler o código de barras dos produtos e adicionar o valor na compra do cliente.</w:t>
+      </w:r>
+      <w:r>
+        <w:rPr>
+          <w:sz w:val="24"/>
+          <w:szCs w:val="24"/>
+        </w:rPr>
+        <w:t xml:space="preserve"> Além de funcionar o nosso esquema de desconto, onde ao comprar 5 bombons do mesmo tipo ele cobra 10% à menos.</w:t>
+      </w:r>
+    </w:p>
+    <w:p xmlns:wp14="http://schemas.microsoft.com/office/word/2010/wordml" wp14:textId="77777777">
+      <w:pPr>
+        <w:rPr>
+          <w:sz w:val="24"/>
+          <w:szCs w:val="24"/>
+        </w:rPr>
+      </w:pPr>
+      <w:r>
+        <w:rPr>
+          <w:sz w:val="24"/>
+          <w:szCs w:val="24"/>
+        </w:rPr>
+        <w:t>Nesse sistema é preciso ter registro do cliente, onde ele, ao acessar o autoatendimento, possa informar seu CPF e forma de pagamento</w:t>
+      </w:r>
+      <w:r>
+        <w:rPr>
+          <w:sz w:val="24"/>
+          <w:szCs w:val="24"/>
+        </w:rPr>
+        <w:t xml:space="preserve"> (dinheiro, débito/crédito ou </w:t>
+      </w:r>
+      <w:r>
+        <w:rPr>
+          <w:sz w:val="24"/>
+          <w:szCs w:val="24"/>
+        </w:rPr>
+        <w:t>pix</w:t>
+      </w:r>
+      <w:r>
+        <w:rPr>
+          <w:sz w:val="24"/>
+          <w:szCs w:val="24"/>
+        </w:rPr>
+        <w:t>).</w:t>
+      </w:r>
+      <w:r>
+        <w:rPr>
+          <w:sz w:val="24"/>
+          <w:szCs w:val="24"/>
+        </w:rPr>
+        <w:t xml:space="preserve"> Caso a compra seja no crédito, deverá aparecer a opção de escolher quantas parcelas será a compra, limitando até 5x.</w:t>
+      </w:r>
+    </w:p>
+    <w:p xmlns:wp14="http://schemas.microsoft.com/office/word/2010/wordml" wp14:textId="77777777">
+      <w:pPr>
+        <w:rPr>
+          <w:sz w:val="24"/>
+          <w:szCs w:val="24"/>
+        </w:rPr>
+      </w:pPr>
+      <w:r>
+        <w:rPr>
+          <w:sz w:val="24"/>
+          <w:szCs w:val="24"/>
+        </w:rPr>
+        <w:t>Ao final da compra, o cliente deverá ter a opção de imprimir a nota fiscal</w:t>
+      </w:r>
+      <w:r>
+        <w:rPr>
+          <w:sz w:val="24"/>
+          <w:szCs w:val="24"/>
+        </w:rPr>
+        <w:t xml:space="preserve"> e comprar sacola.</w:t>
+      </w:r>
+    </w:p>
+    <w:p xmlns:wp14="http://schemas.microsoft.com/office/word/2010/wordml" wp14:textId="77777777">
+      <w:pPr>
+        <w:rPr>
+          <w:sz w:val="24"/>
+          <w:szCs w:val="24"/>
+        </w:rPr>
+      </w:pPr>
+      <w:r>
+        <w:rPr>
+          <w:sz w:val="24"/>
+          <w:szCs w:val="24"/>
+        </w:rPr>
+        <w:t>Prompt</w:t>
+      </w:r>
+      <w:r>
+        <w:rPr>
+          <w:sz w:val="24"/>
+          <w:szCs w:val="24"/>
+        </w:rPr>
+        <w:t xml:space="preserve"> usado para melhorar o texto: </w:t>
+      </w:r>
+    </w:p>
+    <w:p xmlns:wp14="http://schemas.microsoft.com/office/word/2010/wordml" wp14:textId="77777777">
+      <w:pPr>
+        <w:rPr>
+          <w:sz w:val="24"/>
+          <w:szCs w:val="24"/>
+        </w:rPr>
+      </w:pPr>
+      <w:r>
+        <w:rPr>
+          <w:sz w:val="24"/>
+          <w:szCs w:val="24"/>
+        </w:rPr>
+        <w:t xml:space="preserve">Somos do 2°ano médio e estamos escrevendo uma história do cliente sobre uma loja de doces. Pode melhorar a coesão e preencher com um pouco mais de detalhes o texto? </w:t>
+      </w:r>
+    </w:p>
+    <w:p xmlns:wp14="http://schemas.microsoft.com/office/word/2010/wordml" wp14:textId="77777777">
+      <w:pPr>
+        <w:rPr>
+          <w:sz w:val="24"/>
+          <w:szCs w:val="24"/>
+        </w:rPr>
+      </w:pPr>
+      <w:r>
+        <w:rPr>
+          <w:sz w:val="24"/>
+          <w:szCs w:val="24"/>
+        </w:rPr>
+        <w:t xml:space="preserve">Segue o texto abaixo: </w:t>
+      </w:r>
+    </w:p>
+    <w:p xmlns:wp14="http://schemas.microsoft.com/office/word/2010/wordml" wp14:textId="77777777">
+      <w:pPr>
+        <w:rPr>
+          <w:sz w:val="24"/>
+          <w:szCs w:val="24"/>
+        </w:rPr>
+      </w:pPr>
+      <w:r>
+        <w:rPr>
+          <w:sz w:val="24"/>
+          <w:szCs w:val="24"/>
+        </w:rPr>
+        <w:t xml:space="preserve">Boa tarde, somos da loja “Doces Preferidos” e estamos tendo muitos problemas acerca do atendimento dos clientes. Esses estão reclamando sobre a eficiência na hora do pagamento. Requisitamos um sistema de autoatendimento para implementarmos em máquinas na nossa loja física, acreditamos que isso impulsionará as nossas vendas e deixará os clientes mais satisfeitos pela velocidade e facilidade pelo autoatendimento. Sobre o funcionamento do sistema, ele precisa conseguir ler o código de barras dos produtos e adicionar o valor na compra do cliente. Além de funcionar o nosso esquema de desconto, onde ao comprar 5 bombons do mesmo tipo ele cobra 10% à menos. Nesse sistema é preciso ter registro do cliente, onde ele, ao acessar o autoatendimento, possa informar seu CPF e forma de pagamento (dinheiro, débito/crédito ou </w:t>
+      </w:r>
+      <w:r>
+        <w:rPr>
+          <w:sz w:val="24"/>
+          <w:szCs w:val="24"/>
+        </w:rPr>
+        <w:t>pix</w:t>
+      </w:r>
+      <w:r>
+        <w:rPr>
+          <w:sz w:val="24"/>
+          <w:szCs w:val="24"/>
+        </w:rPr>
+        <w:t>). Caso a compra seja no crédito, deverá aparecer a opção de escolher quantas parcelas será a compra, limitando até 5x. Ao final da compra, o cliente deverá ter a opção de imprimir a nota fiscal e comprar sacola.</w:t>
+      </w:r>
+    </w:p>
+    <w:p xmlns:wp14="http://schemas.microsoft.com/office/word/2010/wordml" wp14:textId="77777777">
+      <w:pPr>
+        <w:rPr>
+          <w:sz w:val="24"/>
+          <w:szCs w:val="24"/>
+        </w:rPr>
+      </w:pPr>
+      <w:r>
+        <w:rPr>
+          <w:sz w:val="24"/>
+          <w:szCs w:val="24"/>
+        </w:rPr>
+        <w:t>Texto melhorado por IA:</w:t>
+      </w:r>
+    </w:p>
+    <w:p xmlns:wp14="http://schemas.microsoft.com/office/word/2010/wordml" wp14:textId="77777777">
+      <w:pPr>
+        <w:rPr>
+          <w:sz w:val="24"/>
+          <w:szCs w:val="24"/>
+        </w:rPr>
+      </w:pPr>
+      <w:r>
+        <w:rPr>
+          <w:sz w:val="24"/>
+          <w:szCs w:val="24"/>
+        </w:rPr>
+        <w:t xml:space="preserve">Boa tarde, somos da loja </w:t>
+      </w:r>
+      <w:r>
+        <w:rPr>
+          <w:rStyle w:val="Forte"/>
+          <w:sz w:val="24"/>
+          <w:szCs w:val="24"/>
+        </w:rPr>
+        <w:t>Doces Preferidos</w:t>
+      </w:r>
+      <w:r>
+        <w:rPr>
+          <w:sz w:val="24"/>
+          <w:szCs w:val="24"/>
+        </w:rPr>
+        <w:t>, uma loja especializada na venda de bombons, chocolates e outros doces. Recentemente, temos enfrentado alguns problemas relacionados ao atendimento aos clientes, principalmente no momento do pagamento das compras. Muitos clientes têm reclamado da demora nas filas e da falta de agilidade no caixa, o que acaba prejudicando a experiência de compra dentro da nossa loja.</w:t>
+      </w:r>
+    </w:p>
+    <w:p xmlns:wp14="http://schemas.microsoft.com/office/word/2010/wordml" wp14:textId="77777777">
+      <w:pPr>
+        <w:rPr>
+          <w:sz w:val="24"/>
+          <w:szCs w:val="24"/>
+        </w:rPr>
+      </w:pPr>
+      <w:r>
+        <w:rPr>
+          <w:sz w:val="24"/>
+          <w:szCs w:val="24"/>
+        </w:rPr>
+        <w:t xml:space="preserve">Pensando em melhorar esse processo e oferecer um atendimento mais rápido e eficiente, gostaríamos de implementar um </w:t>
+      </w:r>
+      <w:r>
+        <w:rPr>
+          <w:rStyle w:val="Forte"/>
+          <w:sz w:val="24"/>
+          <w:szCs w:val="24"/>
+        </w:rPr>
+        <w:t>sistema de autoatendimento</w:t>
+      </w:r>
+      <w:r>
+        <w:rPr>
+          <w:sz w:val="24"/>
+          <w:szCs w:val="24"/>
+        </w:rPr>
+        <w:t xml:space="preserve"> em máquinas </w:t>
+      </w:r>
+      <w:r>
+        <w:rPr>
+          <w:sz w:val="24"/>
+          <w:szCs w:val="24"/>
+        </w:rPr>
+        <w:t>instaladas na nossa loja física. Acreditamos que essa solução permitirá que os próprios clientes registrem suas compras de forma prática e rápida, diminuindo o tempo de espera e aumentando a satisfação dos consumidores. Além disso, esperamos que essa inovação contribua para impulsionar nossas vendas e modernizar o funcionamento da loja.</w:t>
+      </w:r>
+    </w:p>
+    <w:p xmlns:wp14="http://schemas.microsoft.com/office/word/2010/wordml" wp14:textId="77777777">
+      <w:pPr>
+        <w:rPr>
+          <w:sz w:val="24"/>
+          <w:szCs w:val="24"/>
+        </w:rPr>
+      </w:pPr>
+      <w:r>
+        <w:rPr>
+          <w:sz w:val="24"/>
+          <w:szCs w:val="24"/>
+        </w:rPr>
+        <w:t xml:space="preserve">Em relação ao funcionamento do sistema, ele deverá ser capaz de </w:t>
+      </w:r>
+      <w:r>
+        <w:rPr>
+          <w:rStyle w:val="Forte"/>
+          <w:sz w:val="24"/>
+          <w:szCs w:val="24"/>
+        </w:rPr>
+        <w:t>ler o código de barras dos produtos</w:t>
+      </w:r>
+      <w:r>
+        <w:rPr>
+          <w:sz w:val="24"/>
+          <w:szCs w:val="24"/>
+        </w:rPr>
+        <w:t xml:space="preserve">, identificar cada item e </w:t>
+      </w:r>
+      <w:r>
+        <w:rPr>
+          <w:rStyle w:val="Forte"/>
+          <w:sz w:val="24"/>
+          <w:szCs w:val="24"/>
+        </w:rPr>
+        <w:t>somar automaticamente o valor total da compra do cliente</w:t>
+      </w:r>
+      <w:r>
+        <w:rPr>
+          <w:sz w:val="24"/>
+          <w:szCs w:val="24"/>
+        </w:rPr>
+        <w:t xml:space="preserve">. Também será necessário que o sistema reconheça e aplique automaticamente o nosso </w:t>
+      </w:r>
+      <w:r>
+        <w:rPr>
+          <w:rStyle w:val="Forte"/>
+          <w:sz w:val="24"/>
+          <w:szCs w:val="24"/>
+        </w:rPr>
+        <w:t>esquema de descontos</w:t>
+      </w:r>
+      <w:r>
+        <w:rPr>
+          <w:sz w:val="24"/>
+          <w:szCs w:val="24"/>
+        </w:rPr>
+        <w:t xml:space="preserve">, no qual, ao comprar </w:t>
+      </w:r>
+      <w:r>
+        <w:rPr>
+          <w:rStyle w:val="Forte"/>
+          <w:sz w:val="24"/>
+          <w:szCs w:val="24"/>
+        </w:rPr>
+        <w:t>5 bombons do mesmo tipo</w:t>
+      </w:r>
+      <w:r>
+        <w:rPr>
+          <w:sz w:val="24"/>
+          <w:szCs w:val="24"/>
+        </w:rPr>
+        <w:t xml:space="preserve">, o cliente recebe </w:t>
+      </w:r>
+      <w:r>
+        <w:rPr>
+          <w:rStyle w:val="Forte"/>
+          <w:sz w:val="24"/>
+          <w:szCs w:val="24"/>
+        </w:rPr>
+        <w:t>10% de desconto</w:t>
+      </w:r>
+      <w:r>
+        <w:rPr>
+          <w:sz w:val="24"/>
+          <w:szCs w:val="24"/>
+        </w:rPr>
+        <w:t xml:space="preserve"> sobre o valor desses produtos.</w:t>
+      </w:r>
+    </w:p>
+    <w:p xmlns:wp14="http://schemas.microsoft.com/office/word/2010/wordml" wp14:textId="77777777">
+      <w:pPr>
+        <w:rPr>
+          <w:sz w:val="24"/>
+          <w:szCs w:val="24"/>
+        </w:rPr>
+      </w:pPr>
+      <w:r>
+        <w:rPr>
+          <w:sz w:val="24"/>
+          <w:szCs w:val="24"/>
+        </w:rPr>
+        <w:t xml:space="preserve">Outra funcionalidade importante é o </w:t>
+      </w:r>
+      <w:r>
+        <w:rPr>
+          <w:rStyle w:val="Forte"/>
+          <w:sz w:val="24"/>
+          <w:szCs w:val="24"/>
+        </w:rPr>
+        <w:t>registro do cliente</w:t>
+      </w:r>
+      <w:r>
+        <w:rPr>
+          <w:sz w:val="24"/>
+          <w:szCs w:val="24"/>
+        </w:rPr>
+        <w:t xml:space="preserve">. Ao iniciar o autoatendimento, o cliente poderá informar seu CPF, permitindo a identificação no sistema. Em seguida, ele deverá escolher a </w:t>
+      </w:r>
+      <w:r>
+        <w:rPr>
+          <w:rStyle w:val="Forte"/>
+          <w:sz w:val="24"/>
+          <w:szCs w:val="24"/>
+        </w:rPr>
+        <w:t>forma de pagamento</w:t>
+      </w:r>
+      <w:r>
+        <w:rPr>
+          <w:sz w:val="24"/>
+          <w:szCs w:val="24"/>
+        </w:rPr>
+        <w:t xml:space="preserve">, podendo optar por </w:t>
+      </w:r>
+      <w:r>
+        <w:rPr>
+          <w:rStyle w:val="Forte"/>
+          <w:sz w:val="24"/>
+          <w:szCs w:val="24"/>
+        </w:rPr>
+        <w:t xml:space="preserve">dinheiro, cartão de débito, cartão de crédito ou </w:t>
+      </w:r>
+      <w:r>
+        <w:rPr>
+          <w:rStyle w:val="Forte"/>
+          <w:sz w:val="24"/>
+          <w:szCs w:val="24"/>
+        </w:rPr>
+        <w:t>Pix</w:t>
+      </w:r>
+      <w:r>
+        <w:rPr>
+          <w:sz w:val="24"/>
+          <w:szCs w:val="24"/>
+        </w:rPr>
+        <w:t xml:space="preserve">. Caso a forma de pagamento escolhida seja </w:t>
+      </w:r>
+      <w:r>
+        <w:rPr>
+          <w:rStyle w:val="Forte"/>
+          <w:sz w:val="24"/>
+          <w:szCs w:val="24"/>
+        </w:rPr>
+        <w:t>cartão de crédito</w:t>
+      </w:r>
+      <w:r>
+        <w:rPr>
+          <w:sz w:val="24"/>
+          <w:szCs w:val="24"/>
+        </w:rPr>
+        <w:t xml:space="preserve">, o sistema deverá apresentar a opção de </w:t>
+      </w:r>
+      <w:r>
+        <w:rPr>
+          <w:rStyle w:val="Forte"/>
+          <w:sz w:val="24"/>
+          <w:szCs w:val="24"/>
+        </w:rPr>
+        <w:t>parcelamento da compra</w:t>
+      </w:r>
+      <w:r>
+        <w:rPr>
+          <w:sz w:val="24"/>
+          <w:szCs w:val="24"/>
+        </w:rPr>
+        <w:t xml:space="preserve">, permitindo dividir o valor em até </w:t>
+      </w:r>
+      <w:r>
+        <w:rPr>
+          <w:rStyle w:val="Forte"/>
+          <w:sz w:val="24"/>
+          <w:szCs w:val="24"/>
+        </w:rPr>
+        <w:t>5 parcelas</w:t>
+      </w:r>
+      <w:r>
+        <w:rPr>
+          <w:sz w:val="24"/>
+          <w:szCs w:val="24"/>
+        </w:rPr>
+        <w:t>.</w:t>
+      </w:r>
+    </w:p>
+    <w:p xmlns:wp14="http://schemas.microsoft.com/office/word/2010/wordml" wp14:textId="77777777">
+      <w:pPr>
+        <w:rPr>
+          <w:sz w:val="24"/>
+          <w:szCs w:val="24"/>
+        </w:rPr>
+      </w:pPr>
+      <w:r>
+        <w:rPr>
+          <w:sz w:val="24"/>
+          <w:szCs w:val="24"/>
+        </w:rPr>
+        <w:t xml:space="preserve">Por fim, após a conclusão da compra e confirmação do pagamento, o sistema deverá oferecer ao cliente a opção de </w:t>
+      </w:r>
+      <w:r>
+        <w:rPr>
+          <w:rStyle w:val="Forte"/>
+          <w:sz w:val="24"/>
+          <w:szCs w:val="24"/>
+        </w:rPr>
+        <w:t>imprimir a nota fiscal</w:t>
+      </w:r>
+      <w:r>
+        <w:rPr>
+          <w:sz w:val="24"/>
+          <w:szCs w:val="24"/>
+        </w:rPr>
+        <w:t xml:space="preserve">. Além disso, também deverá aparecer a opção de </w:t>
+      </w:r>
+      <w:r>
+        <w:rPr>
+          <w:rStyle w:val="Forte"/>
+          <w:sz w:val="24"/>
+          <w:szCs w:val="24"/>
+        </w:rPr>
+        <w:t>adicionar a compra de uma sacola</w:t>
+      </w:r>
+      <w:r>
+        <w:rPr>
+          <w:sz w:val="24"/>
+          <w:szCs w:val="24"/>
+        </w:rPr>
+        <w:t>, caso o cliente precise transportar os produtos com mais facilidade.</w:t>
+      </w:r>
+    </w:p>
+    <w:p xmlns:wp14="http://schemas.microsoft.com/office/word/2010/wordml" wp14:textId="77777777">
+      <w:pPr>
+        <w:pStyle w:val="Normal"/>
+        <w:rPr>
+          <w:sz w:val="24"/>
+          <w:szCs w:val="24"/>
+        </w:rPr>
+      </w:pPr>
+      <w:r>
+        <w:rPr/>
+        <w:t>Com a implementação desse sistema de autoatendimento, esperamos melhorar significativamente a experiência dos nossos clientes, tornando o processo de compra mais rápido, prático e eficiente dentro da loja Doces Preferidos.</w:t>
+      </w:r>
+    </w:p>
+    <w:p xmlns:wp14="http://schemas.microsoft.com/office/word/2010/wordml" wp14:textId="77777777"/>
     <w:p>
-      <w:r>
-        <w:t>Boa tarde, somos da loja “Doces Preferidos” e</w:t>
-      </w:r>
-      <w:r>
-        <w:t xml:space="preserve"> estamos tendo muitos problemas acerca do atendimento dos clientes. Esses estão reclamando sobre a eficiência na hora do pagamento.</w:t>
-      </w:r>
-      <w:r>
-        <w:t xml:space="preserve"> </w:t>
-      </w:r>
-      <w:r>
-        <w:t>R</w:t>
-      </w:r>
-      <w:r>
-        <w:t xml:space="preserve">equisitamos um sistema de autoatendimento para implementarmos </w:t>
-      </w:r>
-      <w:r>
-        <w:t xml:space="preserve">em máquinas </w:t>
-      </w:r>
-      <w:r>
-        <w:t>na nossa loja física</w:t>
-      </w:r>
-      <w:r>
-        <w:t>, acreditamos que isso impulsionará as nossas vendas e deixará os clientes mais satisfeitos pela velocidade e facilidade pelo autoatendimento.</w:t>
-      </w:r>
-    </w:p>
-    <w:p>
-      <w:r>
-        <w:t>Sobre o funcionamento do sistema, ele precisa conseguir ler o código de barras dos produtos e adicionar o valor na compra do cliente.</w:t>
-      </w:r>
-      <w:r>
-        <w:t xml:space="preserve"> Além de funcionar o nosso esquema de desconto, onde ao comprar 5 bombons do mesmo tipo ele cobra 10% à menos.</w:t>
-      </w:r>
-    </w:p>
-    <w:p>
-      <w:r>
-        <w:t>Nesse sistema é preciso ter registro do cliente, onde ele, ao acessar o autoatendimento, possa informar seu CPF e forma de pagamento</w:t>
-      </w:r>
-      <w:r>
-        <w:t xml:space="preserve"> (dinheiro, débito/crédito ou </w:t>
-      </w:r>
-      <w:proofErr w:type="spellStart"/>
-      <w:r>
-        <w:t>pix</w:t>
-      </w:r>
-      <w:proofErr w:type="spellEnd"/>
-      <w:r>
-        <w:t>).</w:t>
-      </w:r>
-      <w:r>
-        <w:t xml:space="preserve"> Caso a compra seja no crédito, deverá aparecer a opção de escolher quantas parcelas será a compra, limitando até 5x.</w:t>
-      </w:r>
-    </w:p>
-    <w:p>
-      <w:r>
-        <w:t>Ao final da compra, o cliente deverá ter a opção de imprimir a nota fiscal</w:t>
-      </w:r>
-      <w:r>
-        <w:t xml:space="preserve"> e comprar sacola.</w:t>
-      </w:r>
-    </w:p>
-    <w:p>
-      <w:proofErr w:type="spellStart"/>
-      <w:r>
-        <w:t>Prompt</w:t>
-      </w:r>
-      <w:proofErr w:type="spellEnd"/>
-      <w:r>
-        <w:t xml:space="preserve"> usado para melhorar o texto: </w:t>
-      </w:r>
-    </w:p>
-    <w:p>
-      <w:r>
-        <w:t xml:space="preserve">Somos do 2°ano médio e estamos escrevendo uma história do cliente sobre uma loja de doces. Pode melhorar a coesão e preencher com um pouco mais de detalhes o texto? </w:t>
-      </w:r>
-    </w:p>
-    <w:p>
-      <w:r>
-        <w:t xml:space="preserve">Segue o texto abaixo: </w:t>
-      </w:r>
-    </w:p>
-    <w:p>
-      <w:r>
-        <w:t xml:space="preserve">Boa tarde, somos da loja “Doces Preferidos” e estamos tendo muitos problemas acerca do atendimento dos clientes. Esses estão reclamando sobre a eficiência na hora do pagamento. Requisitamos um sistema de autoatendimento para implementarmos em máquinas na nossa loja física, acreditamos que isso impulsionará as nossas vendas e deixará os clientes mais satisfeitos pela velocidade e facilidade pelo autoatendimento. Sobre o funcionamento do sistema, ele precisa conseguir ler o código de barras dos produtos e adicionar o valor na compra do cliente. Além de funcionar o nosso esquema de desconto, onde ao comprar 5 bombons do mesmo tipo ele cobra 10% à menos. Nesse sistema é preciso ter registro do cliente, onde ele, ao acessar o autoatendimento, possa informar seu CPF e forma de pagamento (dinheiro, débito/crédito ou </w:t>
-      </w:r>
-      <w:proofErr w:type="spellStart"/>
-      <w:r>
-        <w:t>pix</w:t>
-      </w:r>
-      <w:proofErr w:type="spellEnd"/>
-      <w:r>
-        <w:t>). Caso a compra seja no crédito, deverá aparecer a opção de escolher quantas parcelas será a compra, limitando até 5x. Ao final da compra, o cliente deverá ter a opção de imprimir a nota fiscal e comprar sacola.</w:t>
-      </w:r>
-    </w:p>
-    <w:p>
-      <w:r>
-        <w:t>Texto melhorado por IA:</w:t>
-      </w:r>
-    </w:p>
-    <w:p>
-      <w:r>
-        <w:t xml:space="preserve">Boa tarde, somos da loja </w:t>
-      </w:r>
-      <w:r>
-        <w:rPr>
-          <w:rStyle w:val="Forte"/>
-        </w:rPr>
-        <w:t>Doces Preferidos</w:t>
-      </w:r>
-      <w:r>
-        <w:t>, uma loja especializada na venda de bombons, chocolates e outros doces. Recentemente, temos enfrentado alguns problemas relacionados ao atendimento aos clientes, principalmente no momento do pagamento das compras. Muitos clientes têm reclamado da demora nas filas e da falta de agilidade no caixa, o que acaba prejudicando a experiência de compra dentro da nossa loja.</w:t>
-      </w:r>
-    </w:p>
-    <w:p>
-      <w:r>
-        <w:t xml:space="preserve">Pensando em melhorar esse processo e oferecer um atendimento mais rápido e eficiente, gostaríamos de implementar um </w:t>
-      </w:r>
-      <w:r>
-        <w:rPr>
-          <w:rStyle w:val="Forte"/>
-        </w:rPr>
-        <w:t>sistema de autoatendimento</w:t>
-      </w:r>
-      <w:r>
-        <w:t xml:space="preserve"> em máquinas </w:t>
-      </w:r>
-      <w:r>
-        <w:lastRenderedPageBreak/>
-        <w:t>instaladas na nossa loja física. Acreditamos que essa solução permitirá que os próprios clientes registrem suas compras de forma prática e rápida, diminuindo o tempo de espera e aumentando a satisfação dos consumidores. Além disso, esperamos que essa inovação contribua para impulsionar nossas vendas e modernizar o funcionamento da loja.</w:t>
-      </w:r>
-    </w:p>
-    <w:p>
-      <w:r>
-        <w:t xml:space="preserve">Em relação ao funcionamento do sistema, ele deverá ser capaz de </w:t>
-      </w:r>
-      <w:r>
-        <w:rPr>
-          <w:rStyle w:val="Forte"/>
-        </w:rPr>
-        <w:t>ler o código de barras dos produtos</w:t>
-      </w:r>
-      <w:r>
-        <w:t xml:space="preserve">, identificar cada item e </w:t>
-      </w:r>
-      <w:r>
-        <w:rPr>
-          <w:rStyle w:val="Forte"/>
-        </w:rPr>
-        <w:t>somar automaticamente o valor total da compra do cliente</w:t>
-      </w:r>
-      <w:r>
-        <w:t xml:space="preserve">. Também será necessário que o sistema reconheça e aplique automaticamente o nosso </w:t>
-      </w:r>
-      <w:r>
-        <w:rPr>
-          <w:rStyle w:val="Forte"/>
-        </w:rPr>
-        <w:t>esquema de descontos</w:t>
-      </w:r>
-      <w:r>
-        <w:t xml:space="preserve">, no qual, ao comprar </w:t>
-      </w:r>
-      <w:r>
-        <w:rPr>
-          <w:rStyle w:val="Forte"/>
-        </w:rPr>
-        <w:t>5 bombons do mesmo tipo</w:t>
-      </w:r>
-      <w:r>
-        <w:t xml:space="preserve">, o cliente recebe </w:t>
-      </w:r>
-      <w:r>
-        <w:rPr>
-          <w:rStyle w:val="Forte"/>
-        </w:rPr>
-        <w:t>10% de desconto</w:t>
-      </w:r>
-      <w:r>
-        <w:t xml:space="preserve"> sobre o valor desses produtos.</w:t>
-      </w:r>
-    </w:p>
-    <w:p>
-      <w:r>
-        <w:t xml:space="preserve">Outra funcionalidade importante é o </w:t>
-      </w:r>
-      <w:r>
-        <w:rPr>
-          <w:rStyle w:val="Forte"/>
-        </w:rPr>
-        <w:t>registro do cliente</w:t>
-      </w:r>
-      <w:r>
-        <w:t xml:space="preserve">. Ao iniciar o autoatendimento, o cliente poderá informar seu CPF, permitindo a identificação no sistema. Em seguida, ele deverá escolher a </w:t>
-      </w:r>
-      <w:r>
-        <w:rPr>
-          <w:rStyle w:val="Forte"/>
-        </w:rPr>
-        <w:t>forma de pagamento</w:t>
-      </w:r>
-      <w:r>
-        <w:t xml:space="preserve">, podendo optar por </w:t>
-      </w:r>
-      <w:r>
-        <w:rPr>
-          <w:rStyle w:val="Forte"/>
-        </w:rPr>
-        <w:t xml:space="preserve">dinheiro, cartão de débito, cartão de crédito ou </w:t>
-      </w:r>
-      <w:proofErr w:type="spellStart"/>
-      <w:r>
-        <w:rPr>
-          <w:rStyle w:val="Forte"/>
-        </w:rPr>
-        <w:t>Pix</w:t>
-      </w:r>
-      <w:proofErr w:type="spellEnd"/>
-      <w:r>
-        <w:t xml:space="preserve">. Caso a forma de pagamento escolhida seja </w:t>
-      </w:r>
-      <w:r>
-        <w:rPr>
-          <w:rStyle w:val="Forte"/>
-        </w:rPr>
-        <w:t>cartão de crédito</w:t>
-      </w:r>
-      <w:r>
-        <w:t xml:space="preserve">, o sistema deverá apresentar a opção de </w:t>
-      </w:r>
-      <w:r>
-        <w:rPr>
-          <w:rStyle w:val="Forte"/>
-        </w:rPr>
-        <w:t>parcelamento da compra</w:t>
-      </w:r>
-      <w:r>
-        <w:t xml:space="preserve">, permitindo dividir o valor em até </w:t>
-      </w:r>
-      <w:r>
-        <w:rPr>
-          <w:rStyle w:val="Forte"/>
-        </w:rPr>
-        <w:t>5 parcelas</w:t>
-      </w:r>
-      <w:r>
-        <w:t>.</w:t>
-      </w:r>
-    </w:p>
-    <w:p>
-      <w:r>
-        <w:t xml:space="preserve">Por fim, após a conclusão da compra e confirmação do pagamento, o sistema deverá oferecer ao cliente a opção de </w:t>
-      </w:r>
-      <w:r>
-        <w:rPr>
-          <w:rStyle w:val="Forte"/>
-        </w:rPr>
-        <w:t>imprimir a nota fiscal</w:t>
-      </w:r>
-      <w:r>
-        <w:t xml:space="preserve">. Além disso, também deverá aparecer a opção de </w:t>
-      </w:r>
-      <w:r>
-        <w:rPr>
-          <w:rStyle w:val="Forte"/>
-        </w:rPr>
-        <w:t>adicionar a compra de uma sacola</w:t>
-      </w:r>
-      <w:r>
-        <w:t>, caso o cliente precise transportar os produtos com mais facilidade.</w:t>
-      </w:r>
-    </w:p>
-    <w:p>
-      <w:r>
-        <w:t>Com a implementação desse sistema de autoatendimento, esperamos melhorar significativamente a experiência dos nossos clientes, tornando o processo de compra mais rápido, prático e eficiente dentro da loja Doces Preferidos.</w:t>
-      </w:r>
-    </w:p>
-    <w:p/>
-    <w:p>
       <w:pPr>
         <w:pStyle w:val="Ttulo1"/>
       </w:pPr>
       <w:r>
+        <w:rPr/>
         <w:t>Entidades</w:t>
       </w:r>
     </w:p>
@@ -420,9 +765,17 @@
           <w:ilvl w:val="0"/>
           <w:numId w:val="2"/>
         </w:numPr>
-      </w:pPr>
-      <w:r>
-        <w:t>Cliente;</w:t>
+        <w:rPr>
+          <w:sz w:val="24"/>
+          <w:szCs w:val="24"/>
+        </w:rPr>
+      </w:pPr>
+      <w:r>
+        <w:rPr>
+          <w:sz w:val="24"/>
+          <w:szCs w:val="24"/>
+        </w:rPr>
+        <w:t>Produto;</w:t>
       </w:r>
     </w:p>
     <w:p>
@@ -432,22 +785,131 @@
           <w:ilvl w:val="0"/>
           <w:numId w:val="2"/>
         </w:numPr>
-      </w:pPr>
-      <w:r>
-        <w:t>Pedido.</w:t>
+        <w:rPr>
+          <w:sz w:val="24"/>
+          <w:szCs w:val="24"/>
+        </w:rPr>
+      </w:pPr>
+      <w:r>
+        <w:rPr>
+          <w:sz w:val="24"/>
+          <w:szCs w:val="24"/>
+        </w:rPr>
+        <w:t>Pedido</w:t>
+      </w:r>
+      <w:r>
+        <w:rPr>
+          <w:sz w:val="24"/>
+          <w:szCs w:val="24"/>
+        </w:rPr>
+        <w:t>;</w:t>
       </w:r>
     </w:p>
     <w:p>
       <w:pPr>
+        <w:pStyle w:val="PargrafodaLista"/>
+        <w:numPr>
+          <w:ilvl w:val="0"/>
+          <w:numId w:val="2"/>
+        </w:numPr>
+        <w:rPr>
+          <w:sz w:val="24"/>
+          <w:szCs w:val="24"/>
+        </w:rPr>
+      </w:pPr>
+      <w:r>
+        <w:rPr>
+          <w:sz w:val="24"/>
+          <w:szCs w:val="24"/>
+        </w:rPr>
+        <w:t>Autoatendimento</w:t>
+      </w:r>
+      <w:r>
+        <w:rPr>
+          <w:sz w:val="24"/>
+          <w:szCs w:val="24"/>
+        </w:rPr>
+        <w:t>;</w:t>
+      </w:r>
+    </w:p>
+    <w:p>
+      <w:pPr>
+        <w:pStyle w:val="PargrafodaLista"/>
+        <w:numPr>
+          <w:ilvl w:val="0"/>
+          <w:numId w:val="2"/>
+        </w:numPr>
+        <w:rPr>
+          <w:sz w:val="24"/>
+          <w:szCs w:val="24"/>
+        </w:rPr>
+      </w:pPr>
+      <w:r>
+        <w:rPr>
+          <w:sz w:val="24"/>
+          <w:szCs w:val="24"/>
+        </w:rPr>
+        <w:t>Forma_Pagamento</w:t>
+      </w:r>
+      <w:r>
+        <w:rPr>
+          <w:sz w:val="24"/>
+          <w:szCs w:val="24"/>
+        </w:rPr>
+        <w:t>.</w:t>
+      </w:r>
+    </w:p>
+    <w:p>
+      <w:pPr>
+        <w:pStyle w:val="PargrafodaLista"/>
+        <w:numPr>
+          <w:ilvl w:val="0"/>
+          <w:numId w:val="2"/>
+        </w:numPr>
+        <w:rPr>
+          <w:sz w:val="24"/>
+          <w:szCs w:val="24"/>
+        </w:rPr>
+      </w:pPr>
+      <w:r>
+        <w:rPr>
+          <w:sz w:val="24"/>
+          <w:szCs w:val="24"/>
+        </w:rPr>
+        <w:t>Final_</w:t>
+      </w:r>
+      <w:r>
+        <w:rPr>
+          <w:sz w:val="24"/>
+          <w:szCs w:val="24"/>
+        </w:rPr>
+        <w:t>da_compra</w:t>
+      </w:r>
+    </w:p>
+    <w:p xmlns:wp14="http://schemas.microsoft.com/office/word/2010/wordml" wp14:textId="639C4B9D">
+      <w:pPr>
         <w:pStyle w:val="Ttulo1"/>
       </w:pPr>
       <w:r>
+        <w:rPr/>
         <w:t>Dicionário de Dados</w:t>
       </w:r>
     </w:p>
     <w:p>
-      <w:r>
-        <w:tab/>
+      <w:pPr>
+        <w:pStyle w:val="Normal"/>
+        <w:ind w:firstLine="0"/>
+        <w:rPr>
+          <w:sz w:val="24"/>
+          <w:szCs w:val="24"/>
+        </w:rPr>
+      </w:pPr>
+      <w:r>
+        <w:rPr>
+          <w:sz w:val="24"/>
+          <w:szCs w:val="24"/>
+        </w:rPr>
+        <w:t>Entidade: Produto</w:t>
       </w:r>
     </w:p>
     <w:tbl>
@@ -459,280 +921,1716 @@
       <w:tblGrid>
         <w:gridCol w:w="1698"/>
         <w:gridCol w:w="1699"/>
-        <w:gridCol w:w="1699"/>
-        <w:gridCol w:w="1699"/>
-        <w:gridCol w:w="1699"/>
+        <w:gridCol w:w="1695"/>
+        <w:gridCol w:w="2539"/>
       </w:tblGrid>
       <w:tr>
         <w:trPr>
-          <w:trHeight w:val="400"/>
+          <w:trHeight w:val="615"/>
         </w:trPr>
         <w:tc>
           <w:tcPr>
             <w:tcW w:w="1698" w:type="dxa"/>
-          </w:tcPr>
-          <w:p>
-            <w:pPr>
-              <w:ind w:firstLine="0"/>
-            </w:pPr>
-            <w:bookmarkStart w:id="0" w:name="_GoBack"/>
-            <w:bookmarkEnd w:id="0"/>
+            <w:shd w:val="clear" w:color="auto" w:fill="0070C0"/>
+            <w:tcMar/>
+            <w:vAlign w:val="center"/>
+          </w:tcPr>
+          <w:p>
+            <w:pPr>
+              <w:ind w:firstLine="0"/>
+              <w:jc w:val="center"/>
+              <w:rPr>
+                <w:sz w:val="24"/>
+                <w:szCs w:val="24"/>
+              </w:rPr>
+            </w:pPr>
+            <w:r>
+              <w:rPr>
+                <w:sz w:val="24"/>
+                <w:szCs w:val="24"/>
+              </w:rPr>
+              <w:t>Atributo</w:t>
+            </w:r>
           </w:p>
         </w:tc>
         <w:tc>
           <w:tcPr>
             <w:tcW w:w="1699" w:type="dxa"/>
-          </w:tcPr>
-          <w:p>
-            <w:pPr>
-              <w:ind w:firstLine="0"/>
-            </w:pPr>
-          </w:p>
-        </w:tc>
-        <w:tc>
-          <w:tcPr>
-            <w:tcW w:w="1699" w:type="dxa"/>
-          </w:tcPr>
-          <w:p>
-            <w:pPr>
-              <w:ind w:firstLine="0"/>
-            </w:pPr>
-          </w:p>
-        </w:tc>
-        <w:tc>
-          <w:tcPr>
-            <w:tcW w:w="1699" w:type="dxa"/>
-          </w:tcPr>
-          <w:p>
-            <w:pPr>
-              <w:ind w:firstLine="0"/>
-            </w:pPr>
-          </w:p>
-        </w:tc>
-        <w:tc>
-          <w:tcPr>
-            <w:tcW w:w="1699" w:type="dxa"/>
-          </w:tcPr>
-          <w:p>
-            <w:pPr>
-              <w:ind w:firstLine="0"/>
-            </w:pPr>
+            <w:shd w:val="clear" w:color="auto" w:fill="0070C0"/>
+            <w:tcMar/>
+            <w:vAlign w:val="center"/>
+          </w:tcPr>
+          <w:p>
+            <w:pPr>
+              <w:ind w:firstLine="0"/>
+              <w:jc w:val="center"/>
+              <w:rPr>
+                <w:sz w:val="24"/>
+                <w:szCs w:val="24"/>
+              </w:rPr>
+            </w:pPr>
+            <w:r>
+              <w:rPr>
+                <w:sz w:val="24"/>
+                <w:szCs w:val="24"/>
+              </w:rPr>
+              <w:t>Tipo de Dado</w:t>
+            </w:r>
+          </w:p>
+        </w:tc>
+        <w:tc>
+          <w:tcPr>
+            <w:tcW w:w="1695" w:type="dxa"/>
+            <w:shd w:val="clear" w:color="auto" w:fill="0070C0"/>
+            <w:tcMar/>
+            <w:vAlign w:val="center"/>
+          </w:tcPr>
+          <w:p>
+            <w:pPr>
+              <w:ind w:firstLine="0"/>
+              <w:jc w:val="center"/>
+              <w:rPr>
+                <w:sz w:val="24"/>
+                <w:szCs w:val="24"/>
+              </w:rPr>
+            </w:pPr>
+            <w:r>
+              <w:rPr>
+                <w:sz w:val="24"/>
+                <w:szCs w:val="24"/>
+              </w:rPr>
+              <w:t>Tamanho</w:t>
+            </w:r>
+          </w:p>
+        </w:tc>
+        <w:tc>
+          <w:tcPr>
+            <w:tcW w:w="2539" w:type="dxa"/>
+            <w:shd w:val="clear" w:color="auto" w:fill="0070C0"/>
+            <w:tcMar/>
+            <w:vAlign w:val="center"/>
+          </w:tcPr>
+          <w:p>
+            <w:pPr>
+              <w:ind w:firstLine="0"/>
+              <w:jc w:val="center"/>
+              <w:rPr>
+                <w:sz w:val="24"/>
+                <w:szCs w:val="24"/>
+              </w:rPr>
+            </w:pPr>
+            <w:r>
+              <w:rPr>
+                <w:sz w:val="24"/>
+                <w:szCs w:val="24"/>
+              </w:rPr>
+              <w:t>Restrições de domínio</w:t>
+            </w:r>
           </w:p>
         </w:tc>
       </w:tr>
       <w:tr>
+        <w:trPr>
+          <w:trHeight w:val="300"/>
+        </w:trPr>
         <w:tc>
           <w:tcPr>
             <w:tcW w:w="1698" w:type="dxa"/>
-          </w:tcPr>
-          <w:p>
-            <w:pPr>
-              <w:ind w:firstLine="0"/>
-            </w:pPr>
+            <w:tcMar/>
+            <w:vAlign w:val="center"/>
+          </w:tcPr>
+          <w:p>
+            <w:pPr>
+              <w:ind w:firstLine="0"/>
+              <w:jc w:val="center"/>
+              <w:rPr>
+                <w:sz w:val="24"/>
+                <w:szCs w:val="24"/>
+              </w:rPr>
+            </w:pPr>
+            <w:r>
+              <w:rPr>
+                <w:sz w:val="24"/>
+                <w:szCs w:val="24"/>
+              </w:rPr>
+              <w:t>id_produto</w:t>
+            </w:r>
           </w:p>
         </w:tc>
         <w:tc>
           <w:tcPr>
             <w:tcW w:w="1699" w:type="dxa"/>
-          </w:tcPr>
-          <w:p>
-            <w:pPr>
-              <w:ind w:firstLine="0"/>
-            </w:pPr>
-          </w:p>
-        </w:tc>
-        <w:tc>
-          <w:tcPr>
-            <w:tcW w:w="1699" w:type="dxa"/>
-          </w:tcPr>
-          <w:p>
-            <w:pPr>
-              <w:ind w:firstLine="0"/>
-            </w:pPr>
-          </w:p>
-        </w:tc>
-        <w:tc>
-          <w:tcPr>
-            <w:tcW w:w="1699" w:type="dxa"/>
-          </w:tcPr>
-          <w:p>
-            <w:pPr>
-              <w:ind w:firstLine="0"/>
-            </w:pPr>
-          </w:p>
-        </w:tc>
-        <w:tc>
-          <w:tcPr>
-            <w:tcW w:w="1699" w:type="dxa"/>
-          </w:tcPr>
-          <w:p>
-            <w:pPr>
-              <w:ind w:firstLine="0"/>
-            </w:pPr>
+            <w:tcMar/>
+            <w:vAlign w:val="center"/>
+          </w:tcPr>
+          <w:p>
+            <w:pPr>
+              <w:ind w:firstLine="0"/>
+              <w:jc w:val="center"/>
+              <w:rPr>
+                <w:sz w:val="24"/>
+                <w:szCs w:val="24"/>
+              </w:rPr>
+            </w:pPr>
+            <w:r>
+              <w:rPr>
+                <w:sz w:val="24"/>
+                <w:szCs w:val="24"/>
+              </w:rPr>
+              <w:t>int</w:t>
+            </w:r>
+          </w:p>
+        </w:tc>
+        <w:tc>
+          <w:tcPr>
+            <w:tcW w:w="1695" w:type="dxa"/>
+            <w:tcMar/>
+            <w:vAlign w:val="center"/>
+          </w:tcPr>
+          <w:p>
+            <w:pPr>
+              <w:ind w:firstLine="0"/>
+              <w:jc w:val="center"/>
+              <w:rPr>
+                <w:sz w:val="24"/>
+                <w:szCs w:val="24"/>
+              </w:rPr>
+            </w:pPr>
+          </w:p>
+        </w:tc>
+        <w:tc>
+          <w:tcPr>
+            <w:tcW w:w="2539" w:type="dxa"/>
+            <w:tcMar/>
+            <w:vAlign w:val="center"/>
+          </w:tcPr>
+          <w:p>
+            <w:pPr>
+              <w:pStyle w:val="Normal"/>
+              <w:ind w:firstLine="0"/>
+              <w:jc w:val="center"/>
+              <w:rPr>
+                <w:sz w:val="24"/>
+                <w:szCs w:val="24"/>
+              </w:rPr>
+            </w:pPr>
+            <w:r>
+              <w:rPr>
+                <w:sz w:val="24"/>
+                <w:szCs w:val="24"/>
+              </w:rPr>
+              <w:t>PK</w:t>
+            </w:r>
+            <w:r>
+              <w:rPr>
+                <w:sz w:val="24"/>
+                <w:szCs w:val="24"/>
+              </w:rPr>
+              <w:t>/ FK</w:t>
+            </w:r>
           </w:p>
         </w:tc>
       </w:tr>
       <w:tr>
+        <w:trPr>
+          <w:trHeight w:val="300"/>
+        </w:trPr>
         <w:tc>
           <w:tcPr>
             <w:tcW w:w="1698" w:type="dxa"/>
-          </w:tcPr>
-          <w:p>
-            <w:pPr>
-              <w:ind w:firstLine="0"/>
-            </w:pPr>
+            <w:tcMar/>
+            <w:vAlign w:val="center"/>
+          </w:tcPr>
+          <w:p>
+            <w:pPr>
+              <w:ind w:firstLine="0"/>
+              <w:jc w:val="center"/>
+              <w:rPr>
+                <w:sz w:val="24"/>
+                <w:szCs w:val="24"/>
+              </w:rPr>
+            </w:pPr>
+            <w:r>
+              <w:rPr>
+                <w:sz w:val="24"/>
+                <w:szCs w:val="24"/>
+              </w:rPr>
+              <w:t>nome_produto</w:t>
+            </w:r>
           </w:p>
         </w:tc>
         <w:tc>
           <w:tcPr>
             <w:tcW w:w="1699" w:type="dxa"/>
-          </w:tcPr>
-          <w:p>
-            <w:pPr>
-              <w:ind w:firstLine="0"/>
-            </w:pPr>
+            <w:tcMar/>
+            <w:vAlign w:val="center"/>
+          </w:tcPr>
+          <w:p>
+            <w:pPr>
+              <w:ind w:firstLine="0"/>
+              <w:jc w:val="center"/>
+              <w:rPr>
+                <w:sz w:val="24"/>
+                <w:szCs w:val="24"/>
+              </w:rPr>
+            </w:pPr>
+            <w:r>
+              <w:rPr>
+                <w:sz w:val="24"/>
+                <w:szCs w:val="24"/>
+              </w:rPr>
+              <w:t>varchar</w:t>
+            </w:r>
+          </w:p>
+        </w:tc>
+        <w:tc>
+          <w:tcPr>
+            <w:tcW w:w="1695" w:type="dxa"/>
+            <w:tcMar/>
+            <w:vAlign w:val="center"/>
+          </w:tcPr>
+          <w:p>
+            <w:pPr>
+              <w:ind w:firstLine="0"/>
+              <w:jc w:val="center"/>
+              <w:rPr>
+                <w:sz w:val="24"/>
+                <w:szCs w:val="24"/>
+              </w:rPr>
+            </w:pPr>
+            <w:r>
+              <w:rPr>
+                <w:sz w:val="24"/>
+                <w:szCs w:val="24"/>
+              </w:rPr>
+              <w:t>50</w:t>
+            </w:r>
+          </w:p>
+        </w:tc>
+        <w:tc>
+          <w:tcPr>
+            <w:tcW w:w="2539" w:type="dxa"/>
+            <w:tcMar/>
+            <w:vAlign w:val="center"/>
+          </w:tcPr>
+          <w:p>
+            <w:pPr>
+              <w:ind w:firstLine="0"/>
+              <w:jc w:val="center"/>
+              <w:rPr>
+                <w:sz w:val="24"/>
+                <w:szCs w:val="24"/>
+              </w:rPr>
+            </w:pPr>
+            <w:r>
+              <w:rPr>
+                <w:sz w:val="24"/>
+                <w:szCs w:val="24"/>
+              </w:rPr>
+              <w:t>Not</w:t>
+            </w:r>
+            <w:r>
+              <w:rPr>
+                <w:sz w:val="24"/>
+                <w:szCs w:val="24"/>
+              </w:rPr>
+              <w:t xml:space="preserve"> </w:t>
+            </w:r>
+            <w:r>
+              <w:rPr>
+                <w:sz w:val="24"/>
+                <w:szCs w:val="24"/>
+              </w:rPr>
+              <w:t>null</w:t>
+            </w:r>
+          </w:p>
+        </w:tc>
+      </w:tr>
+    </w:tbl>
+    <w:p>
+      <w:pPr>
+        <w:pStyle w:val="Normal"/>
+        <w:ind w:firstLine="0"/>
+      </w:pPr>
+    </w:p>
+    <w:p>
+      <w:pPr>
+        <w:pStyle w:val="Normal"/>
+        <w:suppressLineNumbers w:val="0"/>
+        <w:bidi w:val="0"/>
+        <w:spacing w:beforeAutospacing="on" w:afterAutospacing="on" w:line="240" w:lineRule="auto"/>
+        <w:ind w:left="0" w:right="0" w:firstLine="0"/>
+        <w:jc w:val="both"/>
+      </w:pPr>
+      <w:r>
+        <w:rPr/>
+        <w:t>Entidade: Pedido</w:t>
+      </w:r>
+    </w:p>
+    <w:tbl>
+      <w:tblPr>
+        <w:tblStyle w:val="Tabelacomgrade"/>
+        <w:tblW w:w="7631" w:type="dxa"/>
+        <w:tblLook w:val="04A0" w:firstRow="1" w:lastRow="0" w:firstColumn="1" w:lastColumn="0" w:noHBand="0" w:noVBand="1"/>
+      </w:tblPr>
+      <w:tblGrid>
+        <w:gridCol w:w="1698"/>
+        <w:gridCol w:w="1699"/>
+        <w:gridCol w:w="1695"/>
+        <w:gridCol w:w="2539"/>
+      </w:tblGrid>
+      <w:tr xmlns:wp14="http://schemas.microsoft.com/office/word/2010/wordml" wp14:textId="77777777">
+        <w:trPr>
+          <w:trHeight w:val="615"/>
+        </w:trPr>
+        <w:tc>
+          <w:tcPr>
+            <w:tcW w:w="1698" w:type="dxa"/>
+            <w:shd w:val="clear" w:color="auto" w:fill="0070C0"/>
+            <w:tcMar/>
+            <w:vAlign w:val="center"/>
+          </w:tcPr>
+          <w:p wp14:textId="7B030E44">
+            <w:pPr>
+              <w:ind w:firstLine="0"/>
+              <w:jc w:val="center"/>
+            </w:pPr>
+            <w:r>
+              <w:rPr/>
+              <w:t>Atributo</w:t>
+            </w:r>
           </w:p>
         </w:tc>
         <w:tc>
           <w:tcPr>
             <w:tcW w:w="1699" w:type="dxa"/>
-          </w:tcPr>
-          <w:p>
-            <w:pPr>
-              <w:ind w:firstLine="0"/>
-            </w:pPr>
+            <w:shd w:val="clear" w:color="auto" w:fill="0070C0"/>
+            <w:tcMar/>
+            <w:vAlign w:val="center"/>
+          </w:tcPr>
+          <w:p wp14:textId="612D0F00">
+            <w:pPr>
+              <w:ind w:firstLine="0"/>
+              <w:jc w:val="center"/>
+            </w:pPr>
+            <w:r>
+              <w:rPr/>
+              <w:t>Tipo de Dado</w:t>
+            </w:r>
+          </w:p>
+        </w:tc>
+        <w:tc>
+          <w:tcPr>
+            <w:tcW w:w="1695" w:type="dxa"/>
+            <w:shd w:val="clear" w:color="auto" w:fill="0070C0"/>
+            <w:tcMar/>
+            <w:vAlign w:val="center"/>
+          </w:tcPr>
+          <w:p wp14:textId="3B84D41A">
+            <w:pPr>
+              <w:ind w:firstLine="0"/>
+              <w:jc w:val="center"/>
+            </w:pPr>
+            <w:r>
+              <w:rPr/>
+              <w:t>Tamanho</w:t>
+            </w:r>
+          </w:p>
+        </w:tc>
+        <w:tc>
+          <w:tcPr>
+            <w:tcW w:w="2539" w:type="dxa"/>
+            <w:shd w:val="clear" w:color="auto" w:fill="0070C0"/>
+            <w:tcMar/>
+            <w:vAlign w:val="center"/>
+          </w:tcPr>
+          <w:p wp14:textId="5E550142">
+            <w:pPr>
+              <w:ind w:firstLine="0"/>
+              <w:jc w:val="center"/>
+            </w:pPr>
+            <w:r>
+              <w:rPr/>
+              <w:t>Restrições de domínio</w:t>
+            </w:r>
+          </w:p>
+        </w:tc>
+      </w:tr>
+      <w:tr xmlns:wp14="http://schemas.microsoft.com/office/word/2010/wordml" wp14:textId="77777777">
+        <w:trPr>
+          <w:trHeight w:val="300"/>
+        </w:trPr>
+        <w:tc>
+          <w:tcPr>
+            <w:tcW w:w="1698" w:type="dxa"/>
+            <w:tcMar/>
+            <w:vAlign w:val="center"/>
+          </w:tcPr>
+          <w:p wp14:textId="227EA2B6">
+            <w:pPr>
+              <w:ind w:firstLine="0"/>
+              <w:jc w:val="center"/>
+            </w:pPr>
+            <w:r>
+              <w:rPr/>
+              <w:t>i</w:t>
+            </w:r>
+            <w:r>
+              <w:rPr/>
+              <w:t>d_pedido</w:t>
+            </w:r>
           </w:p>
         </w:tc>
         <w:tc>
           <w:tcPr>
             <w:tcW w:w="1699" w:type="dxa"/>
-          </w:tcPr>
-          <w:p>
-            <w:pPr>
-              <w:ind w:firstLine="0"/>
-            </w:pPr>
+            <w:tcMar/>
+            <w:vAlign w:val="center"/>
+          </w:tcPr>
+          <w:p wp14:textId="4840D2E2">
+            <w:pPr>
+              <w:ind w:firstLine="0"/>
+              <w:jc w:val="center"/>
+            </w:pPr>
+            <w:r>
+              <w:rPr/>
+              <w:t>int</w:t>
+            </w:r>
+          </w:p>
+        </w:tc>
+        <w:tc>
+          <w:tcPr>
+            <w:tcW w:w="1695" w:type="dxa"/>
+            <w:tcMar/>
+            <w:vAlign w:val="center"/>
+          </w:tcPr>
+          <w:p wp14:textId="77777777">
+            <w:pPr>
+              <w:ind w:firstLine="0"/>
+              <w:jc w:val="center"/>
+            </w:pPr>
+          </w:p>
+        </w:tc>
+        <w:tc>
+          <w:tcPr>
+            <w:tcW w:w="2539" w:type="dxa"/>
+            <w:tcMar/>
+            <w:vAlign w:val="center"/>
+          </w:tcPr>
+          <w:p wp14:textId="4035EE4C">
+            <w:pPr>
+              <w:ind w:firstLine="0"/>
+              <w:jc w:val="center"/>
+            </w:pPr>
+            <w:r>
+              <w:rPr/>
+              <w:t>PK</w:t>
+            </w:r>
+          </w:p>
+        </w:tc>
+      </w:tr>
+      <w:tr xmlns:wp14="http://schemas.microsoft.com/office/word/2010/wordml" wp14:textId="77777777">
+        <w:trPr>
+          <w:trHeight w:val="300"/>
+        </w:trPr>
+        <w:tc>
+          <w:tcPr>
+            <w:tcW w:w="1698" w:type="dxa"/>
+            <w:tcMar/>
+            <w:vAlign w:val="center"/>
+          </w:tcPr>
+          <w:p wp14:textId="7E171429">
+            <w:pPr>
+              <w:ind w:firstLine="0"/>
+              <w:jc w:val="center"/>
+            </w:pPr>
+            <w:r>
+              <w:rPr/>
+              <w:t>id_produto</w:t>
+            </w:r>
           </w:p>
         </w:tc>
         <w:tc>
           <w:tcPr>
             <w:tcW w:w="1699" w:type="dxa"/>
-          </w:tcPr>
-          <w:p>
-            <w:pPr>
-              <w:ind w:firstLine="0"/>
-            </w:pPr>
+            <w:tcMar/>
+            <w:vAlign w:val="center"/>
+          </w:tcPr>
+          <w:p wp14:textId="4F1B4117">
+            <w:pPr>
+              <w:ind w:firstLine="0"/>
+              <w:jc w:val="center"/>
+            </w:pPr>
+            <w:r>
+              <w:rPr/>
+              <w:t>int</w:t>
+            </w:r>
+          </w:p>
+        </w:tc>
+        <w:tc>
+          <w:tcPr>
+            <w:tcW w:w="1695" w:type="dxa"/>
+            <w:tcMar/>
+            <w:vAlign w:val="center"/>
+          </w:tcPr>
+          <w:p wp14:textId="77777777">
+            <w:pPr>
+              <w:ind w:firstLine="0"/>
+              <w:jc w:val="center"/>
+            </w:pPr>
+          </w:p>
+        </w:tc>
+        <w:tc>
+          <w:tcPr>
+            <w:tcW w:w="2539" w:type="dxa"/>
+            <w:tcMar/>
+            <w:vAlign w:val="center"/>
+          </w:tcPr>
+          <w:p wp14:textId="35A253A5">
+            <w:pPr>
+              <w:ind w:firstLine="0"/>
+              <w:jc w:val="center"/>
+            </w:pPr>
+            <w:r>
+              <w:rPr/>
+              <w:t>Unique/</w:t>
+            </w:r>
+            <w:r>
+              <w:rPr/>
+              <w:t>Not</w:t>
+            </w:r>
+            <w:r>
+              <w:rPr/>
+              <w:t xml:space="preserve"> </w:t>
+            </w:r>
+            <w:r>
+              <w:rPr/>
+              <w:t>N</w:t>
+            </w:r>
+            <w:r>
+              <w:rPr/>
+              <w:t>ull</w:t>
+            </w:r>
+            <w:r>
+              <w:rPr/>
+              <w:t>/ FK</w:t>
+            </w:r>
           </w:p>
         </w:tc>
       </w:tr>
       <w:tr>
+        <w:trPr>
+          <w:trHeight w:val="300"/>
+        </w:trPr>
         <w:tc>
           <w:tcPr>
             <w:tcW w:w="1698" w:type="dxa"/>
-          </w:tcPr>
-          <w:p>
-            <w:pPr>
-              <w:ind w:firstLine="0"/>
-            </w:pPr>
+            <w:tcMar/>
+            <w:vAlign w:val="center"/>
+          </w:tcPr>
+          <w:p>
+            <w:pPr>
+              <w:pStyle w:val="Normal"/>
+              <w:ind w:firstLine="0"/>
+              <w:jc w:val="center"/>
+            </w:pPr>
+            <w:r>
+              <w:rPr/>
+              <w:t>total_pedido</w:t>
+            </w:r>
           </w:p>
         </w:tc>
         <w:tc>
           <w:tcPr>
             <w:tcW w:w="1699" w:type="dxa"/>
-          </w:tcPr>
-          <w:p>
-            <w:pPr>
-              <w:ind w:firstLine="0"/>
-            </w:pPr>
+            <w:tcMar/>
+            <w:vAlign w:val="center"/>
+          </w:tcPr>
+          <w:p>
+            <w:pPr>
+              <w:pStyle w:val="Normal"/>
+              <w:ind w:firstLine="0"/>
+              <w:jc w:val="center"/>
+            </w:pPr>
+            <w:r>
+              <w:rPr/>
+              <w:t>int</w:t>
+            </w:r>
+          </w:p>
+        </w:tc>
+        <w:tc>
+          <w:tcPr>
+            <w:tcW w:w="1695" w:type="dxa"/>
+            <w:tcMar/>
+            <w:vAlign w:val="center"/>
+          </w:tcPr>
+          <w:p>
+            <w:pPr>
+              <w:pStyle w:val="Normal"/>
+              <w:ind w:firstLine="0"/>
+              <w:jc w:val="center"/>
+            </w:pPr>
+          </w:p>
+        </w:tc>
+        <w:tc>
+          <w:tcPr>
+            <w:tcW w:w="2539" w:type="dxa"/>
+            <w:tcMar/>
+            <w:vAlign w:val="center"/>
+          </w:tcPr>
+          <w:p>
+            <w:pPr>
+              <w:pStyle w:val="Normal"/>
+              <w:suppressLineNumbers w:val="0"/>
+              <w:bidi w:val="0"/>
+              <w:spacing w:beforeAutospacing="on" w:afterAutospacing="on" w:line="240" w:lineRule="auto"/>
+              <w:ind w:left="0" w:right="0" w:firstLine="0"/>
+              <w:jc w:val="center"/>
+            </w:pPr>
+            <w:r>
+              <w:rPr/>
+              <w:t>Not</w:t>
+            </w:r>
+            <w:r>
+              <w:rPr/>
+              <w:t xml:space="preserve"> </w:t>
+            </w:r>
+            <w:r>
+              <w:rPr/>
+              <w:t>Nul</w:t>
+            </w:r>
+            <w:r>
+              <w:rPr/>
+              <w:t>l/</w:t>
+            </w:r>
+            <w:r>
+              <w:rPr/>
+              <w:t xml:space="preserve"> FK</w:t>
+            </w:r>
+          </w:p>
+        </w:tc>
+      </w:tr>
+    </w:tbl>
+    <w:p xmlns:wp14="http://schemas.microsoft.com/office/word/2010/wordml" wp14:textId="2D84F586">
+      <w:pPr>
+        <w:pStyle w:val="Normal"/>
+        <w:ind w:firstLine="0"/>
+      </w:pPr>
+      <w:r>
+        <w:rPr/>
+        <w:t xml:space="preserve">Entidade: </w:t>
+      </w:r>
+      <w:r>
+        <w:rPr/>
+        <w:t>Autoatendimento</w:t>
+      </w:r>
+    </w:p>
+    <w:tbl>
+      <w:tblPr>
+        <w:tblStyle w:val="Tabelacomgrade"/>
+        <w:tblW w:w="0" w:type="auto"/>
+        <w:tblLook w:val="04A0" w:firstRow="1" w:lastRow="0" w:firstColumn="1" w:lastColumn="0" w:noHBand="0" w:noVBand="1"/>
+      </w:tblPr>
+      <w:tblGrid>
+        <w:gridCol w:w="1698"/>
+        <w:gridCol w:w="1699"/>
+        <w:gridCol w:w="1695"/>
+        <w:gridCol w:w="2539"/>
+      </w:tblGrid>
+      <w:tr>
+        <w:trPr>
+          <w:trHeight w:val="615"/>
+        </w:trPr>
+        <w:tc>
+          <w:tcPr>
+            <w:tcW w:w="1698" w:type="dxa"/>
+            <w:shd w:val="clear" w:color="auto" w:fill="0070C0"/>
+            <w:tcMar/>
+            <w:vAlign w:val="center"/>
+          </w:tcPr>
+          <w:p>
+            <w:pPr>
+              <w:ind w:firstLine="0"/>
+              <w:jc w:val="center"/>
+            </w:pPr>
+            <w:r>
+              <w:rPr/>
+              <w:t>Atributo</w:t>
+            </w:r>
           </w:p>
         </w:tc>
         <w:tc>
           <w:tcPr>
             <w:tcW w:w="1699" w:type="dxa"/>
-          </w:tcPr>
-          <w:p>
-            <w:pPr>
-              <w:ind w:firstLine="0"/>
-            </w:pPr>
-          </w:p>
-        </w:tc>
-        <w:tc>
-          <w:tcPr>
-            <w:tcW w:w="1699" w:type="dxa"/>
-          </w:tcPr>
-          <w:p>
-            <w:pPr>
-              <w:ind w:firstLine="0"/>
-            </w:pPr>
-          </w:p>
-        </w:tc>
-        <w:tc>
-          <w:tcPr>
-            <w:tcW w:w="1699" w:type="dxa"/>
-          </w:tcPr>
-          <w:p>
-            <w:pPr>
-              <w:ind w:firstLine="0"/>
-            </w:pPr>
+            <w:shd w:val="clear" w:color="auto" w:fill="0070C0"/>
+            <w:tcMar/>
+            <w:vAlign w:val="center"/>
+          </w:tcPr>
+          <w:p>
+            <w:pPr>
+              <w:ind w:firstLine="0"/>
+              <w:jc w:val="center"/>
+            </w:pPr>
+            <w:r>
+              <w:rPr/>
+              <w:t>Tipo de Dado</w:t>
+            </w:r>
+          </w:p>
+        </w:tc>
+        <w:tc>
+          <w:tcPr>
+            <w:tcW w:w="1695" w:type="dxa"/>
+            <w:shd w:val="clear" w:color="auto" w:fill="0070C0"/>
+            <w:tcMar/>
+            <w:vAlign w:val="center"/>
+          </w:tcPr>
+          <w:p>
+            <w:pPr>
+              <w:ind w:firstLine="0"/>
+              <w:jc w:val="center"/>
+            </w:pPr>
+            <w:r>
+              <w:rPr/>
+              <w:t>Tamanho</w:t>
+            </w:r>
+          </w:p>
+        </w:tc>
+        <w:tc>
+          <w:tcPr>
+            <w:tcW w:w="2539" w:type="dxa"/>
+            <w:shd w:val="clear" w:color="auto" w:fill="0070C0"/>
+            <w:tcMar/>
+            <w:vAlign w:val="center"/>
+          </w:tcPr>
+          <w:p>
+            <w:pPr>
+              <w:ind w:firstLine="0"/>
+              <w:jc w:val="center"/>
+            </w:pPr>
+            <w:r>
+              <w:rPr/>
+              <w:t>Restrições de domínio</w:t>
+            </w:r>
           </w:p>
         </w:tc>
       </w:tr>
       <w:tr>
+        <w:trPr>
+          <w:trHeight w:val="300"/>
+        </w:trPr>
         <w:tc>
           <w:tcPr>
             <w:tcW w:w="1698" w:type="dxa"/>
-          </w:tcPr>
-          <w:p>
-            <w:pPr>
-              <w:ind w:firstLine="0"/>
-            </w:pPr>
+            <w:tcMar/>
+            <w:vAlign w:val="center"/>
+          </w:tcPr>
+          <w:p>
+            <w:pPr>
+              <w:ind w:firstLine="0"/>
+              <w:jc w:val="center"/>
+            </w:pPr>
+            <w:r>
+              <w:rPr/>
+              <w:t>id_maquina</w:t>
+            </w:r>
           </w:p>
         </w:tc>
         <w:tc>
           <w:tcPr>
             <w:tcW w:w="1699" w:type="dxa"/>
-          </w:tcPr>
-          <w:p>
-            <w:pPr>
-              <w:ind w:firstLine="0"/>
-            </w:pPr>
+            <w:tcMar/>
+            <w:vAlign w:val="center"/>
+          </w:tcPr>
+          <w:p>
+            <w:pPr>
+              <w:ind w:firstLine="0"/>
+              <w:jc w:val="center"/>
+            </w:pPr>
+            <w:r>
+              <w:rPr/>
+              <w:t>int</w:t>
+            </w:r>
+          </w:p>
+        </w:tc>
+        <w:tc>
+          <w:tcPr>
+            <w:tcW w:w="1695" w:type="dxa"/>
+            <w:tcMar/>
+            <w:vAlign w:val="center"/>
+          </w:tcPr>
+          <w:p>
+            <w:pPr>
+              <w:ind w:firstLine="0"/>
+              <w:jc w:val="center"/>
+            </w:pPr>
+          </w:p>
+        </w:tc>
+        <w:tc>
+          <w:tcPr>
+            <w:tcW w:w="2539" w:type="dxa"/>
+            <w:tcMar/>
+            <w:vAlign w:val="center"/>
+          </w:tcPr>
+          <w:p>
+            <w:pPr>
+              <w:ind w:firstLine="0"/>
+              <w:jc w:val="center"/>
+            </w:pPr>
+            <w:r>
+              <w:rPr/>
+              <w:t>PK</w:t>
+            </w:r>
+          </w:p>
+        </w:tc>
+      </w:tr>
+      <w:tr>
+        <w:trPr>
+          <w:trHeight w:val="300"/>
+        </w:trPr>
+        <w:tc>
+          <w:tcPr>
+            <w:tcW w:w="1698" w:type="dxa"/>
+            <w:tcMar/>
+            <w:vAlign w:val="center"/>
+          </w:tcPr>
+          <w:p>
+            <w:pPr>
+              <w:ind w:firstLine="0"/>
+              <w:jc w:val="center"/>
+            </w:pPr>
+            <w:r>
+              <w:rPr/>
+              <w:t>total_pedido</w:t>
+            </w:r>
           </w:p>
         </w:tc>
         <w:tc>
           <w:tcPr>
             <w:tcW w:w="1699" w:type="dxa"/>
-          </w:tcPr>
-          <w:p>
-            <w:pPr>
-              <w:ind w:firstLine="0"/>
-            </w:pPr>
+            <w:tcMar/>
+            <w:vAlign w:val="center"/>
+          </w:tcPr>
+          <w:p>
+            <w:pPr>
+              <w:ind w:firstLine="0"/>
+              <w:jc w:val="center"/>
+            </w:pPr>
+            <w:r>
+              <w:rPr/>
+              <w:t>int</w:t>
+            </w:r>
+          </w:p>
+        </w:tc>
+        <w:tc>
+          <w:tcPr>
+            <w:tcW w:w="1695" w:type="dxa"/>
+            <w:tcMar/>
+            <w:vAlign w:val="center"/>
+          </w:tcPr>
+          <w:p>
+            <w:pPr>
+              <w:ind w:firstLine="0"/>
+              <w:jc w:val="center"/>
+            </w:pPr>
+          </w:p>
+        </w:tc>
+        <w:tc>
+          <w:tcPr>
+            <w:tcW w:w="2539" w:type="dxa"/>
+            <w:tcMar/>
+            <w:vAlign w:val="center"/>
+          </w:tcPr>
+          <w:p>
+            <w:pPr>
+              <w:ind w:firstLine="0"/>
+              <w:jc w:val="center"/>
+            </w:pPr>
+            <w:r>
+              <w:rPr/>
+              <w:t>Not</w:t>
+            </w:r>
+            <w:r>
+              <w:rPr/>
+              <w:t xml:space="preserve"> </w:t>
+            </w:r>
+            <w:r>
+              <w:rPr/>
+              <w:t>null</w:t>
+            </w:r>
+            <w:r>
+              <w:rPr/>
+              <w:t>/ FK</w:t>
+            </w:r>
+          </w:p>
+        </w:tc>
+      </w:tr>
+      <w:tr>
+        <w:trPr>
+          <w:trHeight w:val="300"/>
+        </w:trPr>
+        <w:tc>
+          <w:tcPr>
+            <w:tcW w:w="1698" w:type="dxa"/>
+            <w:tcMar/>
+            <w:vAlign w:val="center"/>
+          </w:tcPr>
+          <w:p>
+            <w:pPr>
+              <w:pStyle w:val="Normal"/>
+              <w:ind w:firstLine="0"/>
+              <w:jc w:val="center"/>
+            </w:pPr>
+            <w:r>
+              <w:rPr/>
+              <w:t>forma_pag</w:t>
+            </w:r>
           </w:p>
         </w:tc>
         <w:tc>
           <w:tcPr>
             <w:tcW w:w="1699" w:type="dxa"/>
-          </w:tcPr>
-          <w:p>
-            <w:pPr>
-              <w:ind w:firstLine="0"/>
-            </w:pPr>
-          </w:p>
-        </w:tc>
-        <w:tc>
-          <w:tcPr>
-            <w:tcW w:w="1699" w:type="dxa"/>
-          </w:tcPr>
-          <w:p>
-            <w:pPr>
-              <w:ind w:firstLine="0"/>
-            </w:pPr>
+            <w:tcMar/>
+            <w:vAlign w:val="center"/>
+          </w:tcPr>
+          <w:p>
+            <w:pPr>
+              <w:pStyle w:val="Normal"/>
+              <w:ind w:firstLine="0"/>
+              <w:jc w:val="center"/>
+            </w:pPr>
+            <w:r>
+              <w:rPr/>
+              <w:t>int</w:t>
+            </w:r>
+          </w:p>
+        </w:tc>
+        <w:tc>
+          <w:tcPr>
+            <w:tcW w:w="1695" w:type="dxa"/>
+            <w:tcMar/>
+            <w:vAlign w:val="center"/>
+          </w:tcPr>
+          <w:p>
+            <w:pPr>
+              <w:pStyle w:val="Normal"/>
+              <w:ind w:firstLine="0"/>
+              <w:jc w:val="center"/>
+            </w:pPr>
+          </w:p>
+        </w:tc>
+        <w:tc>
+          <w:tcPr>
+            <w:tcW w:w="2539" w:type="dxa"/>
+            <w:tcMar/>
+            <w:vAlign w:val="center"/>
+          </w:tcPr>
+          <w:p>
+            <w:pPr>
+              <w:pStyle w:val="Normal"/>
+              <w:ind w:firstLine="0"/>
+              <w:jc w:val="center"/>
+            </w:pPr>
+            <w:r>
+              <w:rPr/>
+              <w:t>Not</w:t>
+            </w:r>
+            <w:r>
+              <w:rPr/>
+              <w:t xml:space="preserve"> </w:t>
+            </w:r>
+            <w:r>
+              <w:rPr/>
+              <w:t>null</w:t>
+            </w:r>
+            <w:r>
+              <w:rPr/>
+              <w:t>/ FK</w:t>
+            </w:r>
           </w:p>
         </w:tc>
       </w:tr>
     </w:tbl>
-    <w:p/>
-    <w:p/>
+    <w:p>
+      <w:pPr>
+        <w:pStyle w:val="Normal"/>
+        <w:ind w:firstLine="0"/>
+      </w:pPr>
+      <w:r>
+        <w:rPr/>
+        <w:t>Entidade: Forma_Pagamento</w:t>
+      </w:r>
+    </w:p>
+    <w:tbl>
+      <w:tblPr>
+        <w:tblStyle w:val="Tabelacomgrade"/>
+        <w:tblW w:w="0" w:type="auto"/>
+        <w:tblLook w:val="04A0" w:firstRow="1" w:lastRow="0" w:firstColumn="1" w:lastColumn="0" w:noHBand="0" w:noVBand="1"/>
+      </w:tblPr>
+      <w:tblGrid>
+        <w:gridCol w:w="1698"/>
+        <w:gridCol w:w="1699"/>
+        <w:gridCol w:w="1695"/>
+        <w:gridCol w:w="2539"/>
+      </w:tblGrid>
+      <w:tr>
+        <w:trPr>
+          <w:trHeight w:val="615"/>
+        </w:trPr>
+        <w:tc>
+          <w:tcPr>
+            <w:tcW w:w="1698" w:type="dxa"/>
+            <w:shd w:val="clear" w:color="auto" w:fill="0070C0"/>
+            <w:tcMar/>
+            <w:vAlign w:val="center"/>
+          </w:tcPr>
+          <w:p>
+            <w:pPr>
+              <w:ind w:firstLine="0"/>
+              <w:jc w:val="center"/>
+            </w:pPr>
+            <w:r>
+              <w:rPr/>
+              <w:t>Atributo</w:t>
+            </w:r>
+          </w:p>
+        </w:tc>
+        <w:tc>
+          <w:tcPr>
+            <w:tcW w:w="1699" w:type="dxa"/>
+            <w:shd w:val="clear" w:color="auto" w:fill="0070C0"/>
+            <w:tcMar/>
+            <w:vAlign w:val="center"/>
+          </w:tcPr>
+          <w:p>
+            <w:pPr>
+              <w:ind w:firstLine="0"/>
+              <w:jc w:val="center"/>
+            </w:pPr>
+            <w:r>
+              <w:rPr/>
+              <w:t>Tipo de Dado</w:t>
+            </w:r>
+          </w:p>
+        </w:tc>
+        <w:tc>
+          <w:tcPr>
+            <w:tcW w:w="1695" w:type="dxa"/>
+            <w:shd w:val="clear" w:color="auto" w:fill="0070C0"/>
+            <w:tcMar/>
+            <w:vAlign w:val="center"/>
+          </w:tcPr>
+          <w:p>
+            <w:pPr>
+              <w:ind w:firstLine="0"/>
+              <w:jc w:val="center"/>
+            </w:pPr>
+            <w:r>
+              <w:rPr/>
+              <w:t>Tamanho</w:t>
+            </w:r>
+          </w:p>
+        </w:tc>
+        <w:tc>
+          <w:tcPr>
+            <w:tcW w:w="2539" w:type="dxa"/>
+            <w:shd w:val="clear" w:color="auto" w:fill="0070C0"/>
+            <w:tcMar/>
+            <w:vAlign w:val="center"/>
+          </w:tcPr>
+          <w:p>
+            <w:pPr>
+              <w:ind w:firstLine="0"/>
+              <w:jc w:val="center"/>
+            </w:pPr>
+            <w:r>
+              <w:rPr/>
+              <w:t>Restrições de domínio</w:t>
+            </w:r>
+          </w:p>
+        </w:tc>
+      </w:tr>
+      <w:tr>
+        <w:trPr>
+          <w:trHeight w:val="300"/>
+        </w:trPr>
+        <w:tc>
+          <w:tcPr>
+            <w:tcW w:w="1698" w:type="dxa"/>
+            <w:tcMar/>
+            <w:vAlign w:val="center"/>
+          </w:tcPr>
+          <w:p>
+            <w:pPr>
+              <w:pStyle w:val="Normal"/>
+              <w:suppressLineNumbers w:val="0"/>
+              <w:bidi w:val="0"/>
+              <w:spacing w:beforeAutospacing="on" w:afterAutospacing="on" w:line="240" w:lineRule="auto"/>
+              <w:ind w:left="0" w:right="0" w:firstLine="0"/>
+              <w:jc w:val="center"/>
+            </w:pPr>
+            <w:r>
+              <w:rPr/>
+              <w:t>f</w:t>
+            </w:r>
+            <w:r>
+              <w:rPr/>
+              <w:t>orma_pag</w:t>
+            </w:r>
+          </w:p>
+        </w:tc>
+        <w:tc>
+          <w:tcPr>
+            <w:tcW w:w="1699" w:type="dxa"/>
+            <w:tcMar/>
+            <w:vAlign w:val="center"/>
+          </w:tcPr>
+          <w:p>
+            <w:pPr>
+              <w:ind w:firstLine="0"/>
+              <w:jc w:val="center"/>
+            </w:pPr>
+            <w:r>
+              <w:rPr/>
+              <w:t>int</w:t>
+            </w:r>
+          </w:p>
+        </w:tc>
+        <w:tc>
+          <w:tcPr>
+            <w:tcW w:w="1695" w:type="dxa"/>
+            <w:tcMar/>
+            <w:vAlign w:val="center"/>
+          </w:tcPr>
+          <w:p>
+            <w:pPr>
+              <w:ind w:firstLine="0"/>
+              <w:jc w:val="center"/>
+            </w:pPr>
+          </w:p>
+        </w:tc>
+        <w:tc>
+          <w:tcPr>
+            <w:tcW w:w="2539" w:type="dxa"/>
+            <w:tcMar/>
+            <w:vAlign w:val="center"/>
+          </w:tcPr>
+          <w:p>
+            <w:pPr>
+              <w:ind w:firstLine="0"/>
+              <w:jc w:val="center"/>
+            </w:pPr>
+            <w:r>
+              <w:rPr/>
+              <w:t>PK</w:t>
+            </w:r>
+          </w:p>
+        </w:tc>
+      </w:tr>
+      <w:tr>
+        <w:trPr>
+          <w:trHeight w:val="315"/>
+        </w:trPr>
+        <w:tc>
+          <w:tcPr>
+            <w:tcW w:w="1698" w:type="dxa"/>
+            <w:tcMar/>
+            <w:vAlign w:val="center"/>
+          </w:tcPr>
+          <w:p>
+            <w:pPr>
+              <w:pStyle w:val="Normal"/>
+              <w:suppressLineNumbers w:val="0"/>
+              <w:bidi w:val="0"/>
+              <w:spacing w:beforeAutospacing="on" w:afterAutospacing="on" w:line="240" w:lineRule="auto"/>
+              <w:ind w:left="0" w:right="0" w:firstLine="0"/>
+              <w:jc w:val="center"/>
+            </w:pPr>
+            <w:r>
+              <w:rPr/>
+              <w:t>nome_forma</w:t>
+            </w:r>
+          </w:p>
+        </w:tc>
+        <w:tc>
+          <w:tcPr>
+            <w:tcW w:w="1699" w:type="dxa"/>
+            <w:tcMar/>
+            <w:vAlign w:val="center"/>
+          </w:tcPr>
+          <w:p>
+            <w:pPr>
+              <w:pStyle w:val="Normal"/>
+              <w:suppressLineNumbers w:val="0"/>
+              <w:bidi w:val="0"/>
+              <w:spacing w:beforeAutospacing="on" w:afterAutospacing="on" w:line="240" w:lineRule="auto"/>
+              <w:ind w:left="0" w:right="0" w:firstLine="0"/>
+              <w:jc w:val="center"/>
+            </w:pPr>
+            <w:r>
+              <w:rPr/>
+              <w:t>varchar</w:t>
+            </w:r>
+          </w:p>
+        </w:tc>
+        <w:tc>
+          <w:tcPr>
+            <w:tcW w:w="1695" w:type="dxa"/>
+            <w:tcMar/>
+            <w:vAlign w:val="center"/>
+          </w:tcPr>
+          <w:p>
+            <w:pPr>
+              <w:ind w:firstLine="0"/>
+              <w:jc w:val="center"/>
+            </w:pPr>
+            <w:r>
+              <w:rPr/>
+              <w:t>50</w:t>
+            </w:r>
+          </w:p>
+        </w:tc>
+        <w:tc>
+          <w:tcPr>
+            <w:tcW w:w="2539" w:type="dxa"/>
+            <w:tcMar/>
+            <w:vAlign w:val="center"/>
+          </w:tcPr>
+          <w:p>
+            <w:pPr>
+              <w:ind w:firstLine="0"/>
+              <w:jc w:val="center"/>
+            </w:pPr>
+            <w:r>
+              <w:rPr/>
+              <w:t>Not</w:t>
+            </w:r>
+            <w:r>
+              <w:rPr/>
+              <w:t xml:space="preserve"> </w:t>
+            </w:r>
+            <w:r>
+              <w:rPr/>
+              <w:t>null</w:t>
+            </w:r>
+          </w:p>
+        </w:tc>
+      </w:tr>
+    </w:tbl>
+    <w:p>
+      <w:pPr>
+        <w:pStyle w:val="Normal"/>
+        <w:ind w:firstLine="0"/>
+      </w:pPr>
+      <w:r>
+        <w:rPr/>
+        <w:t>Entidade: Final_</w:t>
+      </w:r>
+      <w:r>
+        <w:rPr/>
+        <w:t>da_compra</w:t>
+      </w:r>
+    </w:p>
+    <w:tbl>
+      <w:tblPr>
+        <w:tblStyle w:val="Tabelacomgrade"/>
+        <w:tblW w:w="0" w:type="auto"/>
+        <w:tblLook w:val="04A0" w:firstRow="1" w:lastRow="0" w:firstColumn="1" w:lastColumn="0" w:noHBand="0" w:noVBand="1"/>
+      </w:tblPr>
+      <w:tblGrid>
+        <w:gridCol w:w="1698"/>
+        <w:gridCol w:w="1699"/>
+        <w:gridCol w:w="1695"/>
+        <w:gridCol w:w="2539"/>
+      </w:tblGrid>
+      <w:tr>
+        <w:trPr>
+          <w:trHeight w:val="615"/>
+        </w:trPr>
+        <w:tc>
+          <w:tcPr>
+            <w:tcW w:w="1698" w:type="dxa"/>
+            <w:shd w:val="clear" w:color="auto" w:fill="0070C0"/>
+            <w:tcMar/>
+            <w:vAlign w:val="center"/>
+          </w:tcPr>
+          <w:p>
+            <w:pPr>
+              <w:ind w:firstLine="0"/>
+              <w:jc w:val="center"/>
+            </w:pPr>
+            <w:r>
+              <w:rPr/>
+              <w:t>Atributo</w:t>
+            </w:r>
+          </w:p>
+        </w:tc>
+        <w:tc>
+          <w:tcPr>
+            <w:tcW w:w="1699" w:type="dxa"/>
+            <w:shd w:val="clear" w:color="auto" w:fill="0070C0"/>
+            <w:tcMar/>
+            <w:vAlign w:val="center"/>
+          </w:tcPr>
+          <w:p>
+            <w:pPr>
+              <w:ind w:firstLine="0"/>
+              <w:jc w:val="center"/>
+            </w:pPr>
+            <w:r>
+              <w:rPr/>
+              <w:t>Tipo de Dado</w:t>
+            </w:r>
+          </w:p>
+        </w:tc>
+        <w:tc>
+          <w:tcPr>
+            <w:tcW w:w="1695" w:type="dxa"/>
+            <w:shd w:val="clear" w:color="auto" w:fill="0070C0"/>
+            <w:tcMar/>
+            <w:vAlign w:val="center"/>
+          </w:tcPr>
+          <w:p>
+            <w:pPr>
+              <w:ind w:firstLine="0"/>
+              <w:jc w:val="center"/>
+            </w:pPr>
+            <w:r>
+              <w:rPr/>
+              <w:t>Tamanho</w:t>
+            </w:r>
+          </w:p>
+        </w:tc>
+        <w:tc>
+          <w:tcPr>
+            <w:tcW w:w="2539" w:type="dxa"/>
+            <w:shd w:val="clear" w:color="auto" w:fill="0070C0"/>
+            <w:tcMar/>
+            <w:vAlign w:val="center"/>
+          </w:tcPr>
+          <w:p>
+            <w:pPr>
+              <w:ind w:firstLine="0"/>
+              <w:jc w:val="center"/>
+            </w:pPr>
+            <w:r>
+              <w:rPr/>
+              <w:t>Restrições de domínio</w:t>
+            </w:r>
+          </w:p>
+        </w:tc>
+      </w:tr>
+      <w:tr>
+        <w:trPr>
+          <w:trHeight w:val="300"/>
+        </w:trPr>
+        <w:tc>
+          <w:tcPr>
+            <w:tcW w:w="1698" w:type="dxa"/>
+            <w:tcMar/>
+            <w:vAlign w:val="center"/>
+          </w:tcPr>
+          <w:p>
+            <w:pPr>
+              <w:pStyle w:val="Normal"/>
+              <w:suppressLineNumbers w:val="0"/>
+              <w:bidi w:val="0"/>
+              <w:spacing w:beforeAutospacing="on" w:afterAutospacing="on" w:line="240" w:lineRule="auto"/>
+              <w:ind w:left="0" w:right="0" w:firstLine="0"/>
+              <w:jc w:val="center"/>
+            </w:pPr>
+            <w:r>
+              <w:rPr/>
+              <w:t>Id_total</w:t>
+            </w:r>
+          </w:p>
+        </w:tc>
+        <w:tc>
+          <w:tcPr>
+            <w:tcW w:w="1699" w:type="dxa"/>
+            <w:tcMar/>
+            <w:vAlign w:val="center"/>
+          </w:tcPr>
+          <w:p>
+            <w:pPr>
+              <w:ind w:firstLine="0"/>
+              <w:jc w:val="center"/>
+            </w:pPr>
+            <w:r>
+              <w:rPr/>
+              <w:t>int</w:t>
+            </w:r>
+          </w:p>
+        </w:tc>
+        <w:tc>
+          <w:tcPr>
+            <w:tcW w:w="1695" w:type="dxa"/>
+            <w:tcMar/>
+            <w:vAlign w:val="center"/>
+          </w:tcPr>
+          <w:p>
+            <w:pPr>
+              <w:ind w:firstLine="0"/>
+              <w:jc w:val="center"/>
+            </w:pPr>
+          </w:p>
+        </w:tc>
+        <w:tc>
+          <w:tcPr>
+            <w:tcW w:w="2539" w:type="dxa"/>
+            <w:tcMar/>
+            <w:vAlign w:val="center"/>
+          </w:tcPr>
+          <w:p>
+            <w:pPr>
+              <w:ind w:firstLine="0"/>
+              <w:jc w:val="center"/>
+            </w:pPr>
+            <w:r>
+              <w:rPr/>
+              <w:t>PK</w:t>
+            </w:r>
+          </w:p>
+        </w:tc>
+      </w:tr>
+      <w:tr>
+        <w:trPr>
+          <w:trHeight w:val="315"/>
+        </w:trPr>
+        <w:tc>
+          <w:tcPr>
+            <w:tcW w:w="1698" w:type="dxa"/>
+            <w:tcMar/>
+            <w:vAlign w:val="center"/>
+          </w:tcPr>
+          <w:p>
+            <w:pPr>
+              <w:pStyle w:val="Normal"/>
+              <w:suppressLineNumbers w:val="0"/>
+              <w:bidi w:val="0"/>
+              <w:spacing w:beforeAutospacing="on" w:afterAutospacing="on" w:line="240" w:lineRule="auto"/>
+              <w:ind w:left="0" w:right="0" w:firstLine="0"/>
+              <w:jc w:val="center"/>
+            </w:pPr>
+            <w:r>
+              <w:rPr/>
+              <w:t>comprar_sa</w:t>
+            </w:r>
+            <w:r>
+              <w:rPr/>
+              <w:t>cola</w:t>
+            </w:r>
+          </w:p>
+        </w:tc>
+        <w:tc>
+          <w:tcPr>
+            <w:tcW w:w="1699" w:type="dxa"/>
+            <w:tcMar/>
+            <w:vAlign w:val="center"/>
+          </w:tcPr>
+          <w:p>
+            <w:pPr>
+              <w:pStyle w:val="Normal"/>
+              <w:suppressLineNumbers w:val="0"/>
+              <w:bidi w:val="0"/>
+              <w:spacing w:beforeAutospacing="on" w:afterAutospacing="on" w:line="240" w:lineRule="auto"/>
+              <w:ind w:left="0" w:right="0" w:firstLine="0"/>
+              <w:jc w:val="center"/>
+            </w:pPr>
+            <w:r>
+              <w:rPr/>
+              <w:t>boolean</w:t>
+            </w:r>
+          </w:p>
+        </w:tc>
+        <w:tc>
+          <w:tcPr>
+            <w:tcW w:w="1695" w:type="dxa"/>
+            <w:tcMar/>
+            <w:vAlign w:val="center"/>
+          </w:tcPr>
+          <w:p>
+            <w:pPr>
+              <w:ind w:firstLine="0"/>
+              <w:jc w:val="center"/>
+            </w:pPr>
+          </w:p>
+        </w:tc>
+        <w:tc>
+          <w:tcPr>
+            <w:tcW w:w="2539" w:type="dxa"/>
+            <w:tcMar/>
+            <w:vAlign w:val="center"/>
+          </w:tcPr>
+          <w:p>
+            <w:pPr>
+              <w:ind w:firstLine="0"/>
+              <w:jc w:val="center"/>
+            </w:pPr>
+            <w:r>
+              <w:rPr/>
+              <w:t>Not</w:t>
+            </w:r>
+            <w:r>
+              <w:rPr/>
+              <w:t xml:space="preserve"> </w:t>
+            </w:r>
+            <w:r>
+              <w:rPr/>
+              <w:t>null</w:t>
+            </w:r>
+          </w:p>
+        </w:tc>
+      </w:tr>
+      <w:tr>
+        <w:trPr>
+          <w:trHeight w:val="315"/>
+        </w:trPr>
+        <w:tc>
+          <w:tcPr>
+            <w:tcW w:w="1698" w:type="dxa"/>
+            <w:tcMar/>
+            <w:vAlign w:val="center"/>
+          </w:tcPr>
+          <w:p>
+            <w:pPr>
+              <w:pStyle w:val="Normal"/>
+              <w:spacing w:line="240" w:lineRule="auto"/>
+              <w:ind w:firstLine="0"/>
+              <w:jc w:val="center"/>
+            </w:pPr>
+            <w:r>
+              <w:rPr/>
+              <w:t>imprimir_nota</w:t>
+            </w:r>
+          </w:p>
+        </w:tc>
+        <w:tc>
+          <w:tcPr>
+            <w:tcW w:w="1699" w:type="dxa"/>
+            <w:tcMar/>
+            <w:vAlign w:val="center"/>
+          </w:tcPr>
+          <w:p>
+            <w:pPr>
+              <w:pStyle w:val="Normal"/>
+              <w:spacing w:line="240" w:lineRule="auto"/>
+              <w:ind w:firstLine="0"/>
+              <w:jc w:val="center"/>
+            </w:pPr>
+            <w:r>
+              <w:rPr/>
+              <w:t>boolean</w:t>
+            </w:r>
+          </w:p>
+        </w:tc>
+        <w:tc>
+          <w:tcPr>
+            <w:tcW w:w="1695" w:type="dxa"/>
+            <w:tcMar/>
+            <w:vAlign w:val="center"/>
+          </w:tcPr>
+          <w:p>
+            <w:pPr>
+              <w:pStyle w:val="Normal"/>
+              <w:ind w:firstLine="0"/>
+              <w:jc w:val="center"/>
+            </w:pPr>
+          </w:p>
+        </w:tc>
+        <w:tc>
+          <w:tcPr>
+            <w:tcW w:w="2539" w:type="dxa"/>
+            <w:tcMar/>
+            <w:vAlign w:val="center"/>
+          </w:tcPr>
+          <w:p>
+            <w:pPr>
+              <w:pStyle w:val="Normal"/>
+              <w:ind w:firstLine="0"/>
+              <w:jc w:val="center"/>
+            </w:pPr>
+            <w:r>
+              <w:rPr/>
+              <w:t>Not null</w:t>
+            </w:r>
+          </w:p>
+        </w:tc>
+      </w:tr>
+    </w:tbl>
+    <w:p>
+      <w:pPr>
+        <w:pStyle w:val="Normal"/>
+        <w:ind w:firstLine="0"/>
+      </w:pPr>
+    </w:p>
+    <w:p>
+      <w:pPr>
+        <w:pStyle w:val="Normal"/>
+        <w:ind w:firstLine="0"/>
+      </w:pPr>
+    </w:p>
+    <w:p>
+      <w:pPr>
+        <w:pStyle w:val="Normal"/>
+        <w:ind w:firstLine="0"/>
+      </w:pPr>
+      <w:r>
+        <w:rPr/>
+        <w:t>DER (Diagrama Entidade Relacionamento)</w:t>
+      </w:r>
+    </w:p>
+    <w:p>
+      <w:pPr>
+        <w:pStyle w:val="Normal"/>
+        <w:ind w:firstLine="0"/>
+        <w:jc w:val="center"/>
+      </w:pPr>
+      <w:r>
+        <w:drawing>
+          <wp:inline wp14:editId="30B7A0D4" wp14:anchorId="0B75657B">
+            <wp:extent cx="1657350" cy="5400675"/>
+            <wp:effectExtent l="0" t="0" r="0" b="0"/>
+            <wp:docPr id="1177243264" name="drawing"/>
+            <wp:cNvGraphicFramePr>
+              <a:graphicFrameLocks noChangeAspect="1"/>
+            </wp:cNvGraphicFramePr>
+            <a:graphic>
+              <a:graphicData xmlns:a="http://schemas.openxmlformats.org/drawingml/2006/main" uri="http://schemas.openxmlformats.org/drawingml/2006/picture">
+                <pic:pic xmlns:pic="http://schemas.openxmlformats.org/drawingml/2006/picture">
+                  <pic:nvPicPr>
+                    <pic:cNvPr id="1177243264" name="Picture 1177243264"/>
+                    <pic:cNvPicPr/>
+                  </pic:nvPicPr>
+                  <pic:blipFill>
+                    <a:blip xmlns:r="http://schemas.openxmlformats.org/officeDocument/2006/relationships" r:embed="rId749212766">
+                      <a:extLst>
+                        <a:ext uri="{28A0092B-C50C-407E-A947-70E740481C1C}">
+                          <a14:useLocalDpi xmlns:a14="http://schemas.microsoft.com/office/drawing/2010/main"/>
+                        </a:ext>
+                      </a:extLst>
+                    </a:blip>
+                    <a:stretch>
+                      <a:fillRect/>
+                    </a:stretch>
+                  </pic:blipFill>
+                  <pic:spPr>
+                    <a:xfrm>
+                      <a:off x="0" y="0"/>
+                      <a:ext cx="1657350" cy="5400675"/>
+                    </a:xfrm>
+                    <a:prstGeom prst="rect">
+                      <a:avLst/>
+                    </a:prstGeom>
+                  </pic:spPr>
+                </pic:pic>
+              </a:graphicData>
+            </a:graphic>
+          </wp:inline>
+        </w:drawing>
+      </w:r>
+    </w:p>
     <w:sectPr>
-      <w:pgSz w:w="11906" w:h="16838"/>
+      <w:pgSz w:w="11906" w:h="16838" w:orient="portrait"/>
       <w:pgMar w:top="1417" w:right="1701" w:bottom="1417" w:left="1701" w:header="708" w:footer="708" w:gutter="0"/>
       <w:cols w:space="708"/>
       <w:docGrid w:linePitch="360"/>
@@ -744,14 +2642,14 @@
 <file path=word/endnotes.xml><?xml version="1.0" encoding="utf-8"?>
 <w:endnotes xmlns:wpc="http://schemas.microsoft.com/office/word/2010/wordprocessingCanvas" xmlns:cx="http://schemas.microsoft.com/office/drawing/2014/chartex" xmlns:cx1="http://schemas.microsoft.com/office/drawing/2015/9/8/chartex" xmlns:cx2="http://schemas.microsoft.com/office/drawing/2015/10/21/chartex" xmlns:cx3="http://schemas.microsoft.com/office/drawing/2016/5/9/chartex" xmlns:cx4="http://schemas.microsoft.com/office/drawing/2016/5/10/chartex" xmlns:cx5="http://schemas.microsoft.com/office/drawing/2016/5/11/chartex" xmlns:cx6="http://schemas.microsoft.com/office/drawing/2016/5/12/chartex" xmlns:cx7="http://schemas.microsoft.com/office/drawing/2016/5/13/chartex" xmlns:cx8="http://schemas.microsoft.com/office/drawing/2016/5/14/chartex" xmlns:mc="http://schemas.openxmlformats.org/markup-compatibility/2006" xmlns:aink="http://schemas.microsoft.com/office/drawing/2016/ink" xmlns:am3d="http://schemas.microsoft.com/office/drawing/2017/model3d" xmlns:o="urn:schemas-microsoft-com:office:office" xmlns:r="http://schemas.openxmlformats.org/officeDocument/2006/relationships" xmlns:m="http://schemas.openxmlformats.org/officeDocument/2006/math" xmlns:v="urn:schemas-microsoft-com:vml" xmlns:wp14="http://schemas.microsoft.com/office/word/2010/wordprocessingDrawing" xmlns:wp="http://schemas.openxmlformats.org/drawingml/2006/wordprocessingDrawing" xmlns:w10="urn:schemas-microsoft-com:office:word" xmlns:w="http://schemas.openxmlformats.org/wordprocessingml/2006/main" xmlns:w14="http://schemas.microsoft.com/office/word/2010/wordml" xmlns:w15="http://schemas.microsoft.com/office/word/2012/wordml" xmlns:w16cid="http://schemas.microsoft.com/office/word/2016/wordml/cid" xmlns:w16se="http://schemas.microsoft.com/office/word/2015/wordml/symex" xmlns:wpg="http://schemas.microsoft.com/office/word/2010/wordprocessingGroup" xmlns:wpi="http://schemas.microsoft.com/office/word/2010/wordprocessingInk" xmlns:wne="http://schemas.microsoft.com/office/word/2006/wordml" xmlns:wps="http://schemas.microsoft.com/office/word/2010/wordprocessingShape" mc:Ignorable="w14 w15 w16se w16cid wp14">
   <w:endnote w:type="separator" w:id="-1">
-    <w:p>
+    <w:p xmlns:wp14="http://schemas.microsoft.com/office/word/2010/wordml" wp14:textId="77777777">
       <w:r>
         <w:separator/>
       </w:r>
     </w:p>
   </w:endnote>
   <w:endnote w:type="continuationSeparator" w:id="0">
-    <w:p>
+    <w:p xmlns:wp14="http://schemas.microsoft.com/office/word/2010/wordml" wp14:textId="77777777">
       <w:r>
         <w:continuationSeparator/>
       </w:r>
@@ -763,14 +2661,14 @@
 <file path=word/footnotes.xml><?xml version="1.0" encoding="utf-8"?>
 <w:footnotes xmlns:wpc="http://schemas.microsoft.com/office/word/2010/wordprocessingCanvas" xmlns:cx="http://schemas.microsoft.com/office/drawing/2014/chartex" xmlns:cx1="http://schemas.microsoft.com/office/drawing/2015/9/8/chartex" xmlns:cx2="http://schemas.microsoft.com/office/drawing/2015/10/21/chartex" xmlns:cx3="http://schemas.microsoft.com/office/drawing/2016/5/9/chartex" xmlns:cx4="http://schemas.microsoft.com/office/drawing/2016/5/10/chartex" xmlns:cx5="http://schemas.microsoft.com/office/drawing/2016/5/11/chartex" xmlns:cx6="http://schemas.microsoft.com/office/drawing/2016/5/12/chartex" xmlns:cx7="http://schemas.microsoft.com/office/drawing/2016/5/13/chartex" xmlns:cx8="http://schemas.microsoft.com/office/drawing/2016/5/14/chartex" xmlns:mc="http://schemas.openxmlformats.org/markup-compatibility/2006" xmlns:aink="http://schemas.microsoft.com/office/drawing/2016/ink" xmlns:am3d="http://schemas.microsoft.com/office/drawing/2017/model3d" xmlns:o="urn:schemas-microsoft-com:office:office" xmlns:r="http://schemas.openxmlformats.org/officeDocument/2006/relationships" xmlns:m="http://schemas.openxmlformats.org/officeDocument/2006/math" xmlns:v="urn:schemas-microsoft-com:vml" xmlns:wp14="http://schemas.microsoft.com/office/word/2010/wordprocessingDrawing" xmlns:wp="http://schemas.openxmlformats.org/drawingml/2006/wordprocessingDrawing" xmlns:w10="urn:schemas-microsoft-com:office:word" xmlns:w="http://schemas.openxmlformats.org/wordprocessingml/2006/main" xmlns:w14="http://schemas.microsoft.com/office/word/2010/wordml" xmlns:w15="http://schemas.microsoft.com/office/word/2012/wordml" xmlns:w16cid="http://schemas.microsoft.com/office/word/2016/wordml/cid" xmlns:w16se="http://schemas.microsoft.com/office/word/2015/wordml/symex" xmlns:wpg="http://schemas.microsoft.com/office/word/2010/wordprocessingGroup" xmlns:wpi="http://schemas.microsoft.com/office/word/2010/wordprocessingInk" xmlns:wne="http://schemas.microsoft.com/office/word/2006/wordml" xmlns:wps="http://schemas.microsoft.com/office/word/2010/wordprocessingShape" mc:Ignorable="w14 w15 w16se w16cid wp14">
   <w:footnote w:type="separator" w:id="-1">
-    <w:p>
+    <w:p xmlns:wp14="http://schemas.microsoft.com/office/word/2010/wordml" wp14:textId="77777777">
       <w:r>
         <w:separator/>
       </w:r>
     </w:p>
   </w:footnote>
   <w:footnote w:type="continuationSeparator" w:id="0">
-    <w:p>
+    <w:p xmlns:wp14="http://schemas.microsoft.com/office/word/2010/wordml" wp14:textId="77777777">
       <w:r>
         <w:continuationSeparator/>
       </w:r>
@@ -794,7 +2692,7 @@
         <w:ind w:left="720" w:hanging="360"/>
       </w:pPr>
       <w:rPr>
-        <w:rFonts w:ascii="Symbol" w:hAnsi="Symbol" w:hint="default"/>
+        <w:rFonts w:hint="default" w:ascii="Symbol" w:hAnsi="Symbol"/>
       </w:rPr>
     </w:lvl>
     <w:lvl w:ilvl="1" w:tplc="04160003" w:tentative="1">
@@ -806,7 +2704,7 @@
         <w:ind w:left="1440" w:hanging="360"/>
       </w:pPr>
       <w:rPr>
-        <w:rFonts w:ascii="Courier New" w:hAnsi="Courier New" w:cs="Courier New" w:hint="default"/>
+        <w:rFonts w:hint="default" w:ascii="Courier New" w:hAnsi="Courier New" w:cs="Courier New"/>
       </w:rPr>
     </w:lvl>
     <w:lvl w:ilvl="2" w:tplc="04160005" w:tentative="1">
@@ -818,7 +2716,7 @@
         <w:ind w:left="2160" w:hanging="360"/>
       </w:pPr>
       <w:rPr>
-        <w:rFonts w:ascii="Wingdings" w:hAnsi="Wingdings" w:hint="default"/>
+        <w:rFonts w:hint="default" w:ascii="Wingdings" w:hAnsi="Wingdings"/>
       </w:rPr>
     </w:lvl>
     <w:lvl w:ilvl="3" w:tplc="04160001" w:tentative="1">
@@ -830,7 +2728,7 @@
         <w:ind w:left="2880" w:hanging="360"/>
       </w:pPr>
       <w:rPr>
-        <w:rFonts w:ascii="Symbol" w:hAnsi="Symbol" w:hint="default"/>
+        <w:rFonts w:hint="default" w:ascii="Symbol" w:hAnsi="Symbol"/>
       </w:rPr>
     </w:lvl>
     <w:lvl w:ilvl="4" w:tplc="04160003" w:tentative="1">
@@ -842,7 +2740,7 @@
         <w:ind w:left="3600" w:hanging="360"/>
       </w:pPr>
       <w:rPr>
-        <w:rFonts w:ascii="Courier New" w:hAnsi="Courier New" w:cs="Courier New" w:hint="default"/>
+        <w:rFonts w:hint="default" w:ascii="Courier New" w:hAnsi="Courier New" w:cs="Courier New"/>
       </w:rPr>
     </w:lvl>
     <w:lvl w:ilvl="5" w:tplc="04160005" w:tentative="1">
@@ -854,7 +2752,7 @@
         <w:ind w:left="4320" w:hanging="360"/>
       </w:pPr>
       <w:rPr>
-        <w:rFonts w:ascii="Wingdings" w:hAnsi="Wingdings" w:hint="default"/>
+        <w:rFonts w:hint="default" w:ascii="Wingdings" w:hAnsi="Wingdings"/>
       </w:rPr>
     </w:lvl>
     <w:lvl w:ilvl="6" w:tplc="04160001" w:tentative="1">
@@ -866,7 +2764,7 @@
         <w:ind w:left="5040" w:hanging="360"/>
       </w:pPr>
       <w:rPr>
-        <w:rFonts w:ascii="Symbol" w:hAnsi="Symbol" w:hint="default"/>
+        <w:rFonts w:hint="default" w:ascii="Symbol" w:hAnsi="Symbol"/>
       </w:rPr>
     </w:lvl>
     <w:lvl w:ilvl="7" w:tplc="04160003" w:tentative="1">
@@ -878,7 +2776,7 @@
         <w:ind w:left="5760" w:hanging="360"/>
       </w:pPr>
       <w:rPr>
-        <w:rFonts w:ascii="Courier New" w:hAnsi="Courier New" w:cs="Courier New" w:hint="default"/>
+        <w:rFonts w:hint="default" w:ascii="Courier New" w:hAnsi="Courier New" w:cs="Courier New"/>
       </w:rPr>
     </w:lvl>
     <w:lvl w:ilvl="8" w:tplc="04160005" w:tentative="1">
@@ -890,7 +2788,7 @@
         <w:ind w:left="6480" w:hanging="360"/>
       </w:pPr>
       <w:rPr>
-        <w:rFonts w:ascii="Wingdings" w:hAnsi="Wingdings" w:hint="default"/>
+        <w:rFonts w:hint="default" w:ascii="Wingdings" w:hAnsi="Wingdings"/>
       </w:rPr>
     </w:lvl>
   </w:abstractNum>
@@ -907,7 +2805,7 @@
         <w:ind w:left="1434" w:hanging="360"/>
       </w:pPr>
       <w:rPr>
-        <w:rFonts w:ascii="Symbol" w:hAnsi="Symbol" w:hint="default"/>
+        <w:rFonts w:hint="default" w:ascii="Symbol" w:hAnsi="Symbol"/>
       </w:rPr>
     </w:lvl>
     <w:lvl w:ilvl="1" w:tplc="04160003" w:tentative="1">
@@ -919,7 +2817,7 @@
         <w:ind w:left="2154" w:hanging="360"/>
       </w:pPr>
       <w:rPr>
-        <w:rFonts w:ascii="Courier New" w:hAnsi="Courier New" w:cs="Courier New" w:hint="default"/>
+        <w:rFonts w:hint="default" w:ascii="Courier New" w:hAnsi="Courier New" w:cs="Courier New"/>
       </w:rPr>
     </w:lvl>
     <w:lvl w:ilvl="2" w:tplc="04160005" w:tentative="1">
@@ -931,7 +2829,7 @@
         <w:ind w:left="2874" w:hanging="360"/>
       </w:pPr>
       <w:rPr>
-        <w:rFonts w:ascii="Wingdings" w:hAnsi="Wingdings" w:hint="default"/>
+        <w:rFonts w:hint="default" w:ascii="Wingdings" w:hAnsi="Wingdings"/>
       </w:rPr>
     </w:lvl>
     <w:lvl w:ilvl="3" w:tplc="04160001" w:tentative="1">
@@ -943,7 +2841,7 @@
         <w:ind w:left="3594" w:hanging="360"/>
       </w:pPr>
       <w:rPr>
-        <w:rFonts w:ascii="Symbol" w:hAnsi="Symbol" w:hint="default"/>
+        <w:rFonts w:hint="default" w:ascii="Symbol" w:hAnsi="Symbol"/>
       </w:rPr>
     </w:lvl>
     <w:lvl w:ilvl="4" w:tplc="04160003" w:tentative="1">
@@ -955,7 +2853,7 @@
         <w:ind w:left="4314" w:hanging="360"/>
       </w:pPr>
       <w:rPr>
-        <w:rFonts w:ascii="Courier New" w:hAnsi="Courier New" w:cs="Courier New" w:hint="default"/>
+        <w:rFonts w:hint="default" w:ascii="Courier New" w:hAnsi="Courier New" w:cs="Courier New"/>
       </w:rPr>
     </w:lvl>
     <w:lvl w:ilvl="5" w:tplc="04160005" w:tentative="1">
@@ -967,7 +2865,7 @@
         <w:ind w:left="5034" w:hanging="360"/>
       </w:pPr>
       <w:rPr>
-        <w:rFonts w:ascii="Wingdings" w:hAnsi="Wingdings" w:hint="default"/>
+        <w:rFonts w:hint="default" w:ascii="Wingdings" w:hAnsi="Wingdings"/>
       </w:rPr>
     </w:lvl>
     <w:lvl w:ilvl="6" w:tplc="04160001" w:tentative="1">
@@ -979,7 +2877,7 @@
         <w:ind w:left="5754" w:hanging="360"/>
       </w:pPr>
       <w:rPr>
-        <w:rFonts w:ascii="Symbol" w:hAnsi="Symbol" w:hint="default"/>
+        <w:rFonts w:hint="default" w:ascii="Symbol" w:hAnsi="Symbol"/>
       </w:rPr>
     </w:lvl>
     <w:lvl w:ilvl="7" w:tplc="04160003" w:tentative="1">
@@ -991,7 +2889,7 @@
         <w:ind w:left="6474" w:hanging="360"/>
       </w:pPr>
       <w:rPr>
-        <w:rFonts w:ascii="Courier New" w:hAnsi="Courier New" w:cs="Courier New" w:hint="default"/>
+        <w:rFonts w:hint="default" w:ascii="Courier New" w:hAnsi="Courier New" w:cs="Courier New"/>
       </w:rPr>
     </w:lvl>
     <w:lvl w:ilvl="8" w:tplc="04160005" w:tentative="1">
@@ -1003,7 +2901,7 @@
         <w:ind w:left="7194" w:hanging="360"/>
       </w:pPr>
       <w:rPr>
-        <w:rFonts w:ascii="Wingdings" w:hAnsi="Wingdings" w:hint="default"/>
+        <w:rFonts w:hint="default" w:ascii="Wingdings" w:hAnsi="Wingdings"/>
       </w:rPr>
     </w:lvl>
   </w:abstractNum>
@@ -1017,11 +2915,11 @@
 </file>
 
 <file path=word/styles.xml><?xml version="1.0" encoding="utf-8"?>
-<w:styles xmlns:mc="http://schemas.openxmlformats.org/markup-compatibility/2006" xmlns:r="http://schemas.openxmlformats.org/officeDocument/2006/relationships" xmlns:w="http://schemas.openxmlformats.org/wordprocessingml/2006/main" xmlns:w14="http://schemas.microsoft.com/office/word/2010/wordml" xmlns:w15="http://schemas.microsoft.com/office/word/2012/wordml" xmlns:w16cid="http://schemas.microsoft.com/office/word/2016/wordml/cid" xmlns:w16se="http://schemas.microsoft.com/office/word/2015/wordml/symex" mc:Ignorable="w14 w15 w16se w16cid">
+<w:styles xmlns:wp14="http://schemas.microsoft.com/office/word/2010/wordprocessingDrawing" xmlns:mc="http://schemas.openxmlformats.org/markup-compatibility/2006" xmlns:r="http://schemas.openxmlformats.org/officeDocument/2006/relationships" xmlns:w="http://schemas.openxmlformats.org/wordprocessingml/2006/main" xmlns:w14="http://schemas.microsoft.com/office/word/2010/wordml" xmlns:w15="http://schemas.microsoft.com/office/word/2012/wordml" xmlns:w16cid="http://schemas.microsoft.com/office/word/2016/wordml/cid" xmlns:w16se="http://schemas.microsoft.com/office/word/2015/wordml/symex" mc:Ignorable="w14 w15 w16se w16cid wp14">
   <w:docDefaults>
     <w:rPrDefault>
       <w:rPr>
-        <w:rFonts w:asciiTheme="minorHAnsi" w:eastAsiaTheme="minorHAnsi" w:hAnsiTheme="minorHAnsi" w:cstheme="minorBidi"/>
+        <w:rFonts w:asciiTheme="minorHAnsi" w:hAnsiTheme="minorHAnsi" w:eastAsiaTheme="minorHAnsi" w:cstheme="minorBidi"/>
         <w:sz w:val="22"/>
         <w:szCs w:val="22"/>
         <w:lang w:val="pt-BR" w:eastAsia="en-US" w:bidi="ar-SA"/>
@@ -1036,14 +2934,14 @@
   <w:latentStyles w:defLockedState="0" w:defUIPriority="99" w:defSemiHidden="0" w:defUnhideWhenUsed="0" w:defQFormat="0" w:count="375">
     <w:lsdException w:name="Normal" w:uiPriority="0" w:qFormat="1"/>
     <w:lsdException w:name="heading 1" w:uiPriority="9" w:qFormat="1"/>
-    <w:lsdException w:name="heading 2" w:semiHidden="1" w:uiPriority="9" w:unhideWhenUsed="1" w:qFormat="1"/>
-    <w:lsdException w:name="heading 3" w:semiHidden="1" w:uiPriority="9" w:unhideWhenUsed="1" w:qFormat="1"/>
-    <w:lsdException w:name="heading 4" w:semiHidden="1" w:uiPriority="9" w:unhideWhenUsed="1" w:qFormat="1"/>
-    <w:lsdException w:name="heading 5" w:semiHidden="1" w:uiPriority="9" w:unhideWhenUsed="1" w:qFormat="1"/>
-    <w:lsdException w:name="heading 6" w:semiHidden="1" w:uiPriority="9" w:unhideWhenUsed="1" w:qFormat="1"/>
-    <w:lsdException w:name="heading 7" w:semiHidden="1" w:uiPriority="9" w:unhideWhenUsed="1" w:qFormat="1"/>
-    <w:lsdException w:name="heading 8" w:semiHidden="1" w:uiPriority="9" w:unhideWhenUsed="1" w:qFormat="1"/>
-    <w:lsdException w:name="heading 9" w:semiHidden="1" w:uiPriority="9" w:unhideWhenUsed="1" w:qFormat="1"/>
+    <w:lsdException w:name="heading 2" w:uiPriority="9" w:semiHidden="1" w:unhideWhenUsed="1" w:qFormat="1"/>
+    <w:lsdException w:name="heading 3" w:uiPriority="9" w:semiHidden="1" w:unhideWhenUsed="1" w:qFormat="1"/>
+    <w:lsdException w:name="heading 4" w:uiPriority="9" w:semiHidden="1" w:unhideWhenUsed="1" w:qFormat="1"/>
+    <w:lsdException w:name="heading 5" w:uiPriority="9" w:semiHidden="1" w:unhideWhenUsed="1" w:qFormat="1"/>
+    <w:lsdException w:name="heading 6" w:uiPriority="9" w:semiHidden="1" w:unhideWhenUsed="1" w:qFormat="1"/>
+    <w:lsdException w:name="heading 7" w:uiPriority="9" w:semiHidden="1" w:unhideWhenUsed="1" w:qFormat="1"/>
+    <w:lsdException w:name="heading 8" w:uiPriority="9" w:semiHidden="1" w:unhideWhenUsed="1" w:qFormat="1"/>
+    <w:lsdException w:name="heading 9" w:uiPriority="9" w:semiHidden="1" w:unhideWhenUsed="1" w:qFormat="1"/>
     <w:lsdException w:name="index 1" w:semiHidden="1" w:unhideWhenUsed="1"/>
     <w:lsdException w:name="index 2" w:semiHidden="1" w:unhideWhenUsed="1"/>
     <w:lsdException w:name="index 3" w:semiHidden="1" w:unhideWhenUsed="1"/>
@@ -1053,22 +2951,22 @@
     <w:lsdException w:name="index 7" w:semiHidden="1" w:unhideWhenUsed="1"/>
     <w:lsdException w:name="index 8" w:semiHidden="1" w:unhideWhenUsed="1"/>
     <w:lsdException w:name="index 9" w:semiHidden="1" w:unhideWhenUsed="1"/>
-    <w:lsdException w:name="toc 1" w:semiHidden="1" w:uiPriority="39" w:unhideWhenUsed="1"/>
-    <w:lsdException w:name="toc 2" w:semiHidden="1" w:uiPriority="39" w:unhideWhenUsed="1"/>
-    <w:lsdException w:name="toc 3" w:semiHidden="1" w:uiPriority="39" w:unhideWhenUsed="1"/>
-    <w:lsdException w:name="toc 4" w:semiHidden="1" w:uiPriority="39" w:unhideWhenUsed="1"/>
-    <w:lsdException w:name="toc 5" w:semiHidden="1" w:uiPriority="39" w:unhideWhenUsed="1"/>
-    <w:lsdException w:name="toc 6" w:semiHidden="1" w:uiPriority="39" w:unhideWhenUsed="1"/>
-    <w:lsdException w:name="toc 7" w:semiHidden="1" w:uiPriority="39" w:unhideWhenUsed="1"/>
-    <w:lsdException w:name="toc 8" w:semiHidden="1" w:uiPriority="39" w:unhideWhenUsed="1"/>
-    <w:lsdException w:name="toc 9" w:semiHidden="1" w:uiPriority="39" w:unhideWhenUsed="1"/>
+    <w:lsdException w:name="toc 1" w:uiPriority="39" w:semiHidden="1" w:unhideWhenUsed="1"/>
+    <w:lsdException w:name="toc 2" w:uiPriority="39" w:semiHidden="1" w:unhideWhenUsed="1"/>
+    <w:lsdException w:name="toc 3" w:uiPriority="39" w:semiHidden="1" w:unhideWhenUsed="1"/>
+    <w:lsdException w:name="toc 4" w:uiPriority="39" w:semiHidden="1" w:unhideWhenUsed="1"/>
+    <w:lsdException w:name="toc 5" w:uiPriority="39" w:semiHidden="1" w:unhideWhenUsed="1"/>
+    <w:lsdException w:name="toc 6" w:uiPriority="39" w:semiHidden="1" w:unhideWhenUsed="1"/>
+    <w:lsdException w:name="toc 7" w:uiPriority="39" w:semiHidden="1" w:unhideWhenUsed="1"/>
+    <w:lsdException w:name="toc 8" w:uiPriority="39" w:semiHidden="1" w:unhideWhenUsed="1"/>
+    <w:lsdException w:name="toc 9" w:uiPriority="39" w:semiHidden="1" w:unhideWhenUsed="1"/>
     <w:lsdException w:name="Normal Indent" w:semiHidden="1" w:unhideWhenUsed="1"/>
     <w:lsdException w:name="footnote text" w:semiHidden="1" w:unhideWhenUsed="1"/>
     <w:lsdException w:name="annotation text" w:semiHidden="1" w:unhideWhenUsed="1"/>
     <w:lsdException w:name="header" w:semiHidden="1" w:unhideWhenUsed="1"/>
     <w:lsdException w:name="footer" w:semiHidden="1" w:unhideWhenUsed="1"/>
     <w:lsdException w:name="index heading" w:semiHidden="1" w:unhideWhenUsed="1"/>
-    <w:lsdException w:name="caption" w:semiHidden="1" w:uiPriority="35" w:unhideWhenUsed="1" w:qFormat="1"/>
+    <w:lsdException w:name="caption" w:uiPriority="35" w:semiHidden="1" w:unhideWhenUsed="1" w:qFormat="1"/>
     <w:lsdException w:name="table of figures" w:semiHidden="1" w:unhideWhenUsed="1"/>
     <w:lsdException w:name="envelope address" w:semiHidden="1" w:unhideWhenUsed="1"/>
     <w:lsdException w:name="envelope return" w:semiHidden="1" w:unhideWhenUsed="1"/>
@@ -1099,7 +2997,7 @@
     <w:lsdException w:name="Title" w:uiPriority="10" w:qFormat="1"/>
     <w:lsdException w:name="Closing" w:semiHidden="1" w:unhideWhenUsed="1"/>
     <w:lsdException w:name="Signature" w:semiHidden="1" w:unhideWhenUsed="1"/>
-    <w:lsdException w:name="Default Paragraph Font" w:semiHidden="1" w:uiPriority="1" w:unhideWhenUsed="1"/>
+    <w:lsdException w:name="Default Paragraph Font" w:uiPriority="1" w:semiHidden="1" w:unhideWhenUsed="1"/>
     <w:lsdException w:name="Body Text" w:semiHidden="1" w:unhideWhenUsed="1"/>
     <w:lsdException w:name="Body Text Indent" w:semiHidden="1" w:unhideWhenUsed="1"/>
     <w:lsdException w:name="List Continue" w:semiHidden="1" w:unhideWhenUsed="1"/>
@@ -1299,8 +3197,8 @@
     <w:lsdException w:name="Subtle Reference" w:uiPriority="31" w:qFormat="1"/>
     <w:lsdException w:name="Intense Reference" w:uiPriority="32" w:qFormat="1"/>
     <w:lsdException w:name="Book Title" w:uiPriority="33" w:qFormat="1"/>
-    <w:lsdException w:name="Bibliography" w:semiHidden="1" w:uiPriority="37" w:unhideWhenUsed="1"/>
-    <w:lsdException w:name="TOC Heading" w:semiHidden="1" w:uiPriority="39" w:unhideWhenUsed="1" w:qFormat="1"/>
+    <w:lsdException w:name="Bibliography" w:uiPriority="37" w:semiHidden="1" w:unhideWhenUsed="1"/>
+    <w:lsdException w:name="TOC Heading" w:uiPriority="39" w:semiHidden="1" w:unhideWhenUsed="1" w:qFormat="1"/>
     <w:lsdException w:name="Plain Table 1" w:uiPriority="41"/>
     <w:lsdException w:name="Plain Table 2" w:uiPriority="42"/>
     <w:lsdException w:name="Plain Table 3" w:uiPriority="43"/>
@@ -1410,45 +3308,47 @@
     <w:lsdException w:name="Hashtag" w:semiHidden="1" w:unhideWhenUsed="1"/>
     <w:lsdException w:name="Unresolved Mention" w:semiHidden="1" w:unhideWhenUsed="1"/>
   </w:latentStyles>
-  <w:style w:type="paragraph" w:default="1" w:styleId="Normal">
+  <w:style w:type="paragraph" w:styleId="Normal" w:default="1">
+    <w:uiPriority w:val="0"/>
     <w:name w:val="Normal"/>
     <w:qFormat/>
-    <w:rsid w:val="00B56F90"/>
+    <w:rsid w:val="0BF92F07"/>
+    <w:rPr>
+      <w:rFonts w:ascii="Arial" w:hAnsi="Arial" w:eastAsia="Times New Roman" w:cs="Arial"/>
+      <w:sz w:val="24"/>
+      <w:szCs w:val="24"/>
+      <w:lang w:eastAsia="pt-BR"/>
+    </w:rPr>
     <w:pPr>
-      <w:spacing w:before="100" w:beforeAutospacing="1" w:after="100" w:afterAutospacing="1" w:line="240" w:lineRule="auto"/>
+      <w:spacing w:beforeAutospacing="on" w:afterAutospacing="on"/>
       <w:ind w:firstLine="708"/>
       <w:jc w:val="both"/>
     </w:pPr>
-    <w:rPr>
-      <w:rFonts w:ascii="Arial" w:eastAsia="Times New Roman" w:hAnsi="Arial" w:cs="Arial"/>
-      <w:lang w:eastAsia="pt-BR"/>
-    </w:rPr>
   </w:style>
   <w:style w:type="paragraph" w:styleId="Ttulo1">
+    <w:uiPriority w:val="9"/>
     <w:name w:val="heading 1"/>
     <w:basedOn w:val="Normal"/>
     <w:next w:val="Normal"/>
     <w:link w:val="Ttulo1Char"/>
-    <w:uiPriority w:val="9"/>
     <w:qFormat/>
-    <w:rsid w:val="00366351"/>
+    <w:rsid w:val="0BF92F07"/>
+    <w:rPr>
+      <w:b w:val="1"/>
+      <w:bCs w:val="1"/>
+    </w:rPr>
     <w:pPr>
       <w:ind w:firstLine="0"/>
       <w:outlineLvl w:val="0"/>
     </w:pPr>
-    <w:rPr>
-      <w:b/>
-      <w:sz w:val="24"/>
-      <w:szCs w:val="24"/>
-    </w:rPr>
   </w:style>
-  <w:style w:type="character" w:default="1" w:styleId="Fontepargpadro">
+  <w:style w:type="character" w:styleId="Fontepargpadro" w:default="1">
     <w:name w:val="Default Paragraph Font"/>
     <w:uiPriority w:val="1"/>
     <w:semiHidden/>
     <w:unhideWhenUsed/>
   </w:style>
-  <w:style w:type="table" w:default="1" w:styleId="Tabelanormal">
+  <w:style w:type="table" w:styleId="Tabelanormal" w:default="1">
     <w:name w:val="Normal Table"/>
     <w:uiPriority w:val="99"/>
     <w:semiHidden/>
@@ -1463,22 +3363,20 @@
       </w:tblCellMar>
     </w:tblPr>
   </w:style>
-  <w:style w:type="numbering" w:default="1" w:styleId="Semlista">
+  <w:style w:type="numbering" w:styleId="Semlista" w:default="1">
     <w:name w:val="No List"/>
     <w:uiPriority w:val="99"/>
     <w:semiHidden/>
     <w:unhideWhenUsed/>
   </w:style>
   <w:style w:type="paragraph" w:styleId="NormalWeb">
+    <w:uiPriority w:val="99"/>
     <w:name w:val="Normal (Web)"/>
     <w:basedOn w:val="Normal"/>
-    <w:uiPriority w:val="99"/>
     <w:unhideWhenUsed/>
-    <w:rsid w:val="003E71EC"/>
+    <w:rsid w:val="0BF92F07"/>
     <w:rPr>
       <w:rFonts w:ascii="Times New Roman" w:hAnsi="Times New Roman" w:cs="Times New Roman"/>
-      <w:sz w:val="24"/>
-      <w:szCs w:val="24"/>
     </w:rPr>
   </w:style>
   <w:style w:type="character" w:styleId="Forte">
@@ -1493,21 +3391,21 @@
     </w:rPr>
   </w:style>
   <w:style w:type="paragraph" w:styleId="Cabealho">
+    <w:uiPriority w:val="99"/>
     <w:name w:val="header"/>
     <w:basedOn w:val="Normal"/>
+    <w:unhideWhenUsed/>
     <w:link w:val="CabealhoChar"/>
-    <w:uiPriority w:val="99"/>
-    <w:unhideWhenUsed/>
-    <w:rsid w:val="00155604"/>
+    <w:rsid w:val="0BF92F07"/>
     <w:pPr>
       <w:tabs>
-        <w:tab w:val="center" w:pos="4252"/>
-        <w:tab w:val="right" w:pos="8504"/>
+        <w:tab w:val="center" w:leader="none" w:pos="4252"/>
+        <w:tab w:val="right" w:leader="none" w:pos="8504"/>
       </w:tabs>
       <w:spacing w:after="0"/>
     </w:pPr>
   </w:style>
-  <w:style w:type="character" w:customStyle="1" w:styleId="CabealhoChar">
+  <w:style w:type="character" w:styleId="CabealhoChar" w:customStyle="1">
     <w:name w:val="Cabeçalho Char"/>
     <w:basedOn w:val="Fontepargpadro"/>
     <w:link w:val="Cabealho"/>
@@ -1515,35 +3413,35 @@
     <w:rsid w:val="00155604"/>
   </w:style>
   <w:style w:type="paragraph" w:styleId="Rodap">
+    <w:uiPriority w:val="99"/>
     <w:name w:val="footer"/>
     <w:basedOn w:val="Normal"/>
+    <w:unhideWhenUsed/>
     <w:link w:val="RodapChar"/>
-    <w:uiPriority w:val="99"/>
-    <w:unhideWhenUsed/>
-    <w:rsid w:val="00155604"/>
+    <w:rsid w:val="0BF92F07"/>
     <w:pPr>
       <w:tabs>
-        <w:tab w:val="center" w:pos="4252"/>
-        <w:tab w:val="right" w:pos="8504"/>
+        <w:tab w:val="center" w:leader="none" w:pos="4252"/>
+        <w:tab w:val="right" w:leader="none" w:pos="8504"/>
       </w:tabs>
       <w:spacing w:after="0"/>
     </w:pPr>
   </w:style>
-  <w:style w:type="character" w:customStyle="1" w:styleId="RodapChar">
+  <w:style w:type="character" w:styleId="RodapChar" w:customStyle="1">
     <w:name w:val="Rodapé Char"/>
     <w:basedOn w:val="Fontepargpadro"/>
     <w:link w:val="Rodap"/>
     <w:uiPriority w:val="99"/>
     <w:rsid w:val="00155604"/>
   </w:style>
-  <w:style w:type="character" w:customStyle="1" w:styleId="Ttulo1Char">
+  <w:style w:type="character" w:styleId="Ttulo1Char" w:customStyle="1">
     <w:name w:val="Título 1 Char"/>
     <w:basedOn w:val="Fontepargpadro"/>
     <w:link w:val="Ttulo1"/>
     <w:uiPriority w:val="9"/>
     <w:rsid w:val="00366351"/>
     <w:rPr>
-      <w:rFonts w:ascii="Arial" w:eastAsia="Times New Roman" w:hAnsi="Arial" w:cs="Arial"/>
+      <w:rFonts w:ascii="Arial" w:hAnsi="Arial" w:eastAsia="Times New Roman" w:cs="Arial"/>
       <w:b/>
       <w:sz w:val="24"/>
       <w:szCs w:val="24"/>
@@ -1551,12 +3449,13 @@
     </w:rPr>
   </w:style>
   <w:style w:type="paragraph" w:styleId="PargrafodaLista">
+    <w:uiPriority w:val="34"/>
     <w:name w:val="List Paragraph"/>
     <w:basedOn w:val="Normal"/>
-    <w:uiPriority w:val="34"/>
     <w:qFormat/>
-    <w:rsid w:val="00021E74"/>
+    <w:rsid w:val="0BF92F07"/>
     <w:pPr>
+      <w:spacing/>
       <w:ind w:left="720"/>
       <w:contextualSpacing/>
     </w:pPr>
@@ -1571,12 +3470,12 @@
     </w:pPr>
     <w:tblPr>
       <w:tblBorders>
-        <w:top w:val="single" w:sz="4" w:space="0" w:color="auto"/>
-        <w:left w:val="single" w:sz="4" w:space="0" w:color="auto"/>
-        <w:bottom w:val="single" w:sz="4" w:space="0" w:color="auto"/>
-        <w:right w:val="single" w:sz="4" w:space="0" w:color="auto"/>
-        <w:insideH w:val="single" w:sz="4" w:space="0" w:color="auto"/>
-        <w:insideV w:val="single" w:sz="4" w:space="0" w:color="auto"/>
+        <w:top w:val="single" w:color="auto" w:sz="4" w:space="0"/>
+        <w:left w:val="single" w:color="auto" w:sz="4" w:space="0"/>
+        <w:bottom w:val="single" w:color="auto" w:sz="4" w:space="0"/>
+        <w:right w:val="single" w:color="auto" w:sz="4" w:space="0"/>
+        <w:insideH w:val="single" w:color="auto" w:sz="4" w:space="0"/>
+        <w:insideV w:val="single" w:color="auto" w:sz="4" w:space="0"/>
       </w:tblBorders>
     </w:tblPr>
   </w:style>
@@ -1584,7 +3483,7 @@
 </file>
 
 <file path=word/theme/theme1.xml><?xml version="1.0" encoding="utf-8"?>
-<a:theme xmlns:a="http://schemas.openxmlformats.org/drawingml/2006/main" name="Tema do Office">
+<a:theme xmlns:a="http://schemas.openxmlformats.org/drawingml/2006/main" xmlns:thm15="http://schemas.microsoft.com/office/thememl/2012/main" name="Tema do Office">
   <a:themeElements>
     <a:clrScheme name="Office">
       <a:dk1>

--- a/Loja de doces história do cliente.docx
+++ b/Loja de doces história do cliente.docx
@@ -2587,10 +2587,10 @@
       </w:pPr>
       <w:r>
         <w:drawing>
-          <wp:inline wp14:editId="30B7A0D4" wp14:anchorId="0B75657B">
-            <wp:extent cx="1657350" cy="5400675"/>
+          <wp:inline wp14:editId="3BE2AD4B" wp14:anchorId="36BBAC7D">
+            <wp:extent cx="3190875" cy="5400675"/>
             <wp:effectExtent l="0" t="0" r="0" b="0"/>
-            <wp:docPr id="1177243264" name="drawing"/>
+            <wp:docPr id="1612868387" name="drawing"/>
             <wp:cNvGraphicFramePr>
               <a:graphicFrameLocks noChangeAspect="1"/>
             </wp:cNvGraphicFramePr>
@@ -2598,11 +2598,11 @@
               <a:graphicData xmlns:a="http://schemas.openxmlformats.org/drawingml/2006/main" uri="http://schemas.openxmlformats.org/drawingml/2006/picture">
                 <pic:pic xmlns:pic="http://schemas.openxmlformats.org/drawingml/2006/picture">
                   <pic:nvPicPr>
-                    <pic:cNvPr id="1177243264" name="Picture 1177243264"/>
+                    <pic:cNvPr id="1612868387" name="Picture 1612868387"/>
                     <pic:cNvPicPr/>
                   </pic:nvPicPr>
                   <pic:blipFill>
-                    <a:blip xmlns:r="http://schemas.openxmlformats.org/officeDocument/2006/relationships" r:embed="rId749212766">
+                    <a:blip xmlns:r="http://schemas.openxmlformats.org/officeDocument/2006/relationships" r:embed="rId569714179">
                       <a:extLst>
                         <a:ext uri="{28A0092B-C50C-407E-A947-70E740481C1C}">
                           <a14:useLocalDpi xmlns:a14="http://schemas.microsoft.com/office/drawing/2010/main"/>
@@ -2616,7 +2616,7 @@
                   <pic:spPr>
                     <a:xfrm>
                       <a:off x="0" y="0"/>
-                      <a:ext cx="1657350" cy="5400675"/>
+                      <a:ext cx="3190875" cy="5400675"/>
                     </a:xfrm>
                     <a:prstGeom prst="rect">
                       <a:avLst/>
@@ -3312,7 +3312,7 @@
     <w:uiPriority w:val="0"/>
     <w:name w:val="Normal"/>
     <w:qFormat/>
-    <w:rsid w:val="0BF92F07"/>
+    <w:rsid w:val="54875C20"/>
     <w:rPr>
       <w:rFonts w:ascii="Arial" w:hAnsi="Arial" w:eastAsia="Times New Roman" w:cs="Arial"/>
       <w:sz w:val="24"/>
@@ -3332,7 +3332,7 @@
     <w:next w:val="Normal"/>
     <w:link w:val="Ttulo1Char"/>
     <w:qFormat/>
-    <w:rsid w:val="0BF92F07"/>
+    <w:rsid w:val="54875C20"/>
     <w:rPr>
       <w:b w:val="1"/>
       <w:bCs w:val="1"/>
@@ -3374,7 +3374,7 @@
     <w:name w:val="Normal (Web)"/>
     <w:basedOn w:val="Normal"/>
     <w:unhideWhenUsed/>
-    <w:rsid w:val="0BF92F07"/>
+    <w:rsid w:val="54875C20"/>
     <w:rPr>
       <w:rFonts w:ascii="Times New Roman" w:hAnsi="Times New Roman" w:cs="Times New Roman"/>
     </w:rPr>
@@ -3396,7 +3396,7 @@
     <w:basedOn w:val="Normal"/>
     <w:unhideWhenUsed/>
     <w:link w:val="CabealhoChar"/>
-    <w:rsid w:val="0BF92F07"/>
+    <w:rsid w:val="54875C20"/>
     <w:pPr>
       <w:tabs>
         <w:tab w:val="center" w:leader="none" w:pos="4252"/>
@@ -3418,7 +3418,7 @@
     <w:basedOn w:val="Normal"/>
     <w:unhideWhenUsed/>
     <w:link w:val="RodapChar"/>
-    <w:rsid w:val="0BF92F07"/>
+    <w:rsid w:val="54875C20"/>
     <w:pPr>
       <w:tabs>
         <w:tab w:val="center" w:leader="none" w:pos="4252"/>
@@ -3453,7 +3453,7 @@
     <w:name w:val="List Paragraph"/>
     <w:basedOn w:val="Normal"/>
     <w:qFormat/>
-    <w:rsid w:val="0BF92F07"/>
+    <w:rsid w:val="54875C20"/>
     <w:pPr>
       <w:spacing/>
       <w:ind w:left="720"/>
